--- a/IT353 Project.docx
+++ b/IT353 Project.docx
@@ -1617,14 +1617,7 @@
                                     <w:rPr>
                                       <w:color w:val="auto"/>
                                     </w:rPr>
-                                    <w:t xml:space="preserve"> will be given if you try to bypass the </w:t>
-                                  </w:r>
-                                  <w:proofErr w:type="spellStart"/>
-                                  <w:r>
-                                    <w:rPr>
-                                      <w:color w:val="auto"/>
-                                    </w:rPr>
-                                    <w:t>SafeAssi</w:t>
+                                    <w:t xml:space="preserve"> will be given if you try to bypass the SafeAssi</w:t>
                                   </w:r>
                                   <w:r>
                                     <w:rPr>
@@ -1632,7 +1625,6 @@
                                     </w:rPr>
                                     <w:t>gn</w:t>
                                   </w:r>
-                                  <w:proofErr w:type="spellEnd"/>
                                   <w:r>
                                     <w:rPr>
                                       <w:color w:val="auto"/>
@@ -2105,14 +2097,7 @@
                               <w:rPr>
                                 <w:color w:val="auto"/>
                               </w:rPr>
-                              <w:t xml:space="preserve"> will be given if you try to bypass the </w:t>
-                            </w:r>
-                            <w:proofErr w:type="spellStart"/>
-                            <w:r>
-                              <w:rPr>
-                                <w:color w:val="auto"/>
-                              </w:rPr>
-                              <w:t>SafeAssi</w:t>
+                              <w:t xml:space="preserve"> will be given if you try to bypass the SafeAssi</w:t>
                             </w:r>
                             <w:r>
                               <w:rPr>
@@ -2120,7 +2105,6 @@
                               </w:rPr>
                               <w:t>gn</w:t>
                             </w:r>
-                            <w:proofErr w:type="spellEnd"/>
                             <w:r>
                               <w:rPr>
                                 <w:color w:val="auto"/>
@@ -2590,39 +2574,8 @@
                                           <w:sz w:val="28"/>
                                           <w:szCs w:val="28"/>
                                         </w:rPr>
-                                        <w:t xml:space="preserve">Jana Abdullah </w:t>
+                                        <w:t>Jana Abdullah Jaber Zahrani</w:t>
                                       </w:r>
-                                      <w:proofErr w:type="spellStart"/>
-                                      <w:r>
-                                        <w:rPr>
-                                          <w:b/>
-                                          <w:bCs/>
-                                          <w:sz w:val="28"/>
-                                          <w:szCs w:val="28"/>
-                                        </w:rPr>
-                                        <w:t>Jaber</w:t>
-                                      </w:r>
-                                      <w:proofErr w:type="spellEnd"/>
-                                      <w:r>
-                                        <w:rPr>
-                                          <w:b/>
-                                          <w:bCs/>
-                                          <w:sz w:val="28"/>
-                                          <w:szCs w:val="28"/>
-                                        </w:rPr>
-                                        <w:t xml:space="preserve"> </w:t>
-                                      </w:r>
-                                      <w:proofErr w:type="spellStart"/>
-                                      <w:r>
-                                        <w:rPr>
-                                          <w:b/>
-                                          <w:bCs/>
-                                          <w:sz w:val="28"/>
-                                          <w:szCs w:val="28"/>
-                                        </w:rPr>
-                                        <w:t>Zahrani</w:t>
-                                      </w:r>
-                                      <w:proofErr w:type="spellEnd"/>
                                     </w:p>
                                     <w:p>
                                       <w:pPr>
@@ -2734,7 +2687,6 @@
                                       <w:pPr>
                                         <w:pStyle w:val="a5"/>
                                         <w:rPr>
-                                          <w:rFonts w:hint="cs"/>
                                           <w:b/>
                                           <w:bCs/>
                                           <w:sz w:val="28"/>
@@ -3091,39 +3043,8 @@
                                     <w:sz w:val="28"/>
                                     <w:szCs w:val="28"/>
                                   </w:rPr>
-                                  <w:t xml:space="preserve">Jana Abdullah </w:t>
+                                  <w:t>Jana Abdullah Jaber Zahrani</w:t>
                                 </w:r>
-                                <w:proofErr w:type="spellStart"/>
-                                <w:r>
-                                  <w:rPr>
-                                    <w:b/>
-                                    <w:bCs/>
-                                    <w:sz w:val="28"/>
-                                    <w:szCs w:val="28"/>
-                                  </w:rPr>
-                                  <w:t>Jaber</w:t>
-                                </w:r>
-                                <w:proofErr w:type="spellEnd"/>
-                                <w:r>
-                                  <w:rPr>
-                                    <w:b/>
-                                    <w:bCs/>
-                                    <w:sz w:val="28"/>
-                                    <w:szCs w:val="28"/>
-                                  </w:rPr>
-                                  <w:t xml:space="preserve"> </w:t>
-                                </w:r>
-                                <w:proofErr w:type="spellStart"/>
-                                <w:r>
-                                  <w:rPr>
-                                    <w:b/>
-                                    <w:bCs/>
-                                    <w:sz w:val="28"/>
-                                    <w:szCs w:val="28"/>
-                                  </w:rPr>
-                                  <w:t>Zahrani</w:t>
-                                </w:r>
-                                <w:proofErr w:type="spellEnd"/>
                               </w:p>
                               <w:p>
                                 <w:pPr>
@@ -3235,7 +3156,6 @@
                                 <w:pPr>
                                   <w:pStyle w:val="a5"/>
                                   <w:rPr>
-                                    <w:rFonts w:hint="cs"/>
                                     <w:b/>
                                     <w:bCs/>
                                     <w:sz w:val="28"/>
@@ -4013,23 +3933,7 @@
           <w:sz w:val="24"/>
           <w:szCs w:val="24"/>
         </w:rPr>
-        <w:t xml:space="preserve">If you used any AI tools during this project (e.g., </w:t>
-      </w:r>
-      <w:proofErr w:type="spellStart"/>
-      <w:r>
-        <w:rPr>
-          <w:sz w:val="24"/>
-          <w:szCs w:val="24"/>
-        </w:rPr>
-        <w:t>ChatGPT</w:t>
-      </w:r>
-      <w:proofErr w:type="spellEnd"/>
-      <w:r>
-        <w:rPr>
-          <w:sz w:val="24"/>
-          <w:szCs w:val="24"/>
-        </w:rPr>
-        <w:t xml:space="preserve">, Claude, Copilot), disclose which tool(s), for what specific purpose (e.g., debugging, grammar checking, brainstorming), and how you verified or modified the output. </w:t>
+        <w:t xml:space="preserve">If you used any AI tools during this project (e.g., ChatGPT, Claude, Copilot), disclose which tool(s), for what specific purpose (e.g., debugging, grammar checking, brainstorming), and how you verified or modified the output. </w:t>
       </w:r>
     </w:p>
     <w:p>
@@ -4161,23 +4065,7 @@
           <w:sz w:val="24"/>
           <w:szCs w:val="24"/>
         </w:rPr>
-        <w:t>AI use: Students may use AI tools (</w:t>
-      </w:r>
-      <w:proofErr w:type="spellStart"/>
-      <w:r>
-        <w:rPr>
-          <w:sz w:val="24"/>
-          <w:szCs w:val="24"/>
-        </w:rPr>
-        <w:t>ChatGPT</w:t>
-      </w:r>
-      <w:proofErr w:type="spellEnd"/>
-      <w:r>
-        <w:rPr>
-          <w:sz w:val="24"/>
-          <w:szCs w:val="24"/>
-        </w:rPr>
-        <w:t xml:space="preserve">, Claude, Copilot, Gemini, etc.) only for brainstorming approaches, debugging small errors, or proofreading text. </w:t>
+        <w:t xml:space="preserve">AI use: Students may use AI tools (ChatGPT, Claude, Copilot, Gemini, etc.) only for brainstorming approaches, debugging small errors, or proofreading text. </w:t>
       </w:r>
       <w:r>
         <w:rPr>
@@ -4207,23 +4095,7 @@
           <w:sz w:val="24"/>
           <w:szCs w:val="24"/>
         </w:rPr>
-        <w:t xml:space="preserve">Any submission lacking a valid, </w:t>
-      </w:r>
-      <w:proofErr w:type="spellStart"/>
-      <w:r>
-        <w:rPr>
-          <w:sz w:val="24"/>
-          <w:szCs w:val="24"/>
-        </w:rPr>
-        <w:t>inspectable</w:t>
-      </w:r>
-      <w:proofErr w:type="spellEnd"/>
-      <w:r>
-        <w:rPr>
-          <w:sz w:val="24"/>
-          <w:szCs w:val="24"/>
-        </w:rPr>
-        <w:t xml:space="preserve"> version/commit history, or showing evidence of AI generation or plagiarism, will receive a zero grade for the entire project.</w:t>
+        <w:t>Any submission lacking a valid, inspectable version/commit history, or showing evidence of AI generation or plagiarism, will receive a zero grade for the entire project.</w:t>
       </w:r>
     </w:p>
     <w:p>
@@ -5393,10 +5265,7 @@
     </w:p>
     <w:p>
       <w:pPr>
-        <w:rPr>
-          <w:sz w:val="24"/>
-          <w:szCs w:val="24"/>
-        </w:rPr>
+        <w:pStyle w:val="20"/>
       </w:pPr>
       <w:r>
         <w:rPr>
@@ -5443,62 +5312,80 @@
         </w:rPr>
         <w:br/>
       </w:r>
+      <w:r>
+        <w:rPr>
+          <w:sz w:val="24"/>
+          <w:szCs w:val="24"/>
+        </w:rPr>
+        <w:br/>
+      </w:r>
+      <w:r>
+        <w:rPr>
+          <w:rFonts w:ascii="Times New Roman" w:hAnsi="Times New Roman" w:cs="Times New Roman"/>
+          <w:color w:val="C00000"/>
+        </w:rPr>
+        <w:t>1.1 Activity List, Durations, and Dependencies</w:t>
+      </w:r>
     </w:p>
     <w:tbl>
       <w:tblPr>
-        <w:tblW w:w="0" w:type="dxa"/>
+        <w:tblW w:w="0" w:type="auto"/>
         <w:tblCellMar>
-          <w:left w:w="0" w:type="dxa"/>
-          <w:right w:w="0" w:type="dxa"/>
+          <w:top w:w="15" w:type="dxa"/>
+          <w:left w:w="15" w:type="dxa"/>
+          <w:bottom w:w="15" w:type="dxa"/>
+          <w:right w:w="15" w:type="dxa"/>
         </w:tblCellMar>
         <w:tblLook w:val="04A0" w:firstRow="1" w:lastRow="0" w:firstColumn="1" w:lastColumn="0" w:noHBand="0" w:noVBand="1"/>
       </w:tblPr>
       <w:tblGrid>
-        <w:gridCol w:w="884"/>
-        <w:gridCol w:w="3973"/>
-        <w:gridCol w:w="1091"/>
-        <w:gridCol w:w="1091"/>
-        <w:gridCol w:w="1369"/>
+        <w:gridCol w:w="630"/>
+        <w:gridCol w:w="3311"/>
+        <w:gridCol w:w="1748"/>
+        <w:gridCol w:w="1265"/>
+        <w:gridCol w:w="1454"/>
       </w:tblGrid>
       <w:tr>
-        <w:trPr>
-          <w:trHeight w:val="315"/>
-        </w:trPr>
         <w:tc>
           <w:tcPr>
             <w:tcW w:w="0" w:type="auto"/>
             <w:tcBorders>
-              <w:top w:val="single" w:sz="6" w:space="0" w:color="CCCCCC"/>
-              <w:left w:val="single" w:sz="6" w:space="0" w:color="CCCCCC"/>
-              <w:bottom w:val="single" w:sz="6" w:space="0" w:color="CCCCCC"/>
-              <w:right w:val="single" w:sz="6" w:space="0" w:color="CCCCCC"/>
+              <w:top w:val="single" w:sz="6" w:space="0" w:color="C4C7C5"/>
+              <w:left w:val="single" w:sz="6" w:space="0" w:color="C4C7C5"/>
+              <w:bottom w:val="single" w:sz="6" w:space="0" w:color="C4C7C5"/>
+              <w:right w:val="single" w:sz="6" w:space="0" w:color="C4C7C5"/>
             </w:tcBorders>
+            <w:shd w:val="clear" w:color="auto" w:fill="EFEFEF"/>
             <w:tcMar>
-              <w:top w:w="30" w:type="dxa"/>
-              <w:left w:w="45" w:type="dxa"/>
-              <w:bottom w:w="30" w:type="dxa"/>
-              <w:right w:w="45" w:type="dxa"/>
+              <w:top w:w="120" w:type="dxa"/>
+              <w:left w:w="180" w:type="dxa"/>
+              <w:bottom w:w="120" w:type="dxa"/>
+              <w:right w:w="180" w:type="dxa"/>
             </w:tcMar>
-            <w:vAlign w:val="bottom"/>
             <w:hideMark/>
           </w:tcPr>
           <w:p>
             <w:pPr>
-              <w:spacing w:after="0" w:line="240" w:lineRule="auto"/>
-              <w:jc w:val="center"/>
+              <w:spacing w:before="120" w:after="120" w:line="240" w:lineRule="auto"/>
               <w:rPr>
-                <w:rFonts w:ascii="Arial" w:eastAsia="Times New Roman" w:hAnsi="Arial" w:cs="Arial"/>
+                <w:rFonts w:ascii="Times New Roman" w:eastAsia="Times New Roman" w:hAnsi="Times New Roman" w:cs="Times New Roman"/>
                 <w:color w:val="auto"/>
+                <w:sz w:val="24"/>
+                <w:szCs w:val="24"/>
                 <w:lang w:eastAsia="en-US"/>
               </w:rPr>
             </w:pPr>
             <w:r>
               <w:rPr>
                 <w:rFonts w:ascii="Arial" w:eastAsia="Times New Roman" w:hAnsi="Arial" w:cs="Arial"/>
-                <w:color w:val="auto"/>
+                <w:b/>
+                <w:bCs/>
+                <w:color w:val="1F1F1F"/>
+                <w:sz w:val="22"/>
+                <w:szCs w:val="22"/>
                 <w:lang w:eastAsia="en-US"/>
               </w:rPr>
-              <w:t>WBS Code</w:t>
+              <w:t>ID</w:t>
             </w:r>
           </w:p>
         </w:tc>
@@ -5506,37 +5393,42 @@
           <w:tcPr>
             <w:tcW w:w="0" w:type="auto"/>
             <w:tcBorders>
-              <w:top w:val="single" w:sz="6" w:space="0" w:color="CCCCCC"/>
-              <w:left w:val="single" w:sz="6" w:space="0" w:color="CCCCCC"/>
-              <w:bottom w:val="single" w:sz="6" w:space="0" w:color="CCCCCC"/>
-              <w:right w:val="single" w:sz="6" w:space="0" w:color="CCCCCC"/>
+              <w:top w:val="single" w:sz="6" w:space="0" w:color="C4C7C5"/>
+              <w:left w:val="single" w:sz="6" w:space="0" w:color="C4C7C5"/>
+              <w:bottom w:val="single" w:sz="6" w:space="0" w:color="C4C7C5"/>
+              <w:right w:val="single" w:sz="6" w:space="0" w:color="C4C7C5"/>
             </w:tcBorders>
+            <w:shd w:val="clear" w:color="auto" w:fill="EFEFEF"/>
             <w:tcMar>
-              <w:top w:w="30" w:type="dxa"/>
-              <w:left w:w="45" w:type="dxa"/>
-              <w:bottom w:w="30" w:type="dxa"/>
-              <w:right w:w="45" w:type="dxa"/>
+              <w:top w:w="120" w:type="dxa"/>
+              <w:left w:w="180" w:type="dxa"/>
+              <w:bottom w:w="120" w:type="dxa"/>
+              <w:right w:w="180" w:type="dxa"/>
             </w:tcMar>
-            <w:vAlign w:val="bottom"/>
             <w:hideMark/>
           </w:tcPr>
           <w:p>
             <w:pPr>
-              <w:spacing w:after="0" w:line="240" w:lineRule="auto"/>
-              <w:jc w:val="center"/>
+              <w:spacing w:before="120" w:after="120" w:line="240" w:lineRule="auto"/>
               <w:rPr>
-                <w:rFonts w:ascii="Arial" w:eastAsia="Times New Roman" w:hAnsi="Arial" w:cs="Arial"/>
+                <w:rFonts w:ascii="Times New Roman" w:eastAsia="Times New Roman" w:hAnsi="Times New Roman" w:cs="Times New Roman"/>
                 <w:color w:val="auto"/>
+                <w:sz w:val="24"/>
+                <w:szCs w:val="24"/>
                 <w:lang w:eastAsia="en-US"/>
               </w:rPr>
             </w:pPr>
             <w:r>
               <w:rPr>
                 <w:rFonts w:ascii="Arial" w:eastAsia="Times New Roman" w:hAnsi="Arial" w:cs="Arial"/>
-                <w:color w:val="auto"/>
+                <w:b/>
+                <w:bCs/>
+                <w:color w:val="1F1F1F"/>
+                <w:sz w:val="22"/>
+                <w:szCs w:val="22"/>
                 <w:lang w:eastAsia="en-US"/>
               </w:rPr>
-              <w:t>Task Name</w:t>
+              <w:t>Activity</w:t>
             </w:r>
           </w:p>
         </w:tc>
@@ -5544,37 +5436,42 @@
           <w:tcPr>
             <w:tcW w:w="0" w:type="auto"/>
             <w:tcBorders>
-              <w:top w:val="single" w:sz="6" w:space="0" w:color="CCCCCC"/>
-              <w:left w:val="single" w:sz="6" w:space="0" w:color="CCCCCC"/>
-              <w:bottom w:val="single" w:sz="6" w:space="0" w:color="CCCCCC"/>
-              <w:right w:val="single" w:sz="6" w:space="0" w:color="CCCCCC"/>
+              <w:top w:val="single" w:sz="6" w:space="0" w:color="C4C7C5"/>
+              <w:left w:val="single" w:sz="6" w:space="0" w:color="C4C7C5"/>
+              <w:bottom w:val="single" w:sz="6" w:space="0" w:color="C4C7C5"/>
+              <w:right w:val="single" w:sz="6" w:space="0" w:color="C4C7C5"/>
             </w:tcBorders>
+            <w:shd w:val="clear" w:color="auto" w:fill="EFEFEF"/>
             <w:tcMar>
-              <w:top w:w="30" w:type="dxa"/>
-              <w:left w:w="45" w:type="dxa"/>
-              <w:bottom w:w="30" w:type="dxa"/>
-              <w:right w:w="45" w:type="dxa"/>
+              <w:top w:w="120" w:type="dxa"/>
+              <w:left w:w="180" w:type="dxa"/>
+              <w:bottom w:w="120" w:type="dxa"/>
+              <w:right w:w="180" w:type="dxa"/>
             </w:tcMar>
-            <w:vAlign w:val="bottom"/>
             <w:hideMark/>
           </w:tcPr>
           <w:p>
             <w:pPr>
-              <w:spacing w:after="0" w:line="240" w:lineRule="auto"/>
-              <w:jc w:val="center"/>
+              <w:spacing w:before="120" w:after="120" w:line="240" w:lineRule="auto"/>
               <w:rPr>
-                <w:rFonts w:ascii="Arial" w:eastAsia="Times New Roman" w:hAnsi="Arial" w:cs="Arial"/>
+                <w:rFonts w:ascii="Times New Roman" w:eastAsia="Times New Roman" w:hAnsi="Times New Roman" w:cs="Times New Roman"/>
                 <w:color w:val="auto"/>
+                <w:sz w:val="24"/>
+                <w:szCs w:val="24"/>
                 <w:lang w:eastAsia="en-US"/>
               </w:rPr>
             </w:pPr>
             <w:r>
               <w:rPr>
                 <w:rFonts w:ascii="Arial" w:eastAsia="Times New Roman" w:hAnsi="Arial" w:cs="Arial"/>
-                <w:color w:val="auto"/>
+                <w:b/>
+                <w:bCs/>
+                <w:color w:val="1F1F1F"/>
+                <w:sz w:val="22"/>
+                <w:szCs w:val="22"/>
                 <w:lang w:eastAsia="en-US"/>
               </w:rPr>
-              <w:t>Start Date</w:t>
+              <w:t>Phase</w:t>
             </w:r>
           </w:p>
         </w:tc>
@@ -5582,37 +5479,42 @@
           <w:tcPr>
             <w:tcW w:w="0" w:type="auto"/>
             <w:tcBorders>
-              <w:top w:val="single" w:sz="6" w:space="0" w:color="CCCCCC"/>
-              <w:left w:val="single" w:sz="6" w:space="0" w:color="CCCCCC"/>
-              <w:bottom w:val="single" w:sz="6" w:space="0" w:color="CCCCCC"/>
-              <w:right w:val="single" w:sz="6" w:space="0" w:color="CCCCCC"/>
+              <w:top w:val="single" w:sz="6" w:space="0" w:color="C4C7C5"/>
+              <w:left w:val="single" w:sz="6" w:space="0" w:color="C4C7C5"/>
+              <w:bottom w:val="single" w:sz="6" w:space="0" w:color="C4C7C5"/>
+              <w:right w:val="single" w:sz="6" w:space="0" w:color="C4C7C5"/>
             </w:tcBorders>
+            <w:shd w:val="clear" w:color="auto" w:fill="EFEFEF"/>
             <w:tcMar>
-              <w:top w:w="30" w:type="dxa"/>
-              <w:left w:w="45" w:type="dxa"/>
-              <w:bottom w:w="30" w:type="dxa"/>
-              <w:right w:w="45" w:type="dxa"/>
+              <w:top w:w="120" w:type="dxa"/>
+              <w:left w:w="180" w:type="dxa"/>
+              <w:bottom w:w="120" w:type="dxa"/>
+              <w:right w:w="180" w:type="dxa"/>
             </w:tcMar>
-            <w:vAlign w:val="bottom"/>
             <w:hideMark/>
           </w:tcPr>
           <w:p>
             <w:pPr>
-              <w:spacing w:after="0" w:line="240" w:lineRule="auto"/>
-              <w:jc w:val="center"/>
+              <w:spacing w:before="120" w:after="120" w:line="240" w:lineRule="auto"/>
               <w:rPr>
-                <w:rFonts w:ascii="Arial" w:eastAsia="Times New Roman" w:hAnsi="Arial" w:cs="Arial"/>
+                <w:rFonts w:ascii="Times New Roman" w:eastAsia="Times New Roman" w:hAnsi="Times New Roman" w:cs="Times New Roman"/>
                 <w:color w:val="auto"/>
+                <w:sz w:val="24"/>
+                <w:szCs w:val="24"/>
                 <w:lang w:eastAsia="en-US"/>
               </w:rPr>
             </w:pPr>
             <w:r>
               <w:rPr>
                 <w:rFonts w:ascii="Arial" w:eastAsia="Times New Roman" w:hAnsi="Arial" w:cs="Arial"/>
-                <w:color w:val="auto"/>
+                <w:b/>
+                <w:bCs/>
+                <w:color w:val="1F1F1F"/>
+                <w:sz w:val="22"/>
+                <w:szCs w:val="22"/>
                 <w:lang w:eastAsia="en-US"/>
               </w:rPr>
-              <w:t>End Date</w:t>
+              <w:t>Duration</w:t>
             </w:r>
           </w:p>
         </w:tc>
@@ -5620,81 +5522,84 @@
           <w:tcPr>
             <w:tcW w:w="0" w:type="auto"/>
             <w:tcBorders>
-              <w:top w:val="single" w:sz="6" w:space="0" w:color="CCCCCC"/>
-              <w:left w:val="single" w:sz="6" w:space="0" w:color="CCCCCC"/>
-              <w:bottom w:val="single" w:sz="6" w:space="0" w:color="CCCCCC"/>
-              <w:right w:val="single" w:sz="6" w:space="0" w:color="CCCCCC"/>
+              <w:top w:val="single" w:sz="6" w:space="0" w:color="C4C7C5"/>
+              <w:left w:val="single" w:sz="6" w:space="0" w:color="C4C7C5"/>
+              <w:bottom w:val="single" w:sz="6" w:space="0" w:color="C4C7C5"/>
+              <w:right w:val="single" w:sz="6" w:space="0" w:color="C4C7C5"/>
             </w:tcBorders>
+            <w:shd w:val="clear" w:color="auto" w:fill="EFEFEF"/>
             <w:tcMar>
-              <w:top w:w="30" w:type="dxa"/>
-              <w:left w:w="45" w:type="dxa"/>
-              <w:bottom w:w="30" w:type="dxa"/>
-              <w:right w:w="45" w:type="dxa"/>
+              <w:top w:w="120" w:type="dxa"/>
+              <w:left w:w="180" w:type="dxa"/>
+              <w:bottom w:w="120" w:type="dxa"/>
+              <w:right w:w="180" w:type="dxa"/>
             </w:tcMar>
-            <w:vAlign w:val="bottom"/>
             <w:hideMark/>
           </w:tcPr>
           <w:p>
             <w:pPr>
-              <w:spacing w:after="0" w:line="240" w:lineRule="auto"/>
-              <w:jc w:val="center"/>
+              <w:spacing w:before="120" w:after="120" w:line="240" w:lineRule="auto"/>
               <w:rPr>
-                <w:rFonts w:ascii="Arial" w:eastAsia="Times New Roman" w:hAnsi="Arial" w:cs="Arial"/>
+                <w:rFonts w:ascii="Times New Roman" w:eastAsia="Times New Roman" w:hAnsi="Times New Roman" w:cs="Times New Roman"/>
                 <w:color w:val="auto"/>
+                <w:sz w:val="24"/>
+                <w:szCs w:val="24"/>
                 <w:lang w:eastAsia="en-US"/>
               </w:rPr>
             </w:pPr>
             <w:r>
               <w:rPr>
                 <w:rFonts w:ascii="Arial" w:eastAsia="Times New Roman" w:hAnsi="Arial" w:cs="Arial"/>
-                <w:color w:val="auto"/>
+                <w:b/>
+                <w:bCs/>
+                <w:color w:val="1F1F1F"/>
+                <w:sz w:val="22"/>
+                <w:szCs w:val="22"/>
                 <w:lang w:eastAsia="en-US"/>
               </w:rPr>
-              <w:t>Dependencies</w:t>
+              <w:t>Depends on</w:t>
             </w:r>
           </w:p>
         </w:tc>
       </w:tr>
       <w:tr>
-        <w:trPr>
-          <w:trHeight w:val="315"/>
-        </w:trPr>
         <w:tc>
           <w:tcPr>
             <w:tcW w:w="0" w:type="auto"/>
             <w:tcBorders>
-              <w:top w:val="single" w:sz="6" w:space="0" w:color="CCCCCC"/>
-              <w:left w:val="single" w:sz="6" w:space="0" w:color="CCCCCC"/>
-              <w:bottom w:val="single" w:sz="6" w:space="0" w:color="CCCCCC"/>
-              <w:right w:val="single" w:sz="6" w:space="0" w:color="CCCCCC"/>
+              <w:top w:val="single" w:sz="6" w:space="0" w:color="C4C7C5"/>
+              <w:left w:val="single" w:sz="6" w:space="0" w:color="C4C7C5"/>
+              <w:bottom w:val="single" w:sz="6" w:space="0" w:color="C4C7C5"/>
+              <w:right w:val="single" w:sz="6" w:space="0" w:color="C4C7C5"/>
             </w:tcBorders>
-            <w:shd w:val="clear" w:color="auto" w:fill="F4CCCC"/>
             <w:tcMar>
-              <w:top w:w="30" w:type="dxa"/>
-              <w:left w:w="45" w:type="dxa"/>
-              <w:bottom w:w="30" w:type="dxa"/>
-              <w:right w:w="45" w:type="dxa"/>
+              <w:top w:w="120" w:type="dxa"/>
+              <w:left w:w="180" w:type="dxa"/>
+              <w:bottom w:w="120" w:type="dxa"/>
+              <w:right w:w="180" w:type="dxa"/>
             </w:tcMar>
-            <w:vAlign w:val="bottom"/>
             <w:hideMark/>
           </w:tcPr>
           <w:p>
             <w:pPr>
-              <w:spacing w:after="0" w:line="240" w:lineRule="auto"/>
-              <w:jc w:val="center"/>
+              <w:spacing w:before="120" w:after="120" w:line="240" w:lineRule="auto"/>
               <w:rPr>
-                <w:rFonts w:ascii="Arial" w:eastAsia="Times New Roman" w:hAnsi="Arial" w:cs="Arial"/>
+                <w:rFonts w:ascii="Times New Roman" w:eastAsia="Times New Roman" w:hAnsi="Times New Roman" w:cs="Times New Roman"/>
                 <w:color w:val="auto"/>
+                <w:sz w:val="24"/>
+                <w:szCs w:val="24"/>
                 <w:lang w:eastAsia="en-US"/>
               </w:rPr>
             </w:pPr>
             <w:r>
               <w:rPr>
                 <w:rFonts w:ascii="Arial" w:eastAsia="Times New Roman" w:hAnsi="Arial" w:cs="Arial"/>
-                <w:color w:val="auto"/>
+                <w:color w:val="1F1F1F"/>
+                <w:sz w:val="22"/>
+                <w:szCs w:val="22"/>
                 <w:lang w:eastAsia="en-US"/>
               </w:rPr>
-              <w:t>1.0</w:t>
+              <w:t>A1</w:t>
             </w:r>
           </w:p>
         </w:tc>
@@ -5702,38 +5607,39 @@
           <w:tcPr>
             <w:tcW w:w="0" w:type="auto"/>
             <w:tcBorders>
-              <w:top w:val="single" w:sz="6" w:space="0" w:color="CCCCCC"/>
-              <w:left w:val="single" w:sz="6" w:space="0" w:color="CCCCCC"/>
-              <w:bottom w:val="single" w:sz="6" w:space="0" w:color="CCCCCC"/>
-              <w:right w:val="single" w:sz="6" w:space="0" w:color="CCCCCC"/>
+              <w:top w:val="single" w:sz="6" w:space="0" w:color="C4C7C5"/>
+              <w:left w:val="single" w:sz="6" w:space="0" w:color="C4C7C5"/>
+              <w:bottom w:val="single" w:sz="6" w:space="0" w:color="C4C7C5"/>
+              <w:right w:val="single" w:sz="6" w:space="0" w:color="C4C7C5"/>
             </w:tcBorders>
-            <w:shd w:val="clear" w:color="auto" w:fill="F4CCCC"/>
             <w:tcMar>
-              <w:top w:w="30" w:type="dxa"/>
-              <w:left w:w="45" w:type="dxa"/>
-              <w:bottom w:w="30" w:type="dxa"/>
-              <w:right w:w="45" w:type="dxa"/>
+              <w:top w:w="120" w:type="dxa"/>
+              <w:left w:w="180" w:type="dxa"/>
+              <w:bottom w:w="120" w:type="dxa"/>
+              <w:right w:w="180" w:type="dxa"/>
             </w:tcMar>
-            <w:vAlign w:val="bottom"/>
             <w:hideMark/>
           </w:tcPr>
           <w:p>
             <w:pPr>
-              <w:spacing w:after="0" w:line="240" w:lineRule="auto"/>
-              <w:jc w:val="center"/>
+              <w:spacing w:before="120" w:after="120" w:line="240" w:lineRule="auto"/>
               <w:rPr>
-                <w:rFonts w:ascii="Arial" w:eastAsia="Times New Roman" w:hAnsi="Arial" w:cs="Arial"/>
+                <w:rFonts w:ascii="Times New Roman" w:eastAsia="Times New Roman" w:hAnsi="Times New Roman" w:cs="Times New Roman"/>
                 <w:color w:val="auto"/>
+                <w:sz w:val="24"/>
+                <w:szCs w:val="24"/>
                 <w:lang w:eastAsia="en-US"/>
               </w:rPr>
             </w:pPr>
             <w:r>
               <w:rPr>
                 <w:rFonts w:ascii="Arial" w:eastAsia="Times New Roman" w:hAnsi="Arial" w:cs="Arial"/>
-                <w:color w:val="auto"/>
+                <w:color w:val="1F1F1F"/>
+                <w:sz w:val="22"/>
+                <w:szCs w:val="22"/>
                 <w:lang w:eastAsia="en-US"/>
               </w:rPr>
-              <w:t>Requirements &amp; System Design</w:t>
+              <w:t>Mid Project Progress Report Submission</w:t>
             </w:r>
           </w:p>
         </w:tc>
@@ -5741,38 +5647,39 @@
           <w:tcPr>
             <w:tcW w:w="0" w:type="auto"/>
             <w:tcBorders>
-              <w:top w:val="single" w:sz="6" w:space="0" w:color="CCCCCC"/>
-              <w:left w:val="single" w:sz="6" w:space="0" w:color="CCCCCC"/>
-              <w:bottom w:val="single" w:sz="6" w:space="0" w:color="CCCCCC"/>
-              <w:right w:val="single" w:sz="6" w:space="0" w:color="CCCCCC"/>
+              <w:top w:val="single" w:sz="6" w:space="0" w:color="C4C7C5"/>
+              <w:left w:val="single" w:sz="6" w:space="0" w:color="C4C7C5"/>
+              <w:bottom w:val="single" w:sz="6" w:space="0" w:color="C4C7C5"/>
+              <w:right w:val="single" w:sz="6" w:space="0" w:color="C4C7C5"/>
             </w:tcBorders>
-            <w:shd w:val="clear" w:color="auto" w:fill="F4CCCC"/>
             <w:tcMar>
-              <w:top w:w="30" w:type="dxa"/>
-              <w:left w:w="45" w:type="dxa"/>
-              <w:bottom w:w="30" w:type="dxa"/>
-              <w:right w:w="45" w:type="dxa"/>
+              <w:top w:w="120" w:type="dxa"/>
+              <w:left w:w="180" w:type="dxa"/>
+              <w:bottom w:w="120" w:type="dxa"/>
+              <w:right w:w="180" w:type="dxa"/>
             </w:tcMar>
-            <w:vAlign w:val="bottom"/>
             <w:hideMark/>
           </w:tcPr>
           <w:p>
             <w:pPr>
-              <w:spacing w:after="0" w:line="240" w:lineRule="auto"/>
-              <w:jc w:val="center"/>
+              <w:spacing w:before="120" w:after="120" w:line="240" w:lineRule="auto"/>
               <w:rPr>
-                <w:rFonts w:ascii="Arial" w:eastAsia="Times New Roman" w:hAnsi="Arial" w:cs="Arial"/>
+                <w:rFonts w:ascii="Times New Roman" w:eastAsia="Times New Roman" w:hAnsi="Times New Roman" w:cs="Times New Roman"/>
                 <w:color w:val="auto"/>
+                <w:sz w:val="24"/>
+                <w:szCs w:val="24"/>
                 <w:lang w:eastAsia="en-US"/>
               </w:rPr>
             </w:pPr>
             <w:r>
               <w:rPr>
                 <w:rFonts w:ascii="Arial" w:eastAsia="Times New Roman" w:hAnsi="Arial" w:cs="Arial"/>
-                <w:color w:val="auto"/>
+                <w:color w:val="1F1F1F"/>
+                <w:sz w:val="22"/>
+                <w:szCs w:val="22"/>
                 <w:lang w:eastAsia="en-US"/>
               </w:rPr>
-              <w:t>23/07/2026</w:t>
+              <w:t>Planning</w:t>
             </w:r>
           </w:p>
         </w:tc>
@@ -5780,38 +5687,39 @@
           <w:tcPr>
             <w:tcW w:w="0" w:type="auto"/>
             <w:tcBorders>
-              <w:top w:val="single" w:sz="6" w:space="0" w:color="CCCCCC"/>
-              <w:left w:val="single" w:sz="6" w:space="0" w:color="CCCCCC"/>
-              <w:bottom w:val="single" w:sz="6" w:space="0" w:color="CCCCCC"/>
-              <w:right w:val="single" w:sz="6" w:space="0" w:color="CCCCCC"/>
+              <w:top w:val="single" w:sz="6" w:space="0" w:color="C4C7C5"/>
+              <w:left w:val="single" w:sz="6" w:space="0" w:color="C4C7C5"/>
+              <w:bottom w:val="single" w:sz="6" w:space="0" w:color="C4C7C5"/>
+              <w:right w:val="single" w:sz="6" w:space="0" w:color="C4C7C5"/>
             </w:tcBorders>
-            <w:shd w:val="clear" w:color="auto" w:fill="F4CCCC"/>
             <w:tcMar>
-              <w:top w:w="30" w:type="dxa"/>
-              <w:left w:w="45" w:type="dxa"/>
-              <w:bottom w:w="30" w:type="dxa"/>
-              <w:right w:w="45" w:type="dxa"/>
+              <w:top w:w="120" w:type="dxa"/>
+              <w:left w:w="180" w:type="dxa"/>
+              <w:bottom w:w="120" w:type="dxa"/>
+              <w:right w:w="180" w:type="dxa"/>
             </w:tcMar>
-            <w:vAlign w:val="bottom"/>
             <w:hideMark/>
           </w:tcPr>
           <w:p>
             <w:pPr>
-              <w:spacing w:after="0" w:line="240" w:lineRule="auto"/>
-              <w:jc w:val="center"/>
+              <w:spacing w:before="120" w:after="120" w:line="240" w:lineRule="auto"/>
               <w:rPr>
-                <w:rFonts w:ascii="Arial" w:eastAsia="Times New Roman" w:hAnsi="Arial" w:cs="Arial"/>
+                <w:rFonts w:ascii="Times New Roman" w:eastAsia="Times New Roman" w:hAnsi="Times New Roman" w:cs="Times New Roman"/>
                 <w:color w:val="auto"/>
+                <w:sz w:val="24"/>
+                <w:szCs w:val="24"/>
                 <w:lang w:eastAsia="en-US"/>
               </w:rPr>
             </w:pPr>
             <w:r>
               <w:rPr>
                 <w:rFonts w:ascii="Arial" w:eastAsia="Times New Roman" w:hAnsi="Arial" w:cs="Arial"/>
-                <w:color w:val="auto"/>
+                <w:color w:val="1F1F1F"/>
+                <w:sz w:val="22"/>
+                <w:szCs w:val="22"/>
                 <w:lang w:eastAsia="en-US"/>
               </w:rPr>
-              <w:t>12/08/2026</w:t>
+              <w:t>2 days</w:t>
             </w:r>
           </w:p>
         </w:tc>
@@ -5819,73 +5727,81 @@
           <w:tcPr>
             <w:tcW w:w="0" w:type="auto"/>
             <w:tcBorders>
-              <w:top w:val="single" w:sz="6" w:space="0" w:color="CCCCCC"/>
-              <w:left w:val="single" w:sz="6" w:space="0" w:color="CCCCCC"/>
-              <w:bottom w:val="single" w:sz="6" w:space="0" w:color="CCCCCC"/>
-              <w:right w:val="single" w:sz="6" w:space="0" w:color="CCCCCC"/>
+              <w:top w:val="single" w:sz="6" w:space="0" w:color="C4C7C5"/>
+              <w:left w:val="single" w:sz="6" w:space="0" w:color="C4C7C5"/>
+              <w:bottom w:val="single" w:sz="6" w:space="0" w:color="C4C7C5"/>
+              <w:right w:val="single" w:sz="6" w:space="0" w:color="C4C7C5"/>
             </w:tcBorders>
-            <w:shd w:val="clear" w:color="auto" w:fill="F4CCCC"/>
             <w:tcMar>
-              <w:top w:w="30" w:type="dxa"/>
-              <w:left w:w="45" w:type="dxa"/>
-              <w:bottom w:w="30" w:type="dxa"/>
-              <w:right w:w="45" w:type="dxa"/>
+              <w:top w:w="120" w:type="dxa"/>
+              <w:left w:w="180" w:type="dxa"/>
+              <w:bottom w:w="120" w:type="dxa"/>
+              <w:right w:w="180" w:type="dxa"/>
             </w:tcMar>
-            <w:vAlign w:val="bottom"/>
             <w:hideMark/>
           </w:tcPr>
           <w:p>
             <w:pPr>
-              <w:spacing w:after="0" w:line="240" w:lineRule="auto"/>
-              <w:jc w:val="center"/>
+              <w:spacing w:before="120" w:after="120" w:line="240" w:lineRule="auto"/>
               <w:rPr>
-                <w:rFonts w:ascii="Arial" w:eastAsia="Times New Roman" w:hAnsi="Arial" w:cs="Arial"/>
+                <w:rFonts w:ascii="Times New Roman" w:eastAsia="Times New Roman" w:hAnsi="Times New Roman" w:cs="Times New Roman"/>
                 <w:color w:val="auto"/>
-                <w:lang w:eastAsia="en-US"/>
-              </w:rPr>
-            </w:pPr>
-          </w:p>
-        </w:tc>
-      </w:tr>
-      <w:tr>
-        <w:trPr>
-          <w:trHeight w:val="315"/>
-        </w:trPr>
-        <w:tc>
-          <w:tcPr>
-            <w:tcW w:w="0" w:type="auto"/>
-            <w:tcBorders>
-              <w:top w:val="single" w:sz="6" w:space="0" w:color="CCCCCC"/>
-              <w:left w:val="single" w:sz="6" w:space="0" w:color="CCCCCC"/>
-              <w:bottom w:val="single" w:sz="6" w:space="0" w:color="CCCCCC"/>
-              <w:right w:val="single" w:sz="6" w:space="0" w:color="CCCCCC"/>
-            </w:tcBorders>
-            <w:tcMar>
-              <w:top w:w="30" w:type="dxa"/>
-              <w:left w:w="45" w:type="dxa"/>
-              <w:bottom w:w="30" w:type="dxa"/>
-              <w:right w:w="45" w:type="dxa"/>
-            </w:tcMar>
-            <w:vAlign w:val="bottom"/>
-            <w:hideMark/>
-          </w:tcPr>
-          <w:p>
-            <w:pPr>
-              <w:spacing w:after="0" w:line="240" w:lineRule="auto"/>
-              <w:jc w:val="center"/>
-              <w:rPr>
-                <w:rFonts w:ascii="Arial" w:eastAsia="Times New Roman" w:hAnsi="Arial" w:cs="Arial"/>
-                <w:color w:val="auto"/>
+                <w:sz w:val="24"/>
+                <w:szCs w:val="24"/>
                 <w:lang w:eastAsia="en-US"/>
               </w:rPr>
             </w:pPr>
             <w:r>
               <w:rPr>
                 <w:rFonts w:ascii="Arial" w:eastAsia="Times New Roman" w:hAnsi="Arial" w:cs="Arial"/>
-                <w:color w:val="auto"/>
+                <w:color w:val="1F1F1F"/>
+                <w:sz w:val="22"/>
+                <w:szCs w:val="22"/>
                 <w:lang w:eastAsia="en-US"/>
               </w:rPr>
-              <w:t>1.1</w:t>
+              <w:t>—</w:t>
+            </w:r>
+          </w:p>
+        </w:tc>
+      </w:tr>
+      <w:tr>
+        <w:tc>
+          <w:tcPr>
+            <w:tcW w:w="0" w:type="auto"/>
+            <w:tcBorders>
+              <w:top w:val="single" w:sz="6" w:space="0" w:color="C4C7C5"/>
+              <w:left w:val="single" w:sz="6" w:space="0" w:color="C4C7C5"/>
+              <w:bottom w:val="single" w:sz="6" w:space="0" w:color="C4C7C5"/>
+              <w:right w:val="single" w:sz="6" w:space="0" w:color="C4C7C5"/>
+            </w:tcBorders>
+            <w:tcMar>
+              <w:top w:w="120" w:type="dxa"/>
+              <w:left w:w="180" w:type="dxa"/>
+              <w:bottom w:w="120" w:type="dxa"/>
+              <w:right w:w="180" w:type="dxa"/>
+            </w:tcMar>
+            <w:hideMark/>
+          </w:tcPr>
+          <w:p>
+            <w:pPr>
+              <w:spacing w:before="120" w:after="120" w:line="240" w:lineRule="auto"/>
+              <w:rPr>
+                <w:rFonts w:ascii="Times New Roman" w:eastAsia="Times New Roman" w:hAnsi="Times New Roman" w:cs="Times New Roman"/>
+                <w:color w:val="auto"/>
+                <w:sz w:val="24"/>
+                <w:szCs w:val="24"/>
+                <w:lang w:eastAsia="en-US"/>
+              </w:rPr>
+            </w:pPr>
+            <w:r>
+              <w:rPr>
+                <w:rFonts w:ascii="Arial" w:eastAsia="Times New Roman" w:hAnsi="Arial" w:cs="Arial"/>
+                <w:color w:val="1F1F1F"/>
+                <w:sz w:val="22"/>
+                <w:szCs w:val="22"/>
+                <w:lang w:eastAsia="en-US"/>
+              </w:rPr>
+              <w:t>A2</w:t>
             </w:r>
           </w:p>
         </w:tc>
@@ -5893,37 +5809,39 @@
           <w:tcPr>
             <w:tcW w:w="0" w:type="auto"/>
             <w:tcBorders>
-              <w:top w:val="single" w:sz="6" w:space="0" w:color="CCCCCC"/>
-              <w:left w:val="single" w:sz="6" w:space="0" w:color="CCCCCC"/>
-              <w:bottom w:val="single" w:sz="6" w:space="0" w:color="CCCCCC"/>
-              <w:right w:val="single" w:sz="6" w:space="0" w:color="CCCCCC"/>
+              <w:top w:val="single" w:sz="6" w:space="0" w:color="C4C7C5"/>
+              <w:left w:val="single" w:sz="6" w:space="0" w:color="C4C7C5"/>
+              <w:bottom w:val="single" w:sz="6" w:space="0" w:color="C4C7C5"/>
+              <w:right w:val="single" w:sz="6" w:space="0" w:color="C4C7C5"/>
             </w:tcBorders>
             <w:tcMar>
-              <w:top w:w="30" w:type="dxa"/>
-              <w:left w:w="45" w:type="dxa"/>
-              <w:bottom w:w="30" w:type="dxa"/>
-              <w:right w:w="45" w:type="dxa"/>
+              <w:top w:w="120" w:type="dxa"/>
+              <w:left w:w="180" w:type="dxa"/>
+              <w:bottom w:w="120" w:type="dxa"/>
+              <w:right w:w="180" w:type="dxa"/>
             </w:tcMar>
-            <w:vAlign w:val="bottom"/>
             <w:hideMark/>
           </w:tcPr>
           <w:p>
             <w:pPr>
               <w:spacing w:after="0" w:line="240" w:lineRule="auto"/>
-              <w:jc w:val="center"/>
               <w:rPr>
-                <w:rFonts w:ascii="Arial" w:eastAsia="Times New Roman" w:hAnsi="Arial" w:cs="Arial"/>
+                <w:rFonts w:ascii="Times New Roman" w:eastAsia="Times New Roman" w:hAnsi="Times New Roman" w:cs="Times New Roman"/>
                 <w:color w:val="auto"/>
+                <w:sz w:val="24"/>
+                <w:szCs w:val="24"/>
                 <w:lang w:eastAsia="en-US"/>
               </w:rPr>
             </w:pPr>
             <w:r>
               <w:rPr>
                 <w:rFonts w:ascii="Arial" w:eastAsia="Times New Roman" w:hAnsi="Arial" w:cs="Arial"/>
-                <w:color w:val="auto"/>
+                <w:color w:val="1F1F1F"/>
+                <w:sz w:val="22"/>
+                <w:szCs w:val="22"/>
                 <w:lang w:eastAsia="en-US"/>
               </w:rPr>
-              <w:t>Requirement gathering (Students, Organizers, Student Affairs)</w:t>
+              <w:t xml:space="preserve">Task 1: Project Schedule &amp; Gantt Chart </w:t>
             </w:r>
           </w:p>
         </w:tc>
@@ -5931,37 +5849,39 @@
           <w:tcPr>
             <w:tcW w:w="0" w:type="auto"/>
             <w:tcBorders>
-              <w:top w:val="single" w:sz="6" w:space="0" w:color="CCCCCC"/>
-              <w:left w:val="single" w:sz="6" w:space="0" w:color="CCCCCC"/>
-              <w:bottom w:val="single" w:sz="6" w:space="0" w:color="CCCCCC"/>
-              <w:right w:val="single" w:sz="6" w:space="0" w:color="CCCCCC"/>
+              <w:top w:val="single" w:sz="6" w:space="0" w:color="C4C7C5"/>
+              <w:left w:val="single" w:sz="6" w:space="0" w:color="C4C7C5"/>
+              <w:bottom w:val="single" w:sz="6" w:space="0" w:color="C4C7C5"/>
+              <w:right w:val="single" w:sz="6" w:space="0" w:color="C4C7C5"/>
             </w:tcBorders>
             <w:tcMar>
-              <w:top w:w="30" w:type="dxa"/>
-              <w:left w:w="45" w:type="dxa"/>
-              <w:bottom w:w="30" w:type="dxa"/>
-              <w:right w:w="45" w:type="dxa"/>
+              <w:top w:w="120" w:type="dxa"/>
+              <w:left w:w="180" w:type="dxa"/>
+              <w:bottom w:w="120" w:type="dxa"/>
+              <w:right w:w="180" w:type="dxa"/>
             </w:tcMar>
-            <w:vAlign w:val="bottom"/>
             <w:hideMark/>
           </w:tcPr>
           <w:p>
             <w:pPr>
-              <w:spacing w:after="0" w:line="240" w:lineRule="auto"/>
-              <w:jc w:val="center"/>
+              <w:spacing w:before="120" w:after="120" w:line="240" w:lineRule="auto"/>
               <w:rPr>
-                <w:rFonts w:ascii="Arial" w:eastAsia="Times New Roman" w:hAnsi="Arial" w:cs="Arial"/>
+                <w:rFonts w:ascii="Times New Roman" w:eastAsia="Times New Roman" w:hAnsi="Times New Roman" w:cs="Times New Roman"/>
                 <w:color w:val="auto"/>
+                <w:sz w:val="24"/>
+                <w:szCs w:val="24"/>
                 <w:lang w:eastAsia="en-US"/>
               </w:rPr>
             </w:pPr>
             <w:r>
               <w:rPr>
                 <w:rFonts w:ascii="Arial" w:eastAsia="Times New Roman" w:hAnsi="Arial" w:cs="Arial"/>
-                <w:color w:val="auto"/>
+                <w:color w:val="1F1F1F"/>
+                <w:sz w:val="22"/>
+                <w:szCs w:val="22"/>
                 <w:lang w:eastAsia="en-US"/>
               </w:rPr>
-              <w:t>23/07/2026</w:t>
+              <w:t>Analysis</w:t>
             </w:r>
           </w:p>
         </w:tc>
@@ -5969,37 +5889,39 @@
           <w:tcPr>
             <w:tcW w:w="0" w:type="auto"/>
             <w:tcBorders>
-              <w:top w:val="single" w:sz="6" w:space="0" w:color="CCCCCC"/>
-              <w:left w:val="single" w:sz="6" w:space="0" w:color="CCCCCC"/>
-              <w:bottom w:val="single" w:sz="6" w:space="0" w:color="CCCCCC"/>
-              <w:right w:val="single" w:sz="6" w:space="0" w:color="CCCCCC"/>
+              <w:top w:val="single" w:sz="6" w:space="0" w:color="C4C7C5"/>
+              <w:left w:val="single" w:sz="6" w:space="0" w:color="C4C7C5"/>
+              <w:bottom w:val="single" w:sz="6" w:space="0" w:color="C4C7C5"/>
+              <w:right w:val="single" w:sz="6" w:space="0" w:color="C4C7C5"/>
             </w:tcBorders>
             <w:tcMar>
-              <w:top w:w="30" w:type="dxa"/>
-              <w:left w:w="45" w:type="dxa"/>
-              <w:bottom w:w="30" w:type="dxa"/>
-              <w:right w:w="45" w:type="dxa"/>
+              <w:top w:w="120" w:type="dxa"/>
+              <w:left w:w="180" w:type="dxa"/>
+              <w:bottom w:w="120" w:type="dxa"/>
+              <w:right w:w="180" w:type="dxa"/>
             </w:tcMar>
-            <w:vAlign w:val="bottom"/>
             <w:hideMark/>
           </w:tcPr>
           <w:p>
             <w:pPr>
-              <w:spacing w:after="0" w:line="240" w:lineRule="auto"/>
-              <w:jc w:val="center"/>
+              <w:spacing w:before="120" w:after="120" w:line="240" w:lineRule="auto"/>
               <w:rPr>
-                <w:rFonts w:ascii="Arial" w:eastAsia="Times New Roman" w:hAnsi="Arial" w:cs="Arial"/>
+                <w:rFonts w:ascii="Times New Roman" w:eastAsia="Times New Roman" w:hAnsi="Times New Roman" w:cs="Times New Roman"/>
                 <w:color w:val="auto"/>
+                <w:sz w:val="24"/>
+                <w:szCs w:val="24"/>
                 <w:lang w:eastAsia="en-US"/>
               </w:rPr>
             </w:pPr>
             <w:r>
               <w:rPr>
                 <w:rFonts w:ascii="Arial" w:eastAsia="Times New Roman" w:hAnsi="Arial" w:cs="Arial"/>
-                <w:color w:val="auto"/>
+                <w:color w:val="1F1F1F"/>
+                <w:sz w:val="22"/>
+                <w:szCs w:val="22"/>
                 <w:lang w:eastAsia="en-US"/>
               </w:rPr>
-              <w:t>30/07/2026</w:t>
+              <w:t>1 week</w:t>
             </w:r>
           </w:p>
         </w:tc>
@@ -6007,80 +5929,81 @@
           <w:tcPr>
             <w:tcW w:w="0" w:type="auto"/>
             <w:tcBorders>
-              <w:top w:val="single" w:sz="6" w:space="0" w:color="CCCCCC"/>
-              <w:left w:val="single" w:sz="6" w:space="0" w:color="CCCCCC"/>
-              <w:bottom w:val="single" w:sz="6" w:space="0" w:color="CCCCCC"/>
-              <w:right w:val="single" w:sz="6" w:space="0" w:color="CCCCCC"/>
+              <w:top w:val="single" w:sz="6" w:space="0" w:color="C4C7C5"/>
+              <w:left w:val="single" w:sz="6" w:space="0" w:color="C4C7C5"/>
+              <w:bottom w:val="single" w:sz="6" w:space="0" w:color="C4C7C5"/>
+              <w:right w:val="single" w:sz="6" w:space="0" w:color="C4C7C5"/>
             </w:tcBorders>
             <w:tcMar>
-              <w:top w:w="30" w:type="dxa"/>
-              <w:left w:w="45" w:type="dxa"/>
-              <w:bottom w:w="30" w:type="dxa"/>
-              <w:right w:w="45" w:type="dxa"/>
+              <w:top w:w="120" w:type="dxa"/>
+              <w:left w:w="180" w:type="dxa"/>
+              <w:bottom w:w="120" w:type="dxa"/>
+              <w:right w:w="180" w:type="dxa"/>
             </w:tcMar>
-            <w:vAlign w:val="bottom"/>
             <w:hideMark/>
           </w:tcPr>
           <w:p>
             <w:pPr>
-              <w:spacing w:after="0" w:line="240" w:lineRule="auto"/>
-              <w:jc w:val="center"/>
+              <w:spacing w:before="120" w:after="120" w:line="240" w:lineRule="auto"/>
               <w:rPr>
-                <w:rFonts w:ascii="Arial" w:eastAsia="Times New Roman" w:hAnsi="Arial" w:cs="Arial"/>
+                <w:rFonts w:ascii="Times New Roman" w:eastAsia="Times New Roman" w:hAnsi="Times New Roman" w:cs="Times New Roman"/>
                 <w:color w:val="auto"/>
+                <w:sz w:val="24"/>
+                <w:szCs w:val="24"/>
                 <w:lang w:eastAsia="en-US"/>
               </w:rPr>
             </w:pPr>
             <w:r>
               <w:rPr>
                 <w:rFonts w:ascii="Arial" w:eastAsia="Times New Roman" w:hAnsi="Arial" w:cs="Arial"/>
-                <w:color w:val="auto"/>
+                <w:color w:val="1F1F1F"/>
+                <w:sz w:val="22"/>
+                <w:szCs w:val="22"/>
                 <w:lang w:eastAsia="en-US"/>
               </w:rPr>
-              <w:t>None</w:t>
+              <w:t>A1</w:t>
             </w:r>
           </w:p>
         </w:tc>
       </w:tr>
       <w:tr>
-        <w:trPr>
-          <w:trHeight w:val="315"/>
-        </w:trPr>
         <w:tc>
           <w:tcPr>
             <w:tcW w:w="0" w:type="auto"/>
             <w:tcBorders>
-              <w:top w:val="single" w:sz="6" w:space="0" w:color="CCCCCC"/>
-              <w:left w:val="single" w:sz="6" w:space="0" w:color="CCCCCC"/>
-              <w:bottom w:val="single" w:sz="6" w:space="0" w:color="CCCCCC"/>
-              <w:right w:val="single" w:sz="6" w:space="0" w:color="CCCCCC"/>
+              <w:top w:val="single" w:sz="6" w:space="0" w:color="C4C7C5"/>
+              <w:left w:val="single" w:sz="6" w:space="0" w:color="C4C7C5"/>
+              <w:bottom w:val="single" w:sz="6" w:space="0" w:color="C4C7C5"/>
+              <w:right w:val="single" w:sz="6" w:space="0" w:color="C4C7C5"/>
             </w:tcBorders>
             <w:tcMar>
-              <w:top w:w="30" w:type="dxa"/>
-              <w:left w:w="45" w:type="dxa"/>
-              <w:bottom w:w="30" w:type="dxa"/>
-              <w:right w:w="45" w:type="dxa"/>
+              <w:top w:w="120" w:type="dxa"/>
+              <w:left w:w="180" w:type="dxa"/>
+              <w:bottom w:w="120" w:type="dxa"/>
+              <w:right w:w="180" w:type="dxa"/>
             </w:tcMar>
-            <w:vAlign w:val="bottom"/>
             <w:hideMark/>
           </w:tcPr>
           <w:p>
             <w:pPr>
-              <w:spacing w:after="0" w:line="240" w:lineRule="auto"/>
-              <w:jc w:val="center"/>
+              <w:spacing w:before="120" w:after="120" w:line="240" w:lineRule="auto"/>
               <w:rPr>
-                <w:rFonts w:ascii="Arial" w:eastAsia="Times New Roman" w:hAnsi="Arial" w:cs="Arial"/>
+                <w:rFonts w:ascii="Times New Roman" w:eastAsia="Times New Roman" w:hAnsi="Times New Roman" w:cs="Times New Roman"/>
                 <w:color w:val="auto"/>
+                <w:sz w:val="24"/>
+                <w:szCs w:val="24"/>
                 <w:lang w:eastAsia="en-US"/>
               </w:rPr>
             </w:pPr>
             <w:r>
               <w:rPr>
                 <w:rFonts w:ascii="Arial" w:eastAsia="Times New Roman" w:hAnsi="Arial" w:cs="Arial"/>
-                <w:color w:val="auto"/>
+                <w:color w:val="1F1F1F"/>
+                <w:sz w:val="22"/>
+                <w:szCs w:val="22"/>
                 <w:lang w:eastAsia="en-US"/>
               </w:rPr>
-              <w:t>1.2</w:t>
+              <w:t>A3</w:t>
             </w:r>
           </w:p>
         </w:tc>
@@ -6088,37 +6011,39 @@
           <w:tcPr>
             <w:tcW w:w="0" w:type="auto"/>
             <w:tcBorders>
-              <w:top w:val="single" w:sz="6" w:space="0" w:color="CCCCCC"/>
-              <w:left w:val="single" w:sz="6" w:space="0" w:color="CCCCCC"/>
-              <w:bottom w:val="single" w:sz="6" w:space="0" w:color="CCCCCC"/>
-              <w:right w:val="single" w:sz="6" w:space="0" w:color="CCCCCC"/>
+              <w:top w:val="single" w:sz="6" w:space="0" w:color="C4C7C5"/>
+              <w:left w:val="single" w:sz="6" w:space="0" w:color="C4C7C5"/>
+              <w:bottom w:val="single" w:sz="6" w:space="0" w:color="C4C7C5"/>
+              <w:right w:val="single" w:sz="6" w:space="0" w:color="C4C7C5"/>
             </w:tcBorders>
             <w:tcMar>
-              <w:top w:w="30" w:type="dxa"/>
-              <w:left w:w="45" w:type="dxa"/>
-              <w:bottom w:w="30" w:type="dxa"/>
-              <w:right w:w="45" w:type="dxa"/>
+              <w:top w:w="120" w:type="dxa"/>
+              <w:left w:w="180" w:type="dxa"/>
+              <w:bottom w:w="120" w:type="dxa"/>
+              <w:right w:w="180" w:type="dxa"/>
             </w:tcMar>
-            <w:vAlign w:val="bottom"/>
             <w:hideMark/>
           </w:tcPr>
           <w:p>
             <w:pPr>
               <w:spacing w:after="0" w:line="240" w:lineRule="auto"/>
-              <w:jc w:val="center"/>
               <w:rPr>
-                <w:rFonts w:ascii="Arial" w:eastAsia="Times New Roman" w:hAnsi="Arial" w:cs="Arial"/>
+                <w:rFonts w:ascii="Times New Roman" w:eastAsia="Times New Roman" w:hAnsi="Times New Roman" w:cs="Times New Roman"/>
                 <w:color w:val="auto"/>
+                <w:sz w:val="24"/>
+                <w:szCs w:val="24"/>
                 <w:lang w:eastAsia="en-US"/>
               </w:rPr>
             </w:pPr>
             <w:r>
               <w:rPr>
                 <w:rFonts w:ascii="Arial" w:eastAsia="Times New Roman" w:hAnsi="Arial" w:cs="Arial"/>
-                <w:color w:val="auto"/>
+                <w:color w:val="1F1F1F"/>
+                <w:sz w:val="22"/>
+                <w:szCs w:val="22"/>
                 <w:lang w:eastAsia="en-US"/>
               </w:rPr>
-              <w:t>System Architecture &amp; Database Design</w:t>
+              <w:t xml:space="preserve">Task 2: UI/UX Prototyping &amp; Justification </w:t>
             </w:r>
           </w:p>
         </w:tc>
@@ -6126,37 +6051,39 @@
           <w:tcPr>
             <w:tcW w:w="0" w:type="auto"/>
             <w:tcBorders>
-              <w:top w:val="single" w:sz="6" w:space="0" w:color="CCCCCC"/>
-              <w:left w:val="single" w:sz="6" w:space="0" w:color="CCCCCC"/>
-              <w:bottom w:val="single" w:sz="6" w:space="0" w:color="CCCCCC"/>
-              <w:right w:val="single" w:sz="6" w:space="0" w:color="CCCCCC"/>
+              <w:top w:val="single" w:sz="6" w:space="0" w:color="C4C7C5"/>
+              <w:left w:val="single" w:sz="6" w:space="0" w:color="C4C7C5"/>
+              <w:bottom w:val="single" w:sz="6" w:space="0" w:color="C4C7C5"/>
+              <w:right w:val="single" w:sz="6" w:space="0" w:color="C4C7C5"/>
             </w:tcBorders>
             <w:tcMar>
-              <w:top w:w="30" w:type="dxa"/>
-              <w:left w:w="45" w:type="dxa"/>
-              <w:bottom w:w="30" w:type="dxa"/>
-              <w:right w:w="45" w:type="dxa"/>
+              <w:top w:w="120" w:type="dxa"/>
+              <w:left w:w="180" w:type="dxa"/>
+              <w:bottom w:w="120" w:type="dxa"/>
+              <w:right w:w="180" w:type="dxa"/>
             </w:tcMar>
-            <w:vAlign w:val="bottom"/>
             <w:hideMark/>
           </w:tcPr>
           <w:p>
             <w:pPr>
-              <w:spacing w:after="0" w:line="240" w:lineRule="auto"/>
-              <w:jc w:val="center"/>
+              <w:spacing w:before="120" w:after="120" w:line="240" w:lineRule="auto"/>
               <w:rPr>
-                <w:rFonts w:ascii="Arial" w:eastAsia="Times New Roman" w:hAnsi="Arial" w:cs="Arial"/>
+                <w:rFonts w:ascii="Times New Roman" w:eastAsia="Times New Roman" w:hAnsi="Times New Roman" w:cs="Times New Roman"/>
                 <w:color w:val="auto"/>
+                <w:sz w:val="24"/>
+                <w:szCs w:val="24"/>
                 <w:lang w:eastAsia="en-US"/>
               </w:rPr>
             </w:pPr>
             <w:r>
               <w:rPr>
                 <w:rFonts w:ascii="Arial" w:eastAsia="Times New Roman" w:hAnsi="Arial" w:cs="Arial"/>
-                <w:color w:val="auto"/>
+                <w:color w:val="1F1F1F"/>
+                <w:sz w:val="22"/>
+                <w:szCs w:val="22"/>
                 <w:lang w:eastAsia="en-US"/>
               </w:rPr>
-              <w:t>31/07/2026</w:t>
+              <w:t>Analysis</w:t>
             </w:r>
           </w:p>
         </w:tc>
@@ -6164,37 +6091,39 @@
           <w:tcPr>
             <w:tcW w:w="0" w:type="auto"/>
             <w:tcBorders>
-              <w:top w:val="single" w:sz="6" w:space="0" w:color="CCCCCC"/>
-              <w:left w:val="single" w:sz="6" w:space="0" w:color="CCCCCC"/>
-              <w:bottom w:val="single" w:sz="6" w:space="0" w:color="CCCCCC"/>
-              <w:right w:val="single" w:sz="6" w:space="0" w:color="CCCCCC"/>
+              <w:top w:val="single" w:sz="6" w:space="0" w:color="C4C7C5"/>
+              <w:left w:val="single" w:sz="6" w:space="0" w:color="C4C7C5"/>
+              <w:bottom w:val="single" w:sz="6" w:space="0" w:color="C4C7C5"/>
+              <w:right w:val="single" w:sz="6" w:space="0" w:color="C4C7C5"/>
             </w:tcBorders>
             <w:tcMar>
-              <w:top w:w="30" w:type="dxa"/>
-              <w:left w:w="45" w:type="dxa"/>
-              <w:bottom w:w="30" w:type="dxa"/>
-              <w:right w:w="45" w:type="dxa"/>
+              <w:top w:w="120" w:type="dxa"/>
+              <w:left w:w="180" w:type="dxa"/>
+              <w:bottom w:w="120" w:type="dxa"/>
+              <w:right w:w="180" w:type="dxa"/>
             </w:tcMar>
-            <w:vAlign w:val="bottom"/>
             <w:hideMark/>
           </w:tcPr>
           <w:p>
             <w:pPr>
-              <w:spacing w:after="0" w:line="240" w:lineRule="auto"/>
-              <w:jc w:val="center"/>
+              <w:spacing w:before="120" w:after="120" w:line="240" w:lineRule="auto"/>
               <w:rPr>
-                <w:rFonts w:ascii="Arial" w:eastAsia="Times New Roman" w:hAnsi="Arial" w:cs="Arial"/>
+                <w:rFonts w:ascii="Times New Roman" w:eastAsia="Times New Roman" w:hAnsi="Times New Roman" w:cs="Times New Roman"/>
                 <w:color w:val="auto"/>
+                <w:sz w:val="24"/>
+                <w:szCs w:val="24"/>
                 <w:lang w:eastAsia="en-US"/>
               </w:rPr>
             </w:pPr>
             <w:r>
               <w:rPr>
                 <w:rFonts w:ascii="Arial" w:eastAsia="Times New Roman" w:hAnsi="Arial" w:cs="Arial"/>
-                <w:color w:val="auto"/>
+                <w:color w:val="1F1F1F"/>
+                <w:sz w:val="22"/>
+                <w:szCs w:val="22"/>
                 <w:lang w:eastAsia="en-US"/>
               </w:rPr>
-              <w:t>06/08/2026</w:t>
+              <w:t>1 week</w:t>
             </w:r>
           </w:p>
         </w:tc>
@@ -6202,80 +6131,81 @@
           <w:tcPr>
             <w:tcW w:w="0" w:type="auto"/>
             <w:tcBorders>
-              <w:top w:val="single" w:sz="6" w:space="0" w:color="CCCCCC"/>
-              <w:left w:val="single" w:sz="6" w:space="0" w:color="CCCCCC"/>
-              <w:bottom w:val="single" w:sz="6" w:space="0" w:color="CCCCCC"/>
-              <w:right w:val="single" w:sz="6" w:space="0" w:color="CCCCCC"/>
+              <w:top w:val="single" w:sz="6" w:space="0" w:color="C4C7C5"/>
+              <w:left w:val="single" w:sz="6" w:space="0" w:color="C4C7C5"/>
+              <w:bottom w:val="single" w:sz="6" w:space="0" w:color="C4C7C5"/>
+              <w:right w:val="single" w:sz="6" w:space="0" w:color="C4C7C5"/>
             </w:tcBorders>
             <w:tcMar>
-              <w:top w:w="30" w:type="dxa"/>
-              <w:left w:w="45" w:type="dxa"/>
-              <w:bottom w:w="30" w:type="dxa"/>
-              <w:right w:w="45" w:type="dxa"/>
+              <w:top w:w="120" w:type="dxa"/>
+              <w:left w:w="180" w:type="dxa"/>
+              <w:bottom w:w="120" w:type="dxa"/>
+              <w:right w:w="180" w:type="dxa"/>
             </w:tcMar>
-            <w:vAlign w:val="bottom"/>
             <w:hideMark/>
           </w:tcPr>
           <w:p>
             <w:pPr>
-              <w:spacing w:after="0" w:line="240" w:lineRule="auto"/>
-              <w:jc w:val="center"/>
+              <w:spacing w:before="120" w:after="120" w:line="240" w:lineRule="auto"/>
               <w:rPr>
-                <w:rFonts w:ascii="Arial" w:eastAsia="Times New Roman" w:hAnsi="Arial" w:cs="Arial"/>
+                <w:rFonts w:ascii="Times New Roman" w:eastAsia="Times New Roman" w:hAnsi="Times New Roman" w:cs="Times New Roman"/>
                 <w:color w:val="auto"/>
+                <w:sz w:val="24"/>
+                <w:szCs w:val="24"/>
                 <w:lang w:eastAsia="en-US"/>
               </w:rPr>
             </w:pPr>
             <w:r>
               <w:rPr>
                 <w:rFonts w:ascii="Arial" w:eastAsia="Times New Roman" w:hAnsi="Arial" w:cs="Arial"/>
-                <w:color w:val="auto"/>
+                <w:color w:val="1F1F1F"/>
+                <w:sz w:val="22"/>
+                <w:szCs w:val="22"/>
                 <w:lang w:eastAsia="en-US"/>
               </w:rPr>
-              <w:t>1.1</w:t>
+              <w:t>A2</w:t>
             </w:r>
           </w:p>
         </w:tc>
       </w:tr>
       <w:tr>
-        <w:trPr>
-          <w:trHeight w:val="315"/>
-        </w:trPr>
         <w:tc>
           <w:tcPr>
             <w:tcW w:w="0" w:type="auto"/>
             <w:tcBorders>
-              <w:top w:val="single" w:sz="6" w:space="0" w:color="CCCCCC"/>
-              <w:left w:val="single" w:sz="6" w:space="0" w:color="CCCCCC"/>
-              <w:bottom w:val="single" w:sz="6" w:space="0" w:color="CCCCCC"/>
-              <w:right w:val="single" w:sz="6" w:space="0" w:color="CCCCCC"/>
+              <w:top w:val="single" w:sz="6" w:space="0" w:color="C4C7C5"/>
+              <w:left w:val="single" w:sz="6" w:space="0" w:color="C4C7C5"/>
+              <w:bottom w:val="single" w:sz="6" w:space="0" w:color="C4C7C5"/>
+              <w:right w:val="single" w:sz="6" w:space="0" w:color="C4C7C5"/>
             </w:tcBorders>
             <w:tcMar>
-              <w:top w:w="30" w:type="dxa"/>
-              <w:left w:w="45" w:type="dxa"/>
-              <w:bottom w:w="30" w:type="dxa"/>
-              <w:right w:w="45" w:type="dxa"/>
+              <w:top w:w="120" w:type="dxa"/>
+              <w:left w:w="180" w:type="dxa"/>
+              <w:bottom w:w="120" w:type="dxa"/>
+              <w:right w:w="180" w:type="dxa"/>
             </w:tcMar>
-            <w:vAlign w:val="bottom"/>
             <w:hideMark/>
           </w:tcPr>
           <w:p>
             <w:pPr>
-              <w:spacing w:after="0" w:line="240" w:lineRule="auto"/>
-              <w:jc w:val="center"/>
+              <w:spacing w:before="120" w:after="120" w:line="240" w:lineRule="auto"/>
               <w:rPr>
-                <w:rFonts w:ascii="Arial" w:eastAsia="Times New Roman" w:hAnsi="Arial" w:cs="Arial"/>
+                <w:rFonts w:ascii="Times New Roman" w:eastAsia="Times New Roman" w:hAnsi="Times New Roman" w:cs="Times New Roman"/>
                 <w:color w:val="auto"/>
+                <w:sz w:val="24"/>
+                <w:szCs w:val="24"/>
                 <w:lang w:eastAsia="en-US"/>
               </w:rPr>
             </w:pPr>
             <w:r>
               <w:rPr>
                 <w:rFonts w:ascii="Arial" w:eastAsia="Times New Roman" w:hAnsi="Arial" w:cs="Arial"/>
-                <w:color w:val="auto"/>
+                <w:color w:val="1F1F1F"/>
+                <w:sz w:val="22"/>
+                <w:szCs w:val="22"/>
                 <w:lang w:eastAsia="en-US"/>
               </w:rPr>
-              <w:t>1.3</w:t>
+              <w:t>A4</w:t>
             </w:r>
           </w:p>
         </w:tc>
@@ -6283,37 +6213,39 @@
           <w:tcPr>
             <w:tcW w:w="0" w:type="auto"/>
             <w:tcBorders>
-              <w:top w:val="single" w:sz="6" w:space="0" w:color="CCCCCC"/>
-              <w:left w:val="single" w:sz="6" w:space="0" w:color="CCCCCC"/>
-              <w:bottom w:val="single" w:sz="6" w:space="0" w:color="CCCCCC"/>
-              <w:right w:val="single" w:sz="6" w:space="0" w:color="CCCCCC"/>
+              <w:top w:val="single" w:sz="6" w:space="0" w:color="C4C7C5"/>
+              <w:left w:val="single" w:sz="6" w:space="0" w:color="C4C7C5"/>
+              <w:bottom w:val="single" w:sz="6" w:space="0" w:color="C4C7C5"/>
+              <w:right w:val="single" w:sz="6" w:space="0" w:color="C4C7C5"/>
             </w:tcBorders>
             <w:tcMar>
-              <w:top w:w="30" w:type="dxa"/>
-              <w:left w:w="45" w:type="dxa"/>
-              <w:bottom w:w="30" w:type="dxa"/>
-              <w:right w:w="45" w:type="dxa"/>
+              <w:top w:w="120" w:type="dxa"/>
+              <w:left w:w="180" w:type="dxa"/>
+              <w:bottom w:w="120" w:type="dxa"/>
+              <w:right w:w="180" w:type="dxa"/>
             </w:tcMar>
-            <w:vAlign w:val="bottom"/>
             <w:hideMark/>
           </w:tcPr>
           <w:p>
             <w:pPr>
               <w:spacing w:after="0" w:line="240" w:lineRule="auto"/>
-              <w:jc w:val="center"/>
               <w:rPr>
-                <w:rFonts w:ascii="Arial" w:eastAsia="Times New Roman" w:hAnsi="Arial" w:cs="Arial"/>
+                <w:rFonts w:ascii="Times New Roman" w:eastAsia="Times New Roman" w:hAnsi="Times New Roman" w:cs="Times New Roman"/>
                 <w:color w:val="auto"/>
+                <w:sz w:val="24"/>
+                <w:szCs w:val="24"/>
                 <w:lang w:eastAsia="en-US"/>
               </w:rPr>
             </w:pPr>
             <w:r>
               <w:rPr>
                 <w:rFonts w:ascii="Arial" w:eastAsia="Times New Roman" w:hAnsi="Arial" w:cs="Arial"/>
-                <w:color w:val="auto"/>
+                <w:color w:val="1F1F1F"/>
+                <w:sz w:val="22"/>
+                <w:szCs w:val="22"/>
                 <w:lang w:eastAsia="en-US"/>
               </w:rPr>
-              <w:t>UI/UX Wireframes &amp; Prototype Design</w:t>
+              <w:t xml:space="preserve">Task 3: Data Flow Diagrams - DFDs </w:t>
             </w:r>
           </w:p>
         </w:tc>
@@ -6321,37 +6253,39 @@
           <w:tcPr>
             <w:tcW w:w="0" w:type="auto"/>
             <w:tcBorders>
-              <w:top w:val="single" w:sz="6" w:space="0" w:color="CCCCCC"/>
-              <w:left w:val="single" w:sz="6" w:space="0" w:color="CCCCCC"/>
-              <w:bottom w:val="single" w:sz="6" w:space="0" w:color="CCCCCC"/>
-              <w:right w:val="single" w:sz="6" w:space="0" w:color="CCCCCC"/>
+              <w:top w:val="single" w:sz="6" w:space="0" w:color="C4C7C5"/>
+              <w:left w:val="single" w:sz="6" w:space="0" w:color="C4C7C5"/>
+              <w:bottom w:val="single" w:sz="6" w:space="0" w:color="C4C7C5"/>
+              <w:right w:val="single" w:sz="6" w:space="0" w:color="C4C7C5"/>
             </w:tcBorders>
             <w:tcMar>
-              <w:top w:w="30" w:type="dxa"/>
-              <w:left w:w="45" w:type="dxa"/>
-              <w:bottom w:w="30" w:type="dxa"/>
-              <w:right w:w="45" w:type="dxa"/>
+              <w:top w:w="120" w:type="dxa"/>
+              <w:left w:w="180" w:type="dxa"/>
+              <w:bottom w:w="120" w:type="dxa"/>
+              <w:right w:w="180" w:type="dxa"/>
             </w:tcMar>
-            <w:vAlign w:val="bottom"/>
             <w:hideMark/>
           </w:tcPr>
           <w:p>
             <w:pPr>
-              <w:spacing w:after="0" w:line="240" w:lineRule="auto"/>
-              <w:jc w:val="center"/>
+              <w:spacing w:before="120" w:after="120" w:line="240" w:lineRule="auto"/>
               <w:rPr>
-                <w:rFonts w:ascii="Arial" w:eastAsia="Times New Roman" w:hAnsi="Arial" w:cs="Arial"/>
+                <w:rFonts w:ascii="Times New Roman" w:eastAsia="Times New Roman" w:hAnsi="Times New Roman" w:cs="Times New Roman"/>
                 <w:color w:val="auto"/>
+                <w:sz w:val="24"/>
+                <w:szCs w:val="24"/>
                 <w:lang w:eastAsia="en-US"/>
               </w:rPr>
             </w:pPr>
             <w:r>
               <w:rPr>
                 <w:rFonts w:ascii="Arial" w:eastAsia="Times New Roman" w:hAnsi="Arial" w:cs="Arial"/>
-                <w:color w:val="auto"/>
+                <w:color w:val="1F1F1F"/>
+                <w:sz w:val="22"/>
+                <w:szCs w:val="22"/>
                 <w:lang w:eastAsia="en-US"/>
               </w:rPr>
-              <w:t>07/08/2026</w:t>
+              <w:t>Analysis</w:t>
             </w:r>
           </w:p>
         </w:tc>
@@ -6359,37 +6293,39 @@
           <w:tcPr>
             <w:tcW w:w="0" w:type="auto"/>
             <w:tcBorders>
-              <w:top w:val="single" w:sz="6" w:space="0" w:color="CCCCCC"/>
-              <w:left w:val="single" w:sz="6" w:space="0" w:color="CCCCCC"/>
-              <w:bottom w:val="single" w:sz="6" w:space="0" w:color="CCCCCC"/>
-              <w:right w:val="single" w:sz="6" w:space="0" w:color="CCCCCC"/>
+              <w:top w:val="single" w:sz="6" w:space="0" w:color="C4C7C5"/>
+              <w:left w:val="single" w:sz="6" w:space="0" w:color="C4C7C5"/>
+              <w:bottom w:val="single" w:sz="6" w:space="0" w:color="C4C7C5"/>
+              <w:right w:val="single" w:sz="6" w:space="0" w:color="C4C7C5"/>
             </w:tcBorders>
             <w:tcMar>
-              <w:top w:w="30" w:type="dxa"/>
-              <w:left w:w="45" w:type="dxa"/>
-              <w:bottom w:w="30" w:type="dxa"/>
-              <w:right w:w="45" w:type="dxa"/>
+              <w:top w:w="120" w:type="dxa"/>
+              <w:left w:w="180" w:type="dxa"/>
+              <w:bottom w:w="120" w:type="dxa"/>
+              <w:right w:w="180" w:type="dxa"/>
             </w:tcMar>
-            <w:vAlign w:val="bottom"/>
             <w:hideMark/>
           </w:tcPr>
           <w:p>
             <w:pPr>
-              <w:spacing w:after="0" w:line="240" w:lineRule="auto"/>
-              <w:jc w:val="center"/>
+              <w:spacing w:before="120" w:after="120" w:line="240" w:lineRule="auto"/>
               <w:rPr>
-                <w:rFonts w:ascii="Arial" w:eastAsia="Times New Roman" w:hAnsi="Arial" w:cs="Arial"/>
+                <w:rFonts w:ascii="Times New Roman" w:eastAsia="Times New Roman" w:hAnsi="Times New Roman" w:cs="Times New Roman"/>
                 <w:color w:val="auto"/>
+                <w:sz w:val="24"/>
+                <w:szCs w:val="24"/>
                 <w:lang w:eastAsia="en-US"/>
               </w:rPr>
             </w:pPr>
             <w:r>
               <w:rPr>
                 <w:rFonts w:ascii="Arial" w:eastAsia="Times New Roman" w:hAnsi="Arial" w:cs="Arial"/>
-                <w:color w:val="auto"/>
+                <w:color w:val="1F1F1F"/>
+                <w:sz w:val="22"/>
+                <w:szCs w:val="22"/>
                 <w:lang w:eastAsia="en-US"/>
               </w:rPr>
-              <w:t>12/08/2026</w:t>
+              <w:t>1 week</w:t>
             </w:r>
           </w:p>
         </w:tc>
@@ -6397,81 +6333,81 @@
           <w:tcPr>
             <w:tcW w:w="0" w:type="auto"/>
             <w:tcBorders>
-              <w:top w:val="single" w:sz="6" w:space="0" w:color="CCCCCC"/>
-              <w:left w:val="single" w:sz="6" w:space="0" w:color="CCCCCC"/>
-              <w:bottom w:val="single" w:sz="6" w:space="0" w:color="CCCCCC"/>
-              <w:right w:val="single" w:sz="6" w:space="0" w:color="CCCCCC"/>
+              <w:top w:val="single" w:sz="6" w:space="0" w:color="C4C7C5"/>
+              <w:left w:val="single" w:sz="6" w:space="0" w:color="C4C7C5"/>
+              <w:bottom w:val="single" w:sz="6" w:space="0" w:color="C4C7C5"/>
+              <w:right w:val="single" w:sz="6" w:space="0" w:color="C4C7C5"/>
             </w:tcBorders>
             <w:tcMar>
-              <w:top w:w="30" w:type="dxa"/>
-              <w:left w:w="45" w:type="dxa"/>
-              <w:bottom w:w="30" w:type="dxa"/>
-              <w:right w:w="45" w:type="dxa"/>
+              <w:top w:w="120" w:type="dxa"/>
+              <w:left w:w="180" w:type="dxa"/>
+              <w:bottom w:w="120" w:type="dxa"/>
+              <w:right w:w="180" w:type="dxa"/>
             </w:tcMar>
-            <w:vAlign w:val="bottom"/>
             <w:hideMark/>
           </w:tcPr>
           <w:p>
             <w:pPr>
-              <w:spacing w:after="0" w:line="240" w:lineRule="auto"/>
-              <w:jc w:val="center"/>
+              <w:spacing w:before="120" w:after="120" w:line="240" w:lineRule="auto"/>
               <w:rPr>
-                <w:rFonts w:ascii="Arial" w:eastAsia="Times New Roman" w:hAnsi="Arial" w:cs="Arial"/>
+                <w:rFonts w:ascii="Times New Roman" w:eastAsia="Times New Roman" w:hAnsi="Times New Roman" w:cs="Times New Roman"/>
                 <w:color w:val="auto"/>
+                <w:sz w:val="24"/>
+                <w:szCs w:val="24"/>
                 <w:lang w:eastAsia="en-US"/>
               </w:rPr>
             </w:pPr>
             <w:r>
               <w:rPr>
                 <w:rFonts w:ascii="Arial" w:eastAsia="Times New Roman" w:hAnsi="Arial" w:cs="Arial"/>
-                <w:color w:val="auto"/>
+                <w:color w:val="1F1F1F"/>
+                <w:sz w:val="22"/>
+                <w:szCs w:val="22"/>
                 <w:lang w:eastAsia="en-US"/>
               </w:rPr>
-              <w:t>1.2</w:t>
+              <w:t>A2</w:t>
             </w:r>
           </w:p>
         </w:tc>
       </w:tr>
       <w:tr>
-        <w:trPr>
-          <w:trHeight w:val="315"/>
-        </w:trPr>
         <w:tc>
           <w:tcPr>
             <w:tcW w:w="0" w:type="auto"/>
             <w:tcBorders>
-              <w:top w:val="single" w:sz="6" w:space="0" w:color="CCCCCC"/>
-              <w:left w:val="single" w:sz="6" w:space="0" w:color="CCCCCC"/>
-              <w:bottom w:val="single" w:sz="6" w:space="0" w:color="CCCCCC"/>
-              <w:right w:val="single" w:sz="6" w:space="0" w:color="CCCCCC"/>
+              <w:top w:val="single" w:sz="6" w:space="0" w:color="C4C7C5"/>
+              <w:left w:val="single" w:sz="6" w:space="0" w:color="C4C7C5"/>
+              <w:bottom w:val="single" w:sz="6" w:space="0" w:color="C4C7C5"/>
+              <w:right w:val="single" w:sz="6" w:space="0" w:color="C4C7C5"/>
             </w:tcBorders>
-            <w:shd w:val="clear" w:color="auto" w:fill="F4CCCC"/>
             <w:tcMar>
-              <w:top w:w="30" w:type="dxa"/>
-              <w:left w:w="45" w:type="dxa"/>
-              <w:bottom w:w="30" w:type="dxa"/>
-              <w:right w:w="45" w:type="dxa"/>
+              <w:top w:w="120" w:type="dxa"/>
+              <w:left w:w="180" w:type="dxa"/>
+              <w:bottom w:w="120" w:type="dxa"/>
+              <w:right w:w="180" w:type="dxa"/>
             </w:tcMar>
-            <w:vAlign w:val="bottom"/>
             <w:hideMark/>
           </w:tcPr>
           <w:p>
             <w:pPr>
-              <w:spacing w:after="0" w:line="240" w:lineRule="auto"/>
-              <w:jc w:val="center"/>
+              <w:spacing w:before="120" w:after="120" w:line="240" w:lineRule="auto"/>
               <w:rPr>
-                <w:rFonts w:ascii="Arial" w:eastAsia="Times New Roman" w:hAnsi="Arial" w:cs="Arial"/>
+                <w:rFonts w:ascii="Times New Roman" w:eastAsia="Times New Roman" w:hAnsi="Times New Roman" w:cs="Times New Roman"/>
                 <w:color w:val="auto"/>
+                <w:sz w:val="24"/>
+                <w:szCs w:val="24"/>
                 <w:lang w:eastAsia="en-US"/>
               </w:rPr>
             </w:pPr>
             <w:r>
               <w:rPr>
                 <w:rFonts w:ascii="Arial" w:eastAsia="Times New Roman" w:hAnsi="Arial" w:cs="Arial"/>
-                <w:color w:val="auto"/>
+                <w:color w:val="1F1F1F"/>
+                <w:sz w:val="22"/>
+                <w:szCs w:val="22"/>
                 <w:lang w:eastAsia="en-US"/>
               </w:rPr>
-              <w:t>2.0</w:t>
+              <w:t>A5</w:t>
             </w:r>
           </w:p>
         </w:tc>
@@ -6479,38 +6415,39 @@
           <w:tcPr>
             <w:tcW w:w="0" w:type="auto"/>
             <w:tcBorders>
-              <w:top w:val="single" w:sz="6" w:space="0" w:color="CCCCCC"/>
-              <w:left w:val="single" w:sz="6" w:space="0" w:color="CCCCCC"/>
-              <w:bottom w:val="single" w:sz="6" w:space="0" w:color="CCCCCC"/>
-              <w:right w:val="single" w:sz="6" w:space="0" w:color="CCCCCC"/>
+              <w:top w:val="single" w:sz="6" w:space="0" w:color="C4C7C5"/>
+              <w:left w:val="single" w:sz="6" w:space="0" w:color="C4C7C5"/>
+              <w:bottom w:val="single" w:sz="6" w:space="0" w:color="C4C7C5"/>
+              <w:right w:val="single" w:sz="6" w:space="0" w:color="C4C7C5"/>
             </w:tcBorders>
-            <w:shd w:val="clear" w:color="auto" w:fill="F4CCCC"/>
             <w:tcMar>
-              <w:top w:w="30" w:type="dxa"/>
-              <w:left w:w="45" w:type="dxa"/>
-              <w:bottom w:w="30" w:type="dxa"/>
-              <w:right w:w="45" w:type="dxa"/>
+              <w:top w:w="120" w:type="dxa"/>
+              <w:left w:w="180" w:type="dxa"/>
+              <w:bottom w:w="120" w:type="dxa"/>
+              <w:right w:w="180" w:type="dxa"/>
             </w:tcMar>
-            <w:vAlign w:val="bottom"/>
             <w:hideMark/>
           </w:tcPr>
           <w:p>
             <w:pPr>
               <w:spacing w:after="0" w:line="240" w:lineRule="auto"/>
-              <w:jc w:val="center"/>
               <w:rPr>
-                <w:rFonts w:ascii="Arial" w:eastAsia="Times New Roman" w:hAnsi="Arial" w:cs="Arial"/>
+                <w:rFonts w:ascii="Times New Roman" w:eastAsia="Times New Roman" w:hAnsi="Times New Roman" w:cs="Times New Roman"/>
                 <w:color w:val="auto"/>
+                <w:sz w:val="24"/>
+                <w:szCs w:val="24"/>
                 <w:lang w:eastAsia="en-US"/>
               </w:rPr>
             </w:pPr>
             <w:r>
               <w:rPr>
                 <w:rFonts w:ascii="Arial" w:eastAsia="Times New Roman" w:hAnsi="Arial" w:cs="Arial"/>
-                <w:color w:val="auto"/>
+                <w:color w:val="1F1F1F"/>
+                <w:sz w:val="22"/>
+                <w:szCs w:val="22"/>
                 <w:lang w:eastAsia="en-US"/>
               </w:rPr>
-              <w:t>System Core Development</w:t>
+              <w:t xml:space="preserve">Task 4: Use Case Model &amp; Documentation </w:t>
             </w:r>
           </w:p>
         </w:tc>
@@ -6518,38 +6455,39 @@
           <w:tcPr>
             <w:tcW w:w="0" w:type="auto"/>
             <w:tcBorders>
-              <w:top w:val="single" w:sz="6" w:space="0" w:color="CCCCCC"/>
-              <w:left w:val="single" w:sz="6" w:space="0" w:color="CCCCCC"/>
-              <w:bottom w:val="single" w:sz="6" w:space="0" w:color="CCCCCC"/>
-              <w:right w:val="single" w:sz="6" w:space="0" w:color="CCCCCC"/>
+              <w:top w:val="single" w:sz="6" w:space="0" w:color="C4C7C5"/>
+              <w:left w:val="single" w:sz="6" w:space="0" w:color="C4C7C5"/>
+              <w:bottom w:val="single" w:sz="6" w:space="0" w:color="C4C7C5"/>
+              <w:right w:val="single" w:sz="6" w:space="0" w:color="C4C7C5"/>
             </w:tcBorders>
-            <w:shd w:val="clear" w:color="auto" w:fill="F4CCCC"/>
             <w:tcMar>
-              <w:top w:w="30" w:type="dxa"/>
-              <w:left w:w="45" w:type="dxa"/>
-              <w:bottom w:w="30" w:type="dxa"/>
-              <w:right w:w="45" w:type="dxa"/>
+              <w:top w:w="120" w:type="dxa"/>
+              <w:left w:w="180" w:type="dxa"/>
+              <w:bottom w:w="120" w:type="dxa"/>
+              <w:right w:w="180" w:type="dxa"/>
             </w:tcMar>
-            <w:vAlign w:val="bottom"/>
             <w:hideMark/>
           </w:tcPr>
           <w:p>
             <w:pPr>
-              <w:spacing w:after="0" w:line="240" w:lineRule="auto"/>
-              <w:jc w:val="center"/>
+              <w:spacing w:before="120" w:after="120" w:line="240" w:lineRule="auto"/>
               <w:rPr>
-                <w:rFonts w:ascii="Arial" w:eastAsia="Times New Roman" w:hAnsi="Arial" w:cs="Arial"/>
+                <w:rFonts w:ascii="Times New Roman" w:eastAsia="Times New Roman" w:hAnsi="Times New Roman" w:cs="Times New Roman"/>
                 <w:color w:val="auto"/>
+                <w:sz w:val="24"/>
+                <w:szCs w:val="24"/>
                 <w:lang w:eastAsia="en-US"/>
               </w:rPr>
             </w:pPr>
             <w:r>
               <w:rPr>
                 <w:rFonts w:ascii="Arial" w:eastAsia="Times New Roman" w:hAnsi="Arial" w:cs="Arial"/>
-                <w:color w:val="auto"/>
+                <w:color w:val="1F1F1F"/>
+                <w:sz w:val="22"/>
+                <w:szCs w:val="22"/>
                 <w:lang w:eastAsia="en-US"/>
               </w:rPr>
-              <w:t>13/08/2026</w:t>
+              <w:t>Analysis</w:t>
             </w:r>
           </w:p>
         </w:tc>
@@ -6557,38 +6495,39 @@
           <w:tcPr>
             <w:tcW w:w="0" w:type="auto"/>
             <w:tcBorders>
-              <w:top w:val="single" w:sz="6" w:space="0" w:color="CCCCCC"/>
-              <w:left w:val="single" w:sz="6" w:space="0" w:color="CCCCCC"/>
-              <w:bottom w:val="single" w:sz="6" w:space="0" w:color="CCCCCC"/>
-              <w:right w:val="single" w:sz="6" w:space="0" w:color="CCCCCC"/>
+              <w:top w:val="single" w:sz="6" w:space="0" w:color="C4C7C5"/>
+              <w:left w:val="single" w:sz="6" w:space="0" w:color="C4C7C5"/>
+              <w:bottom w:val="single" w:sz="6" w:space="0" w:color="C4C7C5"/>
+              <w:right w:val="single" w:sz="6" w:space="0" w:color="C4C7C5"/>
             </w:tcBorders>
-            <w:shd w:val="clear" w:color="auto" w:fill="F4CCCC"/>
             <w:tcMar>
-              <w:top w:w="30" w:type="dxa"/>
-              <w:left w:w="45" w:type="dxa"/>
-              <w:bottom w:w="30" w:type="dxa"/>
-              <w:right w:w="45" w:type="dxa"/>
+              <w:top w:w="120" w:type="dxa"/>
+              <w:left w:w="180" w:type="dxa"/>
+              <w:bottom w:w="120" w:type="dxa"/>
+              <w:right w:w="180" w:type="dxa"/>
             </w:tcMar>
-            <w:vAlign w:val="bottom"/>
             <w:hideMark/>
           </w:tcPr>
           <w:p>
             <w:pPr>
-              <w:spacing w:after="0" w:line="240" w:lineRule="auto"/>
-              <w:jc w:val="center"/>
+              <w:spacing w:before="120" w:after="120" w:line="240" w:lineRule="auto"/>
               <w:rPr>
-                <w:rFonts w:ascii="Arial" w:eastAsia="Times New Roman" w:hAnsi="Arial" w:cs="Arial"/>
+                <w:rFonts w:ascii="Times New Roman" w:eastAsia="Times New Roman" w:hAnsi="Times New Roman" w:cs="Times New Roman"/>
                 <w:color w:val="auto"/>
+                <w:sz w:val="24"/>
+                <w:szCs w:val="24"/>
                 <w:lang w:eastAsia="en-US"/>
               </w:rPr>
             </w:pPr>
             <w:r>
               <w:rPr>
                 <w:rFonts w:ascii="Arial" w:eastAsia="Times New Roman" w:hAnsi="Arial" w:cs="Arial"/>
-                <w:color w:val="auto"/>
+                <w:color w:val="1F1F1F"/>
+                <w:sz w:val="22"/>
+                <w:szCs w:val="22"/>
                 <w:lang w:eastAsia="en-US"/>
               </w:rPr>
-              <w:t>23/09/2026</w:t>
+              <w:t>1 week</w:t>
             </w:r>
           </w:p>
         </w:tc>
@@ -6596,73 +6535,81 @@
           <w:tcPr>
             <w:tcW w:w="0" w:type="auto"/>
             <w:tcBorders>
-              <w:top w:val="single" w:sz="6" w:space="0" w:color="CCCCCC"/>
-              <w:left w:val="single" w:sz="6" w:space="0" w:color="CCCCCC"/>
-              <w:bottom w:val="single" w:sz="6" w:space="0" w:color="CCCCCC"/>
-              <w:right w:val="single" w:sz="6" w:space="0" w:color="CCCCCC"/>
+              <w:top w:val="single" w:sz="6" w:space="0" w:color="C4C7C5"/>
+              <w:left w:val="single" w:sz="6" w:space="0" w:color="C4C7C5"/>
+              <w:bottom w:val="single" w:sz="6" w:space="0" w:color="C4C7C5"/>
+              <w:right w:val="single" w:sz="6" w:space="0" w:color="C4C7C5"/>
             </w:tcBorders>
-            <w:shd w:val="clear" w:color="auto" w:fill="F4CCCC"/>
             <w:tcMar>
-              <w:top w:w="30" w:type="dxa"/>
-              <w:left w:w="45" w:type="dxa"/>
-              <w:bottom w:w="30" w:type="dxa"/>
-              <w:right w:w="45" w:type="dxa"/>
+              <w:top w:w="120" w:type="dxa"/>
+              <w:left w:w="180" w:type="dxa"/>
+              <w:bottom w:w="120" w:type="dxa"/>
+              <w:right w:w="180" w:type="dxa"/>
             </w:tcMar>
-            <w:vAlign w:val="bottom"/>
             <w:hideMark/>
           </w:tcPr>
           <w:p>
             <w:pPr>
-              <w:spacing w:after="0" w:line="240" w:lineRule="auto"/>
-              <w:jc w:val="center"/>
+              <w:spacing w:before="120" w:after="120" w:line="240" w:lineRule="auto"/>
               <w:rPr>
-                <w:rFonts w:ascii="Arial" w:eastAsia="Times New Roman" w:hAnsi="Arial" w:cs="Arial"/>
+                <w:rFonts w:ascii="Times New Roman" w:eastAsia="Times New Roman" w:hAnsi="Times New Roman" w:cs="Times New Roman"/>
                 <w:color w:val="auto"/>
-                <w:lang w:eastAsia="en-US"/>
-              </w:rPr>
-            </w:pPr>
-          </w:p>
-        </w:tc>
-      </w:tr>
-      <w:tr>
-        <w:trPr>
-          <w:trHeight w:val="315"/>
-        </w:trPr>
-        <w:tc>
-          <w:tcPr>
-            <w:tcW w:w="0" w:type="auto"/>
-            <w:tcBorders>
-              <w:top w:val="single" w:sz="6" w:space="0" w:color="CCCCCC"/>
-              <w:left w:val="single" w:sz="6" w:space="0" w:color="CCCCCC"/>
-              <w:bottom w:val="single" w:sz="6" w:space="0" w:color="CCCCCC"/>
-              <w:right w:val="single" w:sz="6" w:space="0" w:color="CCCCCC"/>
-            </w:tcBorders>
-            <w:tcMar>
-              <w:top w:w="30" w:type="dxa"/>
-              <w:left w:w="45" w:type="dxa"/>
-              <w:bottom w:w="30" w:type="dxa"/>
-              <w:right w:w="45" w:type="dxa"/>
-            </w:tcMar>
-            <w:vAlign w:val="bottom"/>
-            <w:hideMark/>
-          </w:tcPr>
-          <w:p>
-            <w:pPr>
-              <w:spacing w:after="0" w:line="240" w:lineRule="auto"/>
-              <w:jc w:val="center"/>
-              <w:rPr>
-                <w:rFonts w:ascii="Arial" w:eastAsia="Times New Roman" w:hAnsi="Arial" w:cs="Arial"/>
-                <w:color w:val="auto"/>
+                <w:sz w:val="24"/>
+                <w:szCs w:val="24"/>
                 <w:lang w:eastAsia="en-US"/>
               </w:rPr>
             </w:pPr>
             <w:r>
               <w:rPr>
                 <w:rFonts w:ascii="Arial" w:eastAsia="Times New Roman" w:hAnsi="Arial" w:cs="Arial"/>
-                <w:color w:val="auto"/>
+                <w:color w:val="1F1F1F"/>
+                <w:sz w:val="22"/>
+                <w:szCs w:val="22"/>
                 <w:lang w:eastAsia="en-US"/>
               </w:rPr>
-              <w:t>2.1</w:t>
+              <w:t>A3, A4</w:t>
+            </w:r>
+          </w:p>
+        </w:tc>
+      </w:tr>
+      <w:tr>
+        <w:tc>
+          <w:tcPr>
+            <w:tcW w:w="0" w:type="auto"/>
+            <w:tcBorders>
+              <w:top w:val="single" w:sz="6" w:space="0" w:color="C4C7C5"/>
+              <w:left w:val="single" w:sz="6" w:space="0" w:color="C4C7C5"/>
+              <w:bottom w:val="single" w:sz="6" w:space="0" w:color="C4C7C5"/>
+              <w:right w:val="single" w:sz="6" w:space="0" w:color="C4C7C5"/>
+            </w:tcBorders>
+            <w:tcMar>
+              <w:top w:w="120" w:type="dxa"/>
+              <w:left w:w="180" w:type="dxa"/>
+              <w:bottom w:w="120" w:type="dxa"/>
+              <w:right w:w="180" w:type="dxa"/>
+            </w:tcMar>
+            <w:hideMark/>
+          </w:tcPr>
+          <w:p>
+            <w:pPr>
+              <w:spacing w:before="120" w:after="120" w:line="240" w:lineRule="auto"/>
+              <w:rPr>
+                <w:rFonts w:ascii="Times New Roman" w:eastAsia="Times New Roman" w:hAnsi="Times New Roman" w:cs="Times New Roman"/>
+                <w:color w:val="auto"/>
+                <w:sz w:val="24"/>
+                <w:szCs w:val="24"/>
+                <w:lang w:eastAsia="en-US"/>
+              </w:rPr>
+            </w:pPr>
+            <w:r>
+              <w:rPr>
+                <w:rFonts w:ascii="Arial" w:eastAsia="Times New Roman" w:hAnsi="Arial" w:cs="Arial"/>
+                <w:color w:val="1F1F1F"/>
+                <w:sz w:val="22"/>
+                <w:szCs w:val="22"/>
+                <w:lang w:eastAsia="en-US"/>
+              </w:rPr>
+              <w:t>A6</w:t>
             </w:r>
           </w:p>
         </w:tc>
@@ -6670,37 +6617,39 @@
           <w:tcPr>
             <w:tcW w:w="0" w:type="auto"/>
             <w:tcBorders>
-              <w:top w:val="single" w:sz="6" w:space="0" w:color="CCCCCC"/>
-              <w:left w:val="single" w:sz="6" w:space="0" w:color="CCCCCC"/>
-              <w:bottom w:val="single" w:sz="6" w:space="0" w:color="CCCCCC"/>
-              <w:right w:val="single" w:sz="6" w:space="0" w:color="CCCCCC"/>
+              <w:top w:val="single" w:sz="6" w:space="0" w:color="C4C7C5"/>
+              <w:left w:val="single" w:sz="6" w:space="0" w:color="C4C7C5"/>
+              <w:bottom w:val="single" w:sz="6" w:space="0" w:color="C4C7C5"/>
+              <w:right w:val="single" w:sz="6" w:space="0" w:color="C4C7C5"/>
             </w:tcBorders>
             <w:tcMar>
-              <w:top w:w="30" w:type="dxa"/>
-              <w:left w:w="45" w:type="dxa"/>
-              <w:bottom w:w="30" w:type="dxa"/>
-              <w:right w:w="45" w:type="dxa"/>
+              <w:top w:w="120" w:type="dxa"/>
+              <w:left w:w="180" w:type="dxa"/>
+              <w:bottom w:w="120" w:type="dxa"/>
+              <w:right w:w="180" w:type="dxa"/>
             </w:tcMar>
-            <w:vAlign w:val="bottom"/>
             <w:hideMark/>
           </w:tcPr>
           <w:p>
             <w:pPr>
               <w:spacing w:after="0" w:line="240" w:lineRule="auto"/>
-              <w:jc w:val="center"/>
               <w:rPr>
-                <w:rFonts w:ascii="Arial" w:eastAsia="Times New Roman" w:hAnsi="Arial" w:cs="Arial"/>
+                <w:rFonts w:ascii="Times New Roman" w:eastAsia="Times New Roman" w:hAnsi="Times New Roman" w:cs="Times New Roman"/>
                 <w:color w:val="auto"/>
+                <w:sz w:val="24"/>
+                <w:szCs w:val="24"/>
                 <w:lang w:eastAsia="en-US"/>
               </w:rPr>
             </w:pPr>
             <w:r>
               <w:rPr>
                 <w:rFonts w:ascii="Arial" w:eastAsia="Times New Roman" w:hAnsi="Arial" w:cs="Arial"/>
-                <w:color w:val="auto"/>
+                <w:color w:val="1F1F1F"/>
+                <w:sz w:val="22"/>
+                <w:szCs w:val="22"/>
                 <w:lang w:eastAsia="en-US"/>
               </w:rPr>
-              <w:t>Student Portal (Browsing, Registration, Waitlists, History)</w:t>
+              <w:t xml:space="preserve">Task 5: UML Activity Diagrams </w:t>
             </w:r>
           </w:p>
         </w:tc>
@@ -6708,37 +6657,39 @@
           <w:tcPr>
             <w:tcW w:w="0" w:type="auto"/>
             <w:tcBorders>
-              <w:top w:val="single" w:sz="6" w:space="0" w:color="CCCCCC"/>
-              <w:left w:val="single" w:sz="6" w:space="0" w:color="CCCCCC"/>
-              <w:bottom w:val="single" w:sz="6" w:space="0" w:color="CCCCCC"/>
-              <w:right w:val="single" w:sz="6" w:space="0" w:color="CCCCCC"/>
+              <w:top w:val="single" w:sz="6" w:space="0" w:color="C4C7C5"/>
+              <w:left w:val="single" w:sz="6" w:space="0" w:color="C4C7C5"/>
+              <w:bottom w:val="single" w:sz="6" w:space="0" w:color="C4C7C5"/>
+              <w:right w:val="single" w:sz="6" w:space="0" w:color="C4C7C5"/>
             </w:tcBorders>
             <w:tcMar>
-              <w:top w:w="30" w:type="dxa"/>
-              <w:left w:w="45" w:type="dxa"/>
-              <w:bottom w:w="30" w:type="dxa"/>
-              <w:right w:w="45" w:type="dxa"/>
+              <w:top w:w="120" w:type="dxa"/>
+              <w:left w:w="180" w:type="dxa"/>
+              <w:bottom w:w="120" w:type="dxa"/>
+              <w:right w:w="180" w:type="dxa"/>
             </w:tcMar>
-            <w:vAlign w:val="bottom"/>
             <w:hideMark/>
           </w:tcPr>
           <w:p>
             <w:pPr>
-              <w:spacing w:after="0" w:line="240" w:lineRule="auto"/>
-              <w:jc w:val="center"/>
+              <w:spacing w:before="120" w:after="120" w:line="240" w:lineRule="auto"/>
               <w:rPr>
-                <w:rFonts w:ascii="Arial" w:eastAsia="Times New Roman" w:hAnsi="Arial" w:cs="Arial"/>
+                <w:rFonts w:ascii="Times New Roman" w:eastAsia="Times New Roman" w:hAnsi="Times New Roman" w:cs="Times New Roman"/>
                 <w:color w:val="auto"/>
+                <w:sz w:val="24"/>
+                <w:szCs w:val="24"/>
                 <w:lang w:eastAsia="en-US"/>
               </w:rPr>
             </w:pPr>
             <w:r>
               <w:rPr>
                 <w:rFonts w:ascii="Arial" w:eastAsia="Times New Roman" w:hAnsi="Arial" w:cs="Arial"/>
-                <w:color w:val="auto"/>
+                <w:color w:val="1F1F1F"/>
+                <w:sz w:val="22"/>
+                <w:szCs w:val="22"/>
                 <w:lang w:eastAsia="en-US"/>
               </w:rPr>
-              <w:t>13/08/2026</w:t>
+              <w:t>Design</w:t>
             </w:r>
           </w:p>
         </w:tc>
@@ -6746,37 +6697,39 @@
           <w:tcPr>
             <w:tcW w:w="0" w:type="auto"/>
             <w:tcBorders>
-              <w:top w:val="single" w:sz="6" w:space="0" w:color="CCCCCC"/>
-              <w:left w:val="single" w:sz="6" w:space="0" w:color="CCCCCC"/>
-              <w:bottom w:val="single" w:sz="6" w:space="0" w:color="CCCCCC"/>
-              <w:right w:val="single" w:sz="6" w:space="0" w:color="CCCCCC"/>
+              <w:top w:val="single" w:sz="6" w:space="0" w:color="C4C7C5"/>
+              <w:left w:val="single" w:sz="6" w:space="0" w:color="C4C7C5"/>
+              <w:bottom w:val="single" w:sz="6" w:space="0" w:color="C4C7C5"/>
+              <w:right w:val="single" w:sz="6" w:space="0" w:color="C4C7C5"/>
             </w:tcBorders>
             <w:tcMar>
-              <w:top w:w="30" w:type="dxa"/>
-              <w:left w:w="45" w:type="dxa"/>
-              <w:bottom w:w="30" w:type="dxa"/>
-              <w:right w:w="45" w:type="dxa"/>
+              <w:top w:w="120" w:type="dxa"/>
+              <w:left w:w="180" w:type="dxa"/>
+              <w:bottom w:w="120" w:type="dxa"/>
+              <w:right w:w="180" w:type="dxa"/>
             </w:tcMar>
-            <w:vAlign w:val="bottom"/>
             <w:hideMark/>
           </w:tcPr>
           <w:p>
             <w:pPr>
-              <w:spacing w:after="0" w:line="240" w:lineRule="auto"/>
-              <w:jc w:val="center"/>
+              <w:spacing w:before="120" w:after="120" w:line="240" w:lineRule="auto"/>
               <w:rPr>
-                <w:rFonts w:ascii="Arial" w:eastAsia="Times New Roman" w:hAnsi="Arial" w:cs="Arial"/>
+                <w:rFonts w:ascii="Times New Roman" w:eastAsia="Times New Roman" w:hAnsi="Times New Roman" w:cs="Times New Roman"/>
                 <w:color w:val="auto"/>
+                <w:sz w:val="24"/>
+                <w:szCs w:val="24"/>
                 <w:lang w:eastAsia="en-US"/>
               </w:rPr>
             </w:pPr>
             <w:r>
               <w:rPr>
                 <w:rFonts w:ascii="Arial" w:eastAsia="Times New Roman" w:hAnsi="Arial" w:cs="Arial"/>
-                <w:color w:val="auto"/>
+                <w:color w:val="1F1F1F"/>
+                <w:sz w:val="22"/>
+                <w:szCs w:val="22"/>
                 <w:lang w:eastAsia="en-US"/>
               </w:rPr>
-              <w:t>27/08/2026</w:t>
+              <w:t>4 days</w:t>
             </w:r>
           </w:p>
         </w:tc>
@@ -6784,80 +6737,81 @@
           <w:tcPr>
             <w:tcW w:w="0" w:type="auto"/>
             <w:tcBorders>
-              <w:top w:val="single" w:sz="6" w:space="0" w:color="CCCCCC"/>
-              <w:left w:val="single" w:sz="6" w:space="0" w:color="CCCCCC"/>
-              <w:bottom w:val="single" w:sz="6" w:space="0" w:color="CCCCCC"/>
-              <w:right w:val="single" w:sz="6" w:space="0" w:color="CCCCCC"/>
+              <w:top w:val="single" w:sz="6" w:space="0" w:color="C4C7C5"/>
+              <w:left w:val="single" w:sz="6" w:space="0" w:color="C4C7C5"/>
+              <w:bottom w:val="single" w:sz="6" w:space="0" w:color="C4C7C5"/>
+              <w:right w:val="single" w:sz="6" w:space="0" w:color="C4C7C5"/>
             </w:tcBorders>
             <w:tcMar>
-              <w:top w:w="30" w:type="dxa"/>
-              <w:left w:w="45" w:type="dxa"/>
-              <w:bottom w:w="30" w:type="dxa"/>
-              <w:right w:w="45" w:type="dxa"/>
+              <w:top w:w="120" w:type="dxa"/>
+              <w:left w:w="180" w:type="dxa"/>
+              <w:bottom w:w="120" w:type="dxa"/>
+              <w:right w:w="180" w:type="dxa"/>
             </w:tcMar>
-            <w:vAlign w:val="bottom"/>
             <w:hideMark/>
           </w:tcPr>
           <w:p>
             <w:pPr>
-              <w:spacing w:after="0" w:line="240" w:lineRule="auto"/>
-              <w:jc w:val="center"/>
+              <w:spacing w:before="120" w:after="120" w:line="240" w:lineRule="auto"/>
               <w:rPr>
-                <w:rFonts w:ascii="Arial" w:eastAsia="Times New Roman" w:hAnsi="Arial" w:cs="Arial"/>
+                <w:rFonts w:ascii="Times New Roman" w:eastAsia="Times New Roman" w:hAnsi="Times New Roman" w:cs="Times New Roman"/>
                 <w:color w:val="auto"/>
+                <w:sz w:val="24"/>
+                <w:szCs w:val="24"/>
                 <w:lang w:eastAsia="en-US"/>
               </w:rPr>
             </w:pPr>
             <w:r>
               <w:rPr>
                 <w:rFonts w:ascii="Arial" w:eastAsia="Times New Roman" w:hAnsi="Arial" w:cs="Arial"/>
-                <w:color w:val="auto"/>
+                <w:color w:val="1F1F1F"/>
+                <w:sz w:val="22"/>
+                <w:szCs w:val="22"/>
                 <w:lang w:eastAsia="en-US"/>
               </w:rPr>
-              <w:t>1.3</w:t>
+              <w:t>A5</w:t>
             </w:r>
           </w:p>
         </w:tc>
       </w:tr>
       <w:tr>
-        <w:trPr>
-          <w:trHeight w:val="315"/>
-        </w:trPr>
         <w:tc>
           <w:tcPr>
             <w:tcW w:w="0" w:type="auto"/>
             <w:tcBorders>
-              <w:top w:val="single" w:sz="6" w:space="0" w:color="CCCCCC"/>
-              <w:left w:val="single" w:sz="6" w:space="0" w:color="CCCCCC"/>
-              <w:bottom w:val="single" w:sz="6" w:space="0" w:color="CCCCCC"/>
-              <w:right w:val="single" w:sz="6" w:space="0" w:color="CCCCCC"/>
+              <w:top w:val="single" w:sz="6" w:space="0" w:color="C4C7C5"/>
+              <w:left w:val="single" w:sz="6" w:space="0" w:color="C4C7C5"/>
+              <w:bottom w:val="single" w:sz="6" w:space="0" w:color="C4C7C5"/>
+              <w:right w:val="single" w:sz="6" w:space="0" w:color="C4C7C5"/>
             </w:tcBorders>
             <w:tcMar>
-              <w:top w:w="30" w:type="dxa"/>
-              <w:left w:w="45" w:type="dxa"/>
-              <w:bottom w:w="30" w:type="dxa"/>
-              <w:right w:w="45" w:type="dxa"/>
+              <w:top w:w="120" w:type="dxa"/>
+              <w:left w:w="180" w:type="dxa"/>
+              <w:bottom w:w="120" w:type="dxa"/>
+              <w:right w:w="180" w:type="dxa"/>
             </w:tcMar>
-            <w:vAlign w:val="bottom"/>
             <w:hideMark/>
           </w:tcPr>
           <w:p>
             <w:pPr>
-              <w:spacing w:after="0" w:line="240" w:lineRule="auto"/>
-              <w:jc w:val="center"/>
+              <w:spacing w:before="120" w:after="120" w:line="240" w:lineRule="auto"/>
               <w:rPr>
-                <w:rFonts w:ascii="Arial" w:eastAsia="Times New Roman" w:hAnsi="Arial" w:cs="Arial"/>
+                <w:rFonts w:ascii="Times New Roman" w:eastAsia="Times New Roman" w:hAnsi="Times New Roman" w:cs="Times New Roman"/>
                 <w:color w:val="auto"/>
+                <w:sz w:val="24"/>
+                <w:szCs w:val="24"/>
                 <w:lang w:eastAsia="en-US"/>
               </w:rPr>
             </w:pPr>
             <w:r>
               <w:rPr>
                 <w:rFonts w:ascii="Arial" w:eastAsia="Times New Roman" w:hAnsi="Arial" w:cs="Arial"/>
-                <w:color w:val="auto"/>
+                <w:color w:val="1F1F1F"/>
+                <w:sz w:val="22"/>
+                <w:szCs w:val="22"/>
                 <w:lang w:eastAsia="en-US"/>
               </w:rPr>
-              <w:t>2.2</w:t>
+              <w:t>A7</w:t>
             </w:r>
           </w:p>
         </w:tc>
@@ -6865,37 +6819,39 @@
           <w:tcPr>
             <w:tcW w:w="0" w:type="auto"/>
             <w:tcBorders>
-              <w:top w:val="single" w:sz="6" w:space="0" w:color="CCCCCC"/>
-              <w:left w:val="single" w:sz="6" w:space="0" w:color="CCCCCC"/>
-              <w:bottom w:val="single" w:sz="6" w:space="0" w:color="CCCCCC"/>
-              <w:right w:val="single" w:sz="6" w:space="0" w:color="CCCCCC"/>
+              <w:top w:val="single" w:sz="6" w:space="0" w:color="C4C7C5"/>
+              <w:left w:val="single" w:sz="6" w:space="0" w:color="C4C7C5"/>
+              <w:bottom w:val="single" w:sz="6" w:space="0" w:color="C4C7C5"/>
+              <w:right w:val="single" w:sz="6" w:space="0" w:color="C4C7C5"/>
             </w:tcBorders>
             <w:tcMar>
-              <w:top w:w="30" w:type="dxa"/>
-              <w:left w:w="45" w:type="dxa"/>
-              <w:bottom w:w="30" w:type="dxa"/>
-              <w:right w:w="45" w:type="dxa"/>
+              <w:top w:w="120" w:type="dxa"/>
+              <w:left w:w="180" w:type="dxa"/>
+              <w:bottom w:w="120" w:type="dxa"/>
+              <w:right w:w="180" w:type="dxa"/>
             </w:tcMar>
-            <w:vAlign w:val="bottom"/>
             <w:hideMark/>
           </w:tcPr>
           <w:p>
             <w:pPr>
               <w:spacing w:after="0" w:line="240" w:lineRule="auto"/>
-              <w:jc w:val="center"/>
               <w:rPr>
-                <w:rFonts w:ascii="Arial" w:eastAsia="Times New Roman" w:hAnsi="Arial" w:cs="Arial"/>
+                <w:rFonts w:ascii="Times New Roman" w:eastAsia="Times New Roman" w:hAnsi="Times New Roman" w:cs="Times New Roman"/>
                 <w:color w:val="auto"/>
+                <w:sz w:val="24"/>
+                <w:szCs w:val="24"/>
                 <w:lang w:eastAsia="en-US"/>
               </w:rPr>
             </w:pPr>
             <w:r>
               <w:rPr>
                 <w:rFonts w:ascii="Arial" w:eastAsia="Times New Roman" w:hAnsi="Arial" w:cs="Arial"/>
-                <w:color w:val="auto"/>
+                <w:color w:val="1F1F1F"/>
+                <w:sz w:val="22"/>
+                <w:szCs w:val="22"/>
                 <w:lang w:eastAsia="en-US"/>
               </w:rPr>
-              <w:t>Organizer Portal (Event creation, approvals, participant limits)</w:t>
+              <w:t>Task 6: UML Class Diagram</w:t>
             </w:r>
           </w:p>
         </w:tc>
@@ -6903,37 +6859,39 @@
           <w:tcPr>
             <w:tcW w:w="0" w:type="auto"/>
             <w:tcBorders>
-              <w:top w:val="single" w:sz="6" w:space="0" w:color="CCCCCC"/>
-              <w:left w:val="single" w:sz="6" w:space="0" w:color="CCCCCC"/>
-              <w:bottom w:val="single" w:sz="6" w:space="0" w:color="CCCCCC"/>
-              <w:right w:val="single" w:sz="6" w:space="0" w:color="CCCCCC"/>
+              <w:top w:val="single" w:sz="6" w:space="0" w:color="C4C7C5"/>
+              <w:left w:val="single" w:sz="6" w:space="0" w:color="C4C7C5"/>
+              <w:bottom w:val="single" w:sz="6" w:space="0" w:color="C4C7C5"/>
+              <w:right w:val="single" w:sz="6" w:space="0" w:color="C4C7C5"/>
             </w:tcBorders>
             <w:tcMar>
-              <w:top w:w="30" w:type="dxa"/>
-              <w:left w:w="45" w:type="dxa"/>
-              <w:bottom w:w="30" w:type="dxa"/>
-              <w:right w:w="45" w:type="dxa"/>
+              <w:top w:w="120" w:type="dxa"/>
+              <w:left w:w="180" w:type="dxa"/>
+              <w:bottom w:w="120" w:type="dxa"/>
+              <w:right w:w="180" w:type="dxa"/>
             </w:tcMar>
-            <w:vAlign w:val="bottom"/>
             <w:hideMark/>
           </w:tcPr>
           <w:p>
             <w:pPr>
-              <w:spacing w:after="0" w:line="240" w:lineRule="auto"/>
-              <w:jc w:val="center"/>
+              <w:spacing w:before="120" w:after="120" w:line="240" w:lineRule="auto"/>
               <w:rPr>
-                <w:rFonts w:ascii="Arial" w:eastAsia="Times New Roman" w:hAnsi="Arial" w:cs="Arial"/>
+                <w:rFonts w:ascii="Times New Roman" w:eastAsia="Times New Roman" w:hAnsi="Times New Roman" w:cs="Times New Roman"/>
                 <w:color w:val="auto"/>
+                <w:sz w:val="24"/>
+                <w:szCs w:val="24"/>
                 <w:lang w:eastAsia="en-US"/>
               </w:rPr>
             </w:pPr>
             <w:r>
               <w:rPr>
                 <w:rFonts w:ascii="Arial" w:eastAsia="Times New Roman" w:hAnsi="Arial" w:cs="Arial"/>
-                <w:color w:val="auto"/>
+                <w:color w:val="1F1F1F"/>
+                <w:sz w:val="22"/>
+                <w:szCs w:val="22"/>
                 <w:lang w:eastAsia="en-US"/>
               </w:rPr>
-              <w:t>28/08/2026</w:t>
+              <w:t>Design</w:t>
             </w:r>
           </w:p>
         </w:tc>
@@ -6941,37 +6899,39 @@
           <w:tcPr>
             <w:tcW w:w="0" w:type="auto"/>
             <w:tcBorders>
-              <w:top w:val="single" w:sz="6" w:space="0" w:color="CCCCCC"/>
-              <w:left w:val="single" w:sz="6" w:space="0" w:color="CCCCCC"/>
-              <w:bottom w:val="single" w:sz="6" w:space="0" w:color="CCCCCC"/>
-              <w:right w:val="single" w:sz="6" w:space="0" w:color="CCCCCC"/>
+              <w:top w:val="single" w:sz="6" w:space="0" w:color="C4C7C5"/>
+              <w:left w:val="single" w:sz="6" w:space="0" w:color="C4C7C5"/>
+              <w:bottom w:val="single" w:sz="6" w:space="0" w:color="C4C7C5"/>
+              <w:right w:val="single" w:sz="6" w:space="0" w:color="C4C7C5"/>
             </w:tcBorders>
             <w:tcMar>
-              <w:top w:w="30" w:type="dxa"/>
-              <w:left w:w="45" w:type="dxa"/>
-              <w:bottom w:w="30" w:type="dxa"/>
-              <w:right w:w="45" w:type="dxa"/>
+              <w:top w:w="120" w:type="dxa"/>
+              <w:left w:w="180" w:type="dxa"/>
+              <w:bottom w:w="120" w:type="dxa"/>
+              <w:right w:w="180" w:type="dxa"/>
             </w:tcMar>
-            <w:vAlign w:val="bottom"/>
             <w:hideMark/>
           </w:tcPr>
           <w:p>
             <w:pPr>
-              <w:spacing w:after="0" w:line="240" w:lineRule="auto"/>
-              <w:jc w:val="center"/>
+              <w:spacing w:before="120" w:after="120" w:line="240" w:lineRule="auto"/>
               <w:rPr>
-                <w:rFonts w:ascii="Arial" w:eastAsia="Times New Roman" w:hAnsi="Arial" w:cs="Arial"/>
+                <w:rFonts w:ascii="Times New Roman" w:eastAsia="Times New Roman" w:hAnsi="Times New Roman" w:cs="Times New Roman"/>
                 <w:color w:val="auto"/>
+                <w:sz w:val="24"/>
+                <w:szCs w:val="24"/>
                 <w:lang w:eastAsia="en-US"/>
               </w:rPr>
             </w:pPr>
             <w:r>
               <w:rPr>
                 <w:rFonts w:ascii="Arial" w:eastAsia="Times New Roman" w:hAnsi="Arial" w:cs="Arial"/>
-                <w:color w:val="auto"/>
+                <w:color w:val="1F1F1F"/>
+                <w:sz w:val="22"/>
+                <w:szCs w:val="22"/>
                 <w:lang w:eastAsia="en-US"/>
               </w:rPr>
-              <w:t>10/09/2026</w:t>
+              <w:t>4 days</w:t>
             </w:r>
           </w:p>
         </w:tc>
@@ -6979,80 +6939,81 @@
           <w:tcPr>
             <w:tcW w:w="0" w:type="auto"/>
             <w:tcBorders>
-              <w:top w:val="single" w:sz="6" w:space="0" w:color="CCCCCC"/>
-              <w:left w:val="single" w:sz="6" w:space="0" w:color="CCCCCC"/>
-              <w:bottom w:val="single" w:sz="6" w:space="0" w:color="CCCCCC"/>
-              <w:right w:val="single" w:sz="6" w:space="0" w:color="CCCCCC"/>
+              <w:top w:val="single" w:sz="6" w:space="0" w:color="C4C7C5"/>
+              <w:left w:val="single" w:sz="6" w:space="0" w:color="C4C7C5"/>
+              <w:bottom w:val="single" w:sz="6" w:space="0" w:color="C4C7C5"/>
+              <w:right w:val="single" w:sz="6" w:space="0" w:color="C4C7C5"/>
             </w:tcBorders>
             <w:tcMar>
-              <w:top w:w="30" w:type="dxa"/>
-              <w:left w:w="45" w:type="dxa"/>
-              <w:bottom w:w="30" w:type="dxa"/>
-              <w:right w:w="45" w:type="dxa"/>
+              <w:top w:w="120" w:type="dxa"/>
+              <w:left w:w="180" w:type="dxa"/>
+              <w:bottom w:w="120" w:type="dxa"/>
+              <w:right w:w="180" w:type="dxa"/>
             </w:tcMar>
-            <w:vAlign w:val="bottom"/>
             <w:hideMark/>
           </w:tcPr>
           <w:p>
             <w:pPr>
-              <w:spacing w:after="0" w:line="240" w:lineRule="auto"/>
-              <w:jc w:val="center"/>
+              <w:spacing w:before="120" w:after="120" w:line="240" w:lineRule="auto"/>
               <w:rPr>
-                <w:rFonts w:ascii="Arial" w:eastAsia="Times New Roman" w:hAnsi="Arial" w:cs="Arial"/>
+                <w:rFonts w:ascii="Times New Roman" w:eastAsia="Times New Roman" w:hAnsi="Times New Roman" w:cs="Times New Roman"/>
                 <w:color w:val="auto"/>
+                <w:sz w:val="24"/>
+                <w:szCs w:val="24"/>
                 <w:lang w:eastAsia="en-US"/>
               </w:rPr>
             </w:pPr>
             <w:r>
               <w:rPr>
                 <w:rFonts w:ascii="Arial" w:eastAsia="Times New Roman" w:hAnsi="Arial" w:cs="Arial"/>
-                <w:color w:val="auto"/>
+                <w:color w:val="1F1F1F"/>
+                <w:sz w:val="22"/>
+                <w:szCs w:val="22"/>
                 <w:lang w:eastAsia="en-US"/>
               </w:rPr>
-              <w:t>2.1</w:t>
+              <w:t>A6</w:t>
             </w:r>
           </w:p>
         </w:tc>
       </w:tr>
       <w:tr>
-        <w:trPr>
-          <w:trHeight w:val="315"/>
-        </w:trPr>
         <w:tc>
           <w:tcPr>
             <w:tcW w:w="0" w:type="auto"/>
             <w:tcBorders>
-              <w:top w:val="single" w:sz="6" w:space="0" w:color="CCCCCC"/>
-              <w:left w:val="single" w:sz="6" w:space="0" w:color="CCCCCC"/>
-              <w:bottom w:val="single" w:sz="6" w:space="0" w:color="CCCCCC"/>
-              <w:right w:val="single" w:sz="6" w:space="0" w:color="CCCCCC"/>
+              <w:top w:val="single" w:sz="6" w:space="0" w:color="C4C7C5"/>
+              <w:left w:val="single" w:sz="6" w:space="0" w:color="C4C7C5"/>
+              <w:bottom w:val="single" w:sz="6" w:space="0" w:color="C4C7C5"/>
+              <w:right w:val="single" w:sz="6" w:space="0" w:color="C4C7C5"/>
             </w:tcBorders>
             <w:tcMar>
-              <w:top w:w="30" w:type="dxa"/>
-              <w:left w:w="45" w:type="dxa"/>
-              <w:bottom w:w="30" w:type="dxa"/>
-              <w:right w:w="45" w:type="dxa"/>
+              <w:top w:w="120" w:type="dxa"/>
+              <w:left w:w="180" w:type="dxa"/>
+              <w:bottom w:w="120" w:type="dxa"/>
+              <w:right w:w="180" w:type="dxa"/>
             </w:tcMar>
-            <w:vAlign w:val="bottom"/>
             <w:hideMark/>
           </w:tcPr>
           <w:p>
             <w:pPr>
-              <w:spacing w:after="0" w:line="240" w:lineRule="auto"/>
-              <w:jc w:val="center"/>
+              <w:spacing w:before="120" w:after="120" w:line="240" w:lineRule="auto"/>
               <w:rPr>
-                <w:rFonts w:ascii="Arial" w:eastAsia="Times New Roman" w:hAnsi="Arial" w:cs="Arial"/>
+                <w:rFonts w:ascii="Times New Roman" w:eastAsia="Times New Roman" w:hAnsi="Times New Roman" w:cs="Times New Roman"/>
                 <w:color w:val="auto"/>
+                <w:sz w:val="24"/>
+                <w:szCs w:val="24"/>
                 <w:lang w:eastAsia="en-US"/>
               </w:rPr>
             </w:pPr>
             <w:r>
               <w:rPr>
                 <w:rFonts w:ascii="Arial" w:eastAsia="Times New Roman" w:hAnsi="Arial" w:cs="Arial"/>
-                <w:color w:val="auto"/>
+                <w:color w:val="1F1F1F"/>
+                <w:sz w:val="22"/>
+                <w:szCs w:val="22"/>
                 <w:lang w:eastAsia="en-US"/>
               </w:rPr>
-              <w:t>2.3</w:t>
+              <w:t>A8</w:t>
             </w:r>
           </w:p>
         </w:tc>
@@ -7060,37 +7021,39 @@
           <w:tcPr>
             <w:tcW w:w="0" w:type="auto"/>
             <w:tcBorders>
-              <w:top w:val="single" w:sz="6" w:space="0" w:color="CCCCCC"/>
-              <w:left w:val="single" w:sz="6" w:space="0" w:color="CCCCCC"/>
-              <w:bottom w:val="single" w:sz="6" w:space="0" w:color="CCCCCC"/>
-              <w:right w:val="single" w:sz="6" w:space="0" w:color="CCCCCC"/>
+              <w:top w:val="single" w:sz="6" w:space="0" w:color="C4C7C5"/>
+              <w:left w:val="single" w:sz="6" w:space="0" w:color="C4C7C5"/>
+              <w:bottom w:val="single" w:sz="6" w:space="0" w:color="C4C7C5"/>
+              <w:right w:val="single" w:sz="6" w:space="0" w:color="C4C7C5"/>
             </w:tcBorders>
             <w:tcMar>
-              <w:top w:w="30" w:type="dxa"/>
-              <w:left w:w="45" w:type="dxa"/>
-              <w:bottom w:w="30" w:type="dxa"/>
-              <w:right w:w="45" w:type="dxa"/>
+              <w:top w:w="120" w:type="dxa"/>
+              <w:left w:w="180" w:type="dxa"/>
+              <w:bottom w:w="120" w:type="dxa"/>
+              <w:right w:w="180" w:type="dxa"/>
             </w:tcMar>
-            <w:vAlign w:val="bottom"/>
             <w:hideMark/>
           </w:tcPr>
           <w:p>
             <w:pPr>
               <w:spacing w:after="0" w:line="240" w:lineRule="auto"/>
-              <w:jc w:val="center"/>
               <w:rPr>
-                <w:rFonts w:ascii="Arial" w:eastAsia="Times New Roman" w:hAnsi="Arial" w:cs="Arial"/>
+                <w:rFonts w:ascii="Times New Roman" w:eastAsia="Times New Roman" w:hAnsi="Times New Roman" w:cs="Times New Roman"/>
                 <w:color w:val="auto"/>
+                <w:sz w:val="24"/>
+                <w:szCs w:val="24"/>
                 <w:lang w:eastAsia="en-US"/>
               </w:rPr>
             </w:pPr>
             <w:r>
               <w:rPr>
                 <w:rFonts w:ascii="Arial" w:eastAsia="Times New Roman" w:hAnsi="Arial" w:cs="Arial"/>
-                <w:color w:val="auto"/>
+                <w:color w:val="1F1F1F"/>
+                <w:sz w:val="22"/>
+                <w:szCs w:val="22"/>
                 <w:lang w:eastAsia="en-US"/>
               </w:rPr>
-              <w:t>Student Affairs Admin Module (Approvals, categories, metrics)</w:t>
+              <w:t xml:space="preserve">Task 7: Relational Database Design &amp; 3NF </w:t>
             </w:r>
           </w:p>
         </w:tc>
@@ -7098,37 +7061,39 @@
           <w:tcPr>
             <w:tcW w:w="0" w:type="auto"/>
             <w:tcBorders>
-              <w:top w:val="single" w:sz="6" w:space="0" w:color="CCCCCC"/>
-              <w:left w:val="single" w:sz="6" w:space="0" w:color="CCCCCC"/>
-              <w:bottom w:val="single" w:sz="6" w:space="0" w:color="CCCCCC"/>
-              <w:right w:val="single" w:sz="6" w:space="0" w:color="CCCCCC"/>
+              <w:top w:val="single" w:sz="6" w:space="0" w:color="C4C7C5"/>
+              <w:left w:val="single" w:sz="6" w:space="0" w:color="C4C7C5"/>
+              <w:bottom w:val="single" w:sz="6" w:space="0" w:color="C4C7C5"/>
+              <w:right w:val="single" w:sz="6" w:space="0" w:color="C4C7C5"/>
             </w:tcBorders>
             <w:tcMar>
-              <w:top w:w="30" w:type="dxa"/>
-              <w:left w:w="45" w:type="dxa"/>
-              <w:bottom w:w="30" w:type="dxa"/>
-              <w:right w:w="45" w:type="dxa"/>
+              <w:top w:w="120" w:type="dxa"/>
+              <w:left w:w="180" w:type="dxa"/>
+              <w:bottom w:w="120" w:type="dxa"/>
+              <w:right w:w="180" w:type="dxa"/>
             </w:tcMar>
-            <w:vAlign w:val="bottom"/>
             <w:hideMark/>
           </w:tcPr>
           <w:p>
             <w:pPr>
-              <w:spacing w:after="0" w:line="240" w:lineRule="auto"/>
-              <w:jc w:val="center"/>
+              <w:spacing w:before="120" w:after="120" w:line="240" w:lineRule="auto"/>
               <w:rPr>
-                <w:rFonts w:ascii="Arial" w:eastAsia="Times New Roman" w:hAnsi="Arial" w:cs="Arial"/>
+                <w:rFonts w:ascii="Times New Roman" w:eastAsia="Times New Roman" w:hAnsi="Times New Roman" w:cs="Times New Roman"/>
                 <w:color w:val="auto"/>
+                <w:sz w:val="24"/>
+                <w:szCs w:val="24"/>
                 <w:lang w:eastAsia="en-US"/>
               </w:rPr>
             </w:pPr>
             <w:r>
               <w:rPr>
                 <w:rFonts w:ascii="Arial" w:eastAsia="Times New Roman" w:hAnsi="Arial" w:cs="Arial"/>
-                <w:color w:val="auto"/>
+                <w:color w:val="1F1F1F"/>
+                <w:sz w:val="22"/>
+                <w:szCs w:val="22"/>
                 <w:lang w:eastAsia="en-US"/>
               </w:rPr>
-              <w:t>11/09/2026</w:t>
+              <w:t>Design</w:t>
             </w:r>
           </w:p>
         </w:tc>
@@ -7136,37 +7101,39 @@
           <w:tcPr>
             <w:tcW w:w="0" w:type="auto"/>
             <w:tcBorders>
-              <w:top w:val="single" w:sz="6" w:space="0" w:color="CCCCCC"/>
-              <w:left w:val="single" w:sz="6" w:space="0" w:color="CCCCCC"/>
-              <w:bottom w:val="single" w:sz="6" w:space="0" w:color="CCCCCC"/>
-              <w:right w:val="single" w:sz="6" w:space="0" w:color="CCCCCC"/>
+              <w:top w:val="single" w:sz="6" w:space="0" w:color="C4C7C5"/>
+              <w:left w:val="single" w:sz="6" w:space="0" w:color="C4C7C5"/>
+              <w:bottom w:val="single" w:sz="6" w:space="0" w:color="C4C7C5"/>
+              <w:right w:val="single" w:sz="6" w:space="0" w:color="C4C7C5"/>
             </w:tcBorders>
             <w:tcMar>
-              <w:top w:w="30" w:type="dxa"/>
-              <w:left w:w="45" w:type="dxa"/>
-              <w:bottom w:w="30" w:type="dxa"/>
-              <w:right w:w="45" w:type="dxa"/>
+              <w:top w:w="120" w:type="dxa"/>
+              <w:left w:w="180" w:type="dxa"/>
+              <w:bottom w:w="120" w:type="dxa"/>
+              <w:right w:w="180" w:type="dxa"/>
             </w:tcMar>
-            <w:vAlign w:val="bottom"/>
             <w:hideMark/>
           </w:tcPr>
           <w:p>
             <w:pPr>
-              <w:spacing w:after="0" w:line="240" w:lineRule="auto"/>
-              <w:jc w:val="center"/>
+              <w:spacing w:before="120" w:after="120" w:line="240" w:lineRule="auto"/>
               <w:rPr>
-                <w:rFonts w:ascii="Arial" w:eastAsia="Times New Roman" w:hAnsi="Arial" w:cs="Arial"/>
+                <w:rFonts w:ascii="Times New Roman" w:eastAsia="Times New Roman" w:hAnsi="Times New Roman" w:cs="Times New Roman"/>
                 <w:color w:val="auto"/>
+                <w:sz w:val="24"/>
+                <w:szCs w:val="24"/>
                 <w:lang w:eastAsia="en-US"/>
               </w:rPr>
             </w:pPr>
             <w:r>
               <w:rPr>
                 <w:rFonts w:ascii="Arial" w:eastAsia="Times New Roman" w:hAnsi="Arial" w:cs="Arial"/>
-                <w:color w:val="auto"/>
+                <w:color w:val="1F1F1F"/>
+                <w:sz w:val="22"/>
+                <w:szCs w:val="22"/>
                 <w:lang w:eastAsia="en-US"/>
               </w:rPr>
-              <w:t>23/09/2026</w:t>
+              <w:t>4 days</w:t>
             </w:r>
           </w:p>
         </w:tc>
@@ -7174,81 +7141,81 @@
           <w:tcPr>
             <w:tcW w:w="0" w:type="auto"/>
             <w:tcBorders>
-              <w:top w:val="single" w:sz="6" w:space="0" w:color="CCCCCC"/>
-              <w:left w:val="single" w:sz="6" w:space="0" w:color="CCCCCC"/>
-              <w:bottom w:val="single" w:sz="6" w:space="0" w:color="CCCCCC"/>
-              <w:right w:val="single" w:sz="6" w:space="0" w:color="CCCCCC"/>
+              <w:top w:val="single" w:sz="6" w:space="0" w:color="C4C7C5"/>
+              <w:left w:val="single" w:sz="6" w:space="0" w:color="C4C7C5"/>
+              <w:bottom w:val="single" w:sz="6" w:space="0" w:color="C4C7C5"/>
+              <w:right w:val="single" w:sz="6" w:space="0" w:color="C4C7C5"/>
             </w:tcBorders>
             <w:tcMar>
-              <w:top w:w="30" w:type="dxa"/>
-              <w:left w:w="45" w:type="dxa"/>
-              <w:bottom w:w="30" w:type="dxa"/>
-              <w:right w:w="45" w:type="dxa"/>
+              <w:top w:w="120" w:type="dxa"/>
+              <w:left w:w="180" w:type="dxa"/>
+              <w:bottom w:w="120" w:type="dxa"/>
+              <w:right w:w="180" w:type="dxa"/>
             </w:tcMar>
-            <w:vAlign w:val="bottom"/>
             <w:hideMark/>
           </w:tcPr>
           <w:p>
             <w:pPr>
-              <w:spacing w:after="0" w:line="240" w:lineRule="auto"/>
-              <w:jc w:val="center"/>
+              <w:spacing w:before="120" w:after="120" w:line="240" w:lineRule="auto"/>
               <w:rPr>
-                <w:rFonts w:ascii="Arial" w:eastAsia="Times New Roman" w:hAnsi="Arial" w:cs="Arial"/>
+                <w:rFonts w:ascii="Times New Roman" w:eastAsia="Times New Roman" w:hAnsi="Times New Roman" w:cs="Times New Roman"/>
                 <w:color w:val="auto"/>
+                <w:sz w:val="24"/>
+                <w:szCs w:val="24"/>
                 <w:lang w:eastAsia="en-US"/>
               </w:rPr>
             </w:pPr>
             <w:r>
               <w:rPr>
                 <w:rFonts w:ascii="Arial" w:eastAsia="Times New Roman" w:hAnsi="Arial" w:cs="Arial"/>
-                <w:color w:val="auto"/>
+                <w:color w:val="1F1F1F"/>
+                <w:sz w:val="22"/>
+                <w:szCs w:val="22"/>
                 <w:lang w:eastAsia="en-US"/>
               </w:rPr>
-              <w:t>2.2</w:t>
+              <w:t>A7</w:t>
             </w:r>
           </w:p>
         </w:tc>
       </w:tr>
       <w:tr>
-        <w:trPr>
-          <w:trHeight w:val="315"/>
-        </w:trPr>
         <w:tc>
           <w:tcPr>
             <w:tcW w:w="0" w:type="auto"/>
             <w:tcBorders>
-              <w:top w:val="single" w:sz="6" w:space="0" w:color="CCCCCC"/>
-              <w:left w:val="single" w:sz="6" w:space="0" w:color="CCCCCC"/>
-              <w:bottom w:val="single" w:sz="6" w:space="0" w:color="CCCCCC"/>
-              <w:right w:val="single" w:sz="6" w:space="0" w:color="CCCCCC"/>
+              <w:top w:val="single" w:sz="6" w:space="0" w:color="C4C7C5"/>
+              <w:left w:val="single" w:sz="6" w:space="0" w:color="C4C7C5"/>
+              <w:bottom w:val="single" w:sz="6" w:space="0" w:color="C4C7C5"/>
+              <w:right w:val="single" w:sz="6" w:space="0" w:color="C4C7C5"/>
             </w:tcBorders>
-            <w:shd w:val="clear" w:color="auto" w:fill="F4CCCC"/>
             <w:tcMar>
-              <w:top w:w="30" w:type="dxa"/>
-              <w:left w:w="45" w:type="dxa"/>
-              <w:bottom w:w="30" w:type="dxa"/>
-              <w:right w:w="45" w:type="dxa"/>
+              <w:top w:w="120" w:type="dxa"/>
+              <w:left w:w="180" w:type="dxa"/>
+              <w:bottom w:w="120" w:type="dxa"/>
+              <w:right w:w="180" w:type="dxa"/>
             </w:tcMar>
-            <w:vAlign w:val="bottom"/>
             <w:hideMark/>
           </w:tcPr>
           <w:p>
             <w:pPr>
-              <w:spacing w:after="0" w:line="240" w:lineRule="auto"/>
-              <w:jc w:val="center"/>
+              <w:spacing w:before="120" w:after="120" w:line="240" w:lineRule="auto"/>
               <w:rPr>
-                <w:rFonts w:ascii="Arial" w:eastAsia="Times New Roman" w:hAnsi="Arial" w:cs="Arial"/>
+                <w:rFonts w:ascii="Times New Roman" w:eastAsia="Times New Roman" w:hAnsi="Times New Roman" w:cs="Times New Roman"/>
                 <w:color w:val="auto"/>
+                <w:sz w:val="24"/>
+                <w:szCs w:val="24"/>
                 <w:lang w:eastAsia="en-US"/>
               </w:rPr>
             </w:pPr>
             <w:r>
               <w:rPr>
                 <w:rFonts w:ascii="Arial" w:eastAsia="Times New Roman" w:hAnsi="Arial" w:cs="Arial"/>
-                <w:color w:val="auto"/>
+                <w:color w:val="1F1F1F"/>
+                <w:sz w:val="22"/>
+                <w:szCs w:val="22"/>
                 <w:lang w:eastAsia="en-US"/>
               </w:rPr>
-              <w:t>3.0</w:t>
+              <w:t>A9</w:t>
             </w:r>
           </w:p>
         </w:tc>
@@ -7256,38 +7223,39 @@
           <w:tcPr>
             <w:tcW w:w="0" w:type="auto"/>
             <w:tcBorders>
-              <w:top w:val="single" w:sz="6" w:space="0" w:color="CCCCCC"/>
-              <w:left w:val="single" w:sz="6" w:space="0" w:color="CCCCCC"/>
-              <w:bottom w:val="single" w:sz="6" w:space="0" w:color="CCCCCC"/>
-              <w:right w:val="single" w:sz="6" w:space="0" w:color="CCCCCC"/>
+              <w:top w:val="single" w:sz="6" w:space="0" w:color="C4C7C5"/>
+              <w:left w:val="single" w:sz="6" w:space="0" w:color="C4C7C5"/>
+              <w:bottom w:val="single" w:sz="6" w:space="0" w:color="C4C7C5"/>
+              <w:right w:val="single" w:sz="6" w:space="0" w:color="C4C7C5"/>
             </w:tcBorders>
-            <w:shd w:val="clear" w:color="auto" w:fill="F4CCCC"/>
             <w:tcMar>
-              <w:top w:w="30" w:type="dxa"/>
-              <w:left w:w="45" w:type="dxa"/>
-              <w:bottom w:w="30" w:type="dxa"/>
-              <w:right w:w="45" w:type="dxa"/>
+              <w:top w:w="120" w:type="dxa"/>
+              <w:left w:w="180" w:type="dxa"/>
+              <w:bottom w:w="120" w:type="dxa"/>
+              <w:right w:w="180" w:type="dxa"/>
             </w:tcMar>
-            <w:vAlign w:val="bottom"/>
             <w:hideMark/>
           </w:tcPr>
           <w:p>
             <w:pPr>
               <w:spacing w:after="0" w:line="240" w:lineRule="auto"/>
-              <w:jc w:val="center"/>
               <w:rPr>
-                <w:rFonts w:ascii="Arial" w:eastAsia="Times New Roman" w:hAnsi="Arial" w:cs="Arial"/>
+                <w:rFonts w:ascii="Times New Roman" w:eastAsia="Times New Roman" w:hAnsi="Times New Roman" w:cs="Times New Roman"/>
                 <w:color w:val="auto"/>
+                <w:sz w:val="24"/>
+                <w:szCs w:val="24"/>
                 <w:lang w:eastAsia="en-US"/>
               </w:rPr>
             </w:pPr>
             <w:r>
               <w:rPr>
                 <w:rFonts w:ascii="Arial" w:eastAsia="Times New Roman" w:hAnsi="Arial" w:cs="Arial"/>
-                <w:color w:val="auto"/>
+                <w:color w:val="1F1F1F"/>
+                <w:sz w:val="22"/>
+                <w:szCs w:val="22"/>
                 <w:lang w:eastAsia="en-US"/>
               </w:rPr>
-              <w:t>Special Features &amp; Modules</w:t>
+              <w:t>Written Reflection &amp; Final Project Submission</w:t>
             </w:r>
           </w:p>
         </w:tc>
@@ -7295,38 +7263,39 @@
           <w:tcPr>
             <w:tcW w:w="0" w:type="auto"/>
             <w:tcBorders>
-              <w:top w:val="single" w:sz="6" w:space="0" w:color="CCCCCC"/>
-              <w:left w:val="single" w:sz="6" w:space="0" w:color="CCCCCC"/>
-              <w:bottom w:val="single" w:sz="6" w:space="0" w:color="CCCCCC"/>
-              <w:right w:val="single" w:sz="6" w:space="0" w:color="CCCCCC"/>
+              <w:top w:val="single" w:sz="6" w:space="0" w:color="C4C7C5"/>
+              <w:left w:val="single" w:sz="6" w:space="0" w:color="C4C7C5"/>
+              <w:bottom w:val="single" w:sz="6" w:space="0" w:color="C4C7C5"/>
+              <w:right w:val="single" w:sz="6" w:space="0" w:color="C4C7C5"/>
             </w:tcBorders>
-            <w:shd w:val="clear" w:color="auto" w:fill="F4CCCC"/>
             <w:tcMar>
-              <w:top w:w="30" w:type="dxa"/>
-              <w:left w:w="45" w:type="dxa"/>
-              <w:bottom w:w="30" w:type="dxa"/>
-              <w:right w:w="45" w:type="dxa"/>
+              <w:top w:w="120" w:type="dxa"/>
+              <w:left w:w="180" w:type="dxa"/>
+              <w:bottom w:w="120" w:type="dxa"/>
+              <w:right w:w="180" w:type="dxa"/>
             </w:tcMar>
-            <w:vAlign w:val="bottom"/>
             <w:hideMark/>
           </w:tcPr>
           <w:p>
             <w:pPr>
-              <w:spacing w:after="0" w:line="240" w:lineRule="auto"/>
-              <w:jc w:val="center"/>
+              <w:spacing w:before="120" w:after="120" w:line="240" w:lineRule="auto"/>
               <w:rPr>
-                <w:rFonts w:ascii="Arial" w:eastAsia="Times New Roman" w:hAnsi="Arial" w:cs="Arial"/>
+                <w:rFonts w:ascii="Times New Roman" w:eastAsia="Times New Roman" w:hAnsi="Times New Roman" w:cs="Times New Roman"/>
                 <w:color w:val="auto"/>
+                <w:sz w:val="24"/>
+                <w:szCs w:val="24"/>
                 <w:lang w:eastAsia="en-US"/>
               </w:rPr>
             </w:pPr>
             <w:r>
               <w:rPr>
                 <w:rFonts w:ascii="Arial" w:eastAsia="Times New Roman" w:hAnsi="Arial" w:cs="Arial"/>
-                <w:color w:val="auto"/>
+                <w:color w:val="1F1F1F"/>
+                <w:sz w:val="22"/>
+                <w:szCs w:val="22"/>
                 <w:lang w:eastAsia="en-US"/>
               </w:rPr>
-              <w:t>24/09/2026</w:t>
+              <w:t>Phase 2 Reporting</w:t>
             </w:r>
           </w:p>
         </w:tc>
@@ -7334,38 +7303,39 @@
           <w:tcPr>
             <w:tcW w:w="0" w:type="auto"/>
             <w:tcBorders>
-              <w:top w:val="single" w:sz="6" w:space="0" w:color="CCCCCC"/>
-              <w:left w:val="single" w:sz="6" w:space="0" w:color="CCCCCC"/>
-              <w:bottom w:val="single" w:sz="6" w:space="0" w:color="CCCCCC"/>
-              <w:right w:val="single" w:sz="6" w:space="0" w:color="CCCCCC"/>
+              <w:top w:val="single" w:sz="6" w:space="0" w:color="C4C7C5"/>
+              <w:left w:val="single" w:sz="6" w:space="0" w:color="C4C7C5"/>
+              <w:bottom w:val="single" w:sz="6" w:space="0" w:color="C4C7C5"/>
+              <w:right w:val="single" w:sz="6" w:space="0" w:color="C4C7C5"/>
             </w:tcBorders>
-            <w:shd w:val="clear" w:color="auto" w:fill="F4CCCC"/>
             <w:tcMar>
-              <w:top w:w="30" w:type="dxa"/>
-              <w:left w:w="45" w:type="dxa"/>
-              <w:bottom w:w="30" w:type="dxa"/>
-              <w:right w:w="45" w:type="dxa"/>
+              <w:top w:w="120" w:type="dxa"/>
+              <w:left w:w="180" w:type="dxa"/>
+              <w:bottom w:w="120" w:type="dxa"/>
+              <w:right w:w="180" w:type="dxa"/>
             </w:tcMar>
-            <w:vAlign w:val="bottom"/>
             <w:hideMark/>
           </w:tcPr>
           <w:p>
             <w:pPr>
-              <w:spacing w:after="0" w:line="240" w:lineRule="auto"/>
-              <w:jc w:val="center"/>
+              <w:spacing w:before="120" w:after="120" w:line="240" w:lineRule="auto"/>
               <w:rPr>
-                <w:rFonts w:ascii="Arial" w:eastAsia="Times New Roman" w:hAnsi="Arial" w:cs="Arial"/>
+                <w:rFonts w:ascii="Times New Roman" w:eastAsia="Times New Roman" w:hAnsi="Times New Roman" w:cs="Times New Roman"/>
                 <w:color w:val="auto"/>
+                <w:sz w:val="24"/>
+                <w:szCs w:val="24"/>
                 <w:lang w:eastAsia="en-US"/>
               </w:rPr>
             </w:pPr>
             <w:r>
               <w:rPr>
                 <w:rFonts w:ascii="Arial" w:eastAsia="Times New Roman" w:hAnsi="Arial" w:cs="Arial"/>
-                <w:color w:val="auto"/>
+                <w:color w:val="1F1F1F"/>
+                <w:sz w:val="22"/>
+                <w:szCs w:val="22"/>
                 <w:lang w:eastAsia="en-US"/>
               </w:rPr>
-              <w:t>15/10/2026</w:t>
+              <w:t>2 days</w:t>
             </w:r>
           </w:p>
         </w:tc>
@@ -7373,1779 +7343,39 @@
           <w:tcPr>
             <w:tcW w:w="0" w:type="auto"/>
             <w:tcBorders>
-              <w:top w:val="single" w:sz="6" w:space="0" w:color="CCCCCC"/>
-              <w:left w:val="single" w:sz="6" w:space="0" w:color="CCCCCC"/>
-              <w:bottom w:val="single" w:sz="6" w:space="0" w:color="CCCCCC"/>
-              <w:right w:val="single" w:sz="6" w:space="0" w:color="CCCCCC"/>
+              <w:top w:val="single" w:sz="6" w:space="0" w:color="C4C7C5"/>
+              <w:left w:val="single" w:sz="6" w:space="0" w:color="C4C7C5"/>
+              <w:bottom w:val="single" w:sz="6" w:space="0" w:color="C4C7C5"/>
+              <w:right w:val="single" w:sz="6" w:space="0" w:color="C4C7C5"/>
             </w:tcBorders>
-            <w:shd w:val="clear" w:color="auto" w:fill="F4CCCC"/>
             <w:tcMar>
-              <w:top w:w="30" w:type="dxa"/>
-              <w:left w:w="45" w:type="dxa"/>
-              <w:bottom w:w="30" w:type="dxa"/>
-              <w:right w:w="45" w:type="dxa"/>
+              <w:top w:w="120" w:type="dxa"/>
+              <w:left w:w="180" w:type="dxa"/>
+              <w:bottom w:w="120" w:type="dxa"/>
+              <w:right w:w="180" w:type="dxa"/>
             </w:tcMar>
-            <w:vAlign w:val="bottom"/>
             <w:hideMark/>
           </w:tcPr>
           <w:p>
             <w:pPr>
-              <w:spacing w:after="0" w:line="240" w:lineRule="auto"/>
-              <w:jc w:val="center"/>
+              <w:spacing w:before="120" w:after="120" w:line="240" w:lineRule="auto"/>
               <w:rPr>
-                <w:rFonts w:ascii="Arial" w:eastAsia="Times New Roman" w:hAnsi="Arial" w:cs="Arial"/>
+                <w:rFonts w:ascii="Times New Roman" w:eastAsia="Times New Roman" w:hAnsi="Times New Roman" w:cs="Times New Roman"/>
                 <w:color w:val="auto"/>
-                <w:lang w:eastAsia="en-US"/>
-              </w:rPr>
-            </w:pPr>
-          </w:p>
-        </w:tc>
-      </w:tr>
-      <w:tr>
-        <w:trPr>
-          <w:trHeight w:val="315"/>
-        </w:trPr>
-        <w:tc>
-          <w:tcPr>
-            <w:tcW w:w="0" w:type="auto"/>
-            <w:tcBorders>
-              <w:top w:val="single" w:sz="6" w:space="0" w:color="CCCCCC"/>
-              <w:left w:val="single" w:sz="6" w:space="0" w:color="CCCCCC"/>
-              <w:bottom w:val="single" w:sz="6" w:space="0" w:color="CCCCCC"/>
-              <w:right w:val="single" w:sz="6" w:space="0" w:color="CCCCCC"/>
-            </w:tcBorders>
-            <w:tcMar>
-              <w:top w:w="30" w:type="dxa"/>
-              <w:left w:w="45" w:type="dxa"/>
-              <w:bottom w:w="30" w:type="dxa"/>
-              <w:right w:w="45" w:type="dxa"/>
-            </w:tcMar>
-            <w:vAlign w:val="bottom"/>
-            <w:hideMark/>
-          </w:tcPr>
-          <w:p>
-            <w:pPr>
-              <w:spacing w:after="0" w:line="240" w:lineRule="auto"/>
-              <w:jc w:val="center"/>
-              <w:rPr>
-                <w:rFonts w:ascii="Arial" w:eastAsia="Times New Roman" w:hAnsi="Arial" w:cs="Arial"/>
-                <w:color w:val="auto"/>
+                <w:sz w:val="24"/>
+                <w:szCs w:val="24"/>
                 <w:lang w:eastAsia="en-US"/>
               </w:rPr>
             </w:pPr>
             <w:r>
               <w:rPr>
                 <w:rFonts w:ascii="Arial" w:eastAsia="Times New Roman" w:hAnsi="Arial" w:cs="Arial"/>
-                <w:color w:val="auto"/>
+                <w:color w:val="1F1F1F"/>
+                <w:sz w:val="22"/>
+                <w:szCs w:val="22"/>
                 <w:lang w:eastAsia="en-US"/>
               </w:rPr>
-              <w:t>3.1</w:t>
-            </w:r>
-          </w:p>
-        </w:tc>
-        <w:tc>
-          <w:tcPr>
-            <w:tcW w:w="0" w:type="auto"/>
-            <w:tcBorders>
-              <w:top w:val="single" w:sz="6" w:space="0" w:color="CCCCCC"/>
-              <w:left w:val="single" w:sz="6" w:space="0" w:color="CCCCCC"/>
-              <w:bottom w:val="single" w:sz="6" w:space="0" w:color="CCCCCC"/>
-              <w:right w:val="single" w:sz="6" w:space="0" w:color="CCCCCC"/>
-            </w:tcBorders>
-            <w:tcMar>
-              <w:top w:w="30" w:type="dxa"/>
-              <w:left w:w="45" w:type="dxa"/>
-              <w:bottom w:w="30" w:type="dxa"/>
-              <w:right w:w="45" w:type="dxa"/>
-            </w:tcMar>
-            <w:vAlign w:val="bottom"/>
-            <w:hideMark/>
-          </w:tcPr>
-          <w:p>
-            <w:pPr>
-              <w:spacing w:after="0" w:line="240" w:lineRule="auto"/>
-              <w:jc w:val="center"/>
-              <w:rPr>
-                <w:rFonts w:ascii="Arial" w:eastAsia="Times New Roman" w:hAnsi="Arial" w:cs="Arial"/>
-                <w:color w:val="auto"/>
-                <w:lang w:eastAsia="en-US"/>
-              </w:rPr>
-            </w:pPr>
-            <w:r>
-              <w:rPr>
-                <w:rFonts w:ascii="Arial" w:eastAsia="Times New Roman" w:hAnsi="Arial" w:cs="Arial"/>
-                <w:color w:val="auto"/>
-                <w:lang w:eastAsia="en-US"/>
-              </w:rPr>
-              <w:t>QR Code Attendance &amp; Tracking Engine</w:t>
-            </w:r>
-          </w:p>
-        </w:tc>
-        <w:tc>
-          <w:tcPr>
-            <w:tcW w:w="0" w:type="auto"/>
-            <w:tcBorders>
-              <w:top w:val="single" w:sz="6" w:space="0" w:color="CCCCCC"/>
-              <w:left w:val="single" w:sz="6" w:space="0" w:color="CCCCCC"/>
-              <w:bottom w:val="single" w:sz="6" w:space="0" w:color="CCCCCC"/>
-              <w:right w:val="single" w:sz="6" w:space="0" w:color="CCCCCC"/>
-            </w:tcBorders>
-            <w:tcMar>
-              <w:top w:w="30" w:type="dxa"/>
-              <w:left w:w="45" w:type="dxa"/>
-              <w:bottom w:w="30" w:type="dxa"/>
-              <w:right w:w="45" w:type="dxa"/>
-            </w:tcMar>
-            <w:vAlign w:val="bottom"/>
-            <w:hideMark/>
-          </w:tcPr>
-          <w:p>
-            <w:pPr>
-              <w:spacing w:after="0" w:line="240" w:lineRule="auto"/>
-              <w:jc w:val="center"/>
-              <w:rPr>
-                <w:rFonts w:ascii="Arial" w:eastAsia="Times New Roman" w:hAnsi="Arial" w:cs="Arial"/>
-                <w:color w:val="auto"/>
-                <w:lang w:eastAsia="en-US"/>
-              </w:rPr>
-            </w:pPr>
-            <w:r>
-              <w:rPr>
-                <w:rFonts w:ascii="Arial" w:eastAsia="Times New Roman" w:hAnsi="Arial" w:cs="Arial"/>
-                <w:color w:val="auto"/>
-                <w:lang w:eastAsia="en-US"/>
-              </w:rPr>
-              <w:t>24/09/2026</w:t>
-            </w:r>
-          </w:p>
-        </w:tc>
-        <w:tc>
-          <w:tcPr>
-            <w:tcW w:w="0" w:type="auto"/>
-            <w:tcBorders>
-              <w:top w:val="single" w:sz="6" w:space="0" w:color="CCCCCC"/>
-              <w:left w:val="single" w:sz="6" w:space="0" w:color="CCCCCC"/>
-              <w:bottom w:val="single" w:sz="6" w:space="0" w:color="CCCCCC"/>
-              <w:right w:val="single" w:sz="6" w:space="0" w:color="CCCCCC"/>
-            </w:tcBorders>
-            <w:tcMar>
-              <w:top w:w="30" w:type="dxa"/>
-              <w:left w:w="45" w:type="dxa"/>
-              <w:bottom w:w="30" w:type="dxa"/>
-              <w:right w:w="45" w:type="dxa"/>
-            </w:tcMar>
-            <w:vAlign w:val="bottom"/>
-            <w:hideMark/>
-          </w:tcPr>
-          <w:p>
-            <w:pPr>
-              <w:spacing w:after="0" w:line="240" w:lineRule="auto"/>
-              <w:jc w:val="center"/>
-              <w:rPr>
-                <w:rFonts w:ascii="Arial" w:eastAsia="Times New Roman" w:hAnsi="Arial" w:cs="Arial"/>
-                <w:color w:val="auto"/>
-                <w:lang w:eastAsia="en-US"/>
-              </w:rPr>
-            </w:pPr>
-            <w:r>
-              <w:rPr>
-                <w:rFonts w:ascii="Arial" w:eastAsia="Times New Roman" w:hAnsi="Arial" w:cs="Arial"/>
-                <w:color w:val="auto"/>
-                <w:lang w:eastAsia="en-US"/>
-              </w:rPr>
-              <w:t>01/10/2026</w:t>
-            </w:r>
-          </w:p>
-        </w:tc>
-        <w:tc>
-          <w:tcPr>
-            <w:tcW w:w="0" w:type="auto"/>
-            <w:tcBorders>
-              <w:top w:val="single" w:sz="6" w:space="0" w:color="CCCCCC"/>
-              <w:left w:val="single" w:sz="6" w:space="0" w:color="CCCCCC"/>
-              <w:bottom w:val="single" w:sz="6" w:space="0" w:color="CCCCCC"/>
-              <w:right w:val="single" w:sz="6" w:space="0" w:color="CCCCCC"/>
-            </w:tcBorders>
-            <w:tcMar>
-              <w:top w:w="30" w:type="dxa"/>
-              <w:left w:w="45" w:type="dxa"/>
-              <w:bottom w:w="30" w:type="dxa"/>
-              <w:right w:w="45" w:type="dxa"/>
-            </w:tcMar>
-            <w:vAlign w:val="bottom"/>
-            <w:hideMark/>
-          </w:tcPr>
-          <w:p>
-            <w:pPr>
-              <w:spacing w:after="0" w:line="240" w:lineRule="auto"/>
-              <w:jc w:val="center"/>
-              <w:rPr>
-                <w:rFonts w:ascii="Arial" w:eastAsia="Times New Roman" w:hAnsi="Arial" w:cs="Arial"/>
-                <w:color w:val="auto"/>
-                <w:lang w:eastAsia="en-US"/>
-              </w:rPr>
-            </w:pPr>
-            <w:r>
-              <w:rPr>
-                <w:rFonts w:ascii="Arial" w:eastAsia="Times New Roman" w:hAnsi="Arial" w:cs="Arial"/>
-                <w:color w:val="auto"/>
-                <w:lang w:eastAsia="en-US"/>
-              </w:rPr>
-              <w:t>2.1, 2.2</w:t>
-            </w:r>
-          </w:p>
-        </w:tc>
-      </w:tr>
-      <w:tr>
-        <w:trPr>
-          <w:trHeight w:val="315"/>
-        </w:trPr>
-        <w:tc>
-          <w:tcPr>
-            <w:tcW w:w="0" w:type="auto"/>
-            <w:tcBorders>
-              <w:top w:val="single" w:sz="6" w:space="0" w:color="CCCCCC"/>
-              <w:left w:val="single" w:sz="6" w:space="0" w:color="CCCCCC"/>
-              <w:bottom w:val="single" w:sz="6" w:space="0" w:color="CCCCCC"/>
-              <w:right w:val="single" w:sz="6" w:space="0" w:color="CCCCCC"/>
-            </w:tcBorders>
-            <w:tcMar>
-              <w:top w:w="30" w:type="dxa"/>
-              <w:left w:w="45" w:type="dxa"/>
-              <w:bottom w:w="30" w:type="dxa"/>
-              <w:right w:w="45" w:type="dxa"/>
-            </w:tcMar>
-            <w:vAlign w:val="bottom"/>
-            <w:hideMark/>
-          </w:tcPr>
-          <w:p>
-            <w:pPr>
-              <w:spacing w:after="0" w:line="240" w:lineRule="auto"/>
-              <w:jc w:val="center"/>
-              <w:rPr>
-                <w:rFonts w:ascii="Arial" w:eastAsia="Times New Roman" w:hAnsi="Arial" w:cs="Arial"/>
-                <w:color w:val="auto"/>
-                <w:lang w:eastAsia="en-US"/>
-              </w:rPr>
-            </w:pPr>
-            <w:r>
-              <w:rPr>
-                <w:rFonts w:ascii="Arial" w:eastAsia="Times New Roman" w:hAnsi="Arial" w:cs="Arial"/>
-                <w:color w:val="auto"/>
-                <w:lang w:eastAsia="en-US"/>
-              </w:rPr>
-              <w:t>3.2</w:t>
-            </w:r>
-          </w:p>
-        </w:tc>
-        <w:tc>
-          <w:tcPr>
-            <w:tcW w:w="0" w:type="auto"/>
-            <w:tcBorders>
-              <w:top w:val="single" w:sz="6" w:space="0" w:color="CCCCCC"/>
-              <w:left w:val="single" w:sz="6" w:space="0" w:color="CCCCCC"/>
-              <w:bottom w:val="single" w:sz="6" w:space="0" w:color="CCCCCC"/>
-              <w:right w:val="single" w:sz="6" w:space="0" w:color="CCCCCC"/>
-            </w:tcBorders>
-            <w:tcMar>
-              <w:top w:w="30" w:type="dxa"/>
-              <w:left w:w="45" w:type="dxa"/>
-              <w:bottom w:w="30" w:type="dxa"/>
-              <w:right w:w="45" w:type="dxa"/>
-            </w:tcMar>
-            <w:vAlign w:val="bottom"/>
-            <w:hideMark/>
-          </w:tcPr>
-          <w:p>
-            <w:pPr>
-              <w:spacing w:after="0" w:line="240" w:lineRule="auto"/>
-              <w:jc w:val="center"/>
-              <w:rPr>
-                <w:rFonts w:ascii="Arial" w:eastAsia="Times New Roman" w:hAnsi="Arial" w:cs="Arial"/>
-                <w:color w:val="auto"/>
-                <w:lang w:eastAsia="en-US"/>
-              </w:rPr>
-            </w:pPr>
-            <w:r>
-              <w:rPr>
-                <w:rFonts w:ascii="Arial" w:eastAsia="Times New Roman" w:hAnsi="Arial" w:cs="Arial"/>
-                <w:color w:val="auto"/>
-                <w:lang w:eastAsia="en-US"/>
-              </w:rPr>
-              <w:t>Automated Notifications Engine (Reminders, Waitlist status)</w:t>
-            </w:r>
-          </w:p>
-        </w:tc>
-        <w:tc>
-          <w:tcPr>
-            <w:tcW w:w="0" w:type="auto"/>
-            <w:tcBorders>
-              <w:top w:val="single" w:sz="6" w:space="0" w:color="CCCCCC"/>
-              <w:left w:val="single" w:sz="6" w:space="0" w:color="CCCCCC"/>
-              <w:bottom w:val="single" w:sz="6" w:space="0" w:color="CCCCCC"/>
-              <w:right w:val="single" w:sz="6" w:space="0" w:color="CCCCCC"/>
-            </w:tcBorders>
-            <w:tcMar>
-              <w:top w:w="30" w:type="dxa"/>
-              <w:left w:w="45" w:type="dxa"/>
-              <w:bottom w:w="30" w:type="dxa"/>
-              <w:right w:w="45" w:type="dxa"/>
-            </w:tcMar>
-            <w:vAlign w:val="bottom"/>
-            <w:hideMark/>
-          </w:tcPr>
-          <w:p>
-            <w:pPr>
-              <w:spacing w:after="0" w:line="240" w:lineRule="auto"/>
-              <w:jc w:val="center"/>
-              <w:rPr>
-                <w:rFonts w:ascii="Arial" w:eastAsia="Times New Roman" w:hAnsi="Arial" w:cs="Arial"/>
-                <w:color w:val="auto"/>
-                <w:lang w:eastAsia="en-US"/>
-              </w:rPr>
-            </w:pPr>
-            <w:r>
-              <w:rPr>
-                <w:rFonts w:ascii="Arial" w:eastAsia="Times New Roman" w:hAnsi="Arial" w:cs="Arial"/>
-                <w:color w:val="auto"/>
-                <w:lang w:eastAsia="en-US"/>
-              </w:rPr>
-              <w:t>02/10/2026</w:t>
-            </w:r>
-          </w:p>
-        </w:tc>
-        <w:tc>
-          <w:tcPr>
-            <w:tcW w:w="0" w:type="auto"/>
-            <w:tcBorders>
-              <w:top w:val="single" w:sz="6" w:space="0" w:color="CCCCCC"/>
-              <w:left w:val="single" w:sz="6" w:space="0" w:color="CCCCCC"/>
-              <w:bottom w:val="single" w:sz="6" w:space="0" w:color="CCCCCC"/>
-              <w:right w:val="single" w:sz="6" w:space="0" w:color="CCCCCC"/>
-            </w:tcBorders>
-            <w:tcMar>
-              <w:top w:w="30" w:type="dxa"/>
-              <w:left w:w="45" w:type="dxa"/>
-              <w:bottom w:w="30" w:type="dxa"/>
-              <w:right w:w="45" w:type="dxa"/>
-            </w:tcMar>
-            <w:vAlign w:val="bottom"/>
-            <w:hideMark/>
-          </w:tcPr>
-          <w:p>
-            <w:pPr>
-              <w:spacing w:after="0" w:line="240" w:lineRule="auto"/>
-              <w:jc w:val="center"/>
-              <w:rPr>
-                <w:rFonts w:ascii="Arial" w:eastAsia="Times New Roman" w:hAnsi="Arial" w:cs="Arial"/>
-                <w:color w:val="auto"/>
-                <w:lang w:eastAsia="en-US"/>
-              </w:rPr>
-            </w:pPr>
-            <w:r>
-              <w:rPr>
-                <w:rFonts w:ascii="Arial" w:eastAsia="Times New Roman" w:hAnsi="Arial" w:cs="Arial"/>
-                <w:color w:val="auto"/>
-                <w:lang w:eastAsia="en-US"/>
-              </w:rPr>
-              <w:t>08/10/2026</w:t>
-            </w:r>
-          </w:p>
-        </w:tc>
-        <w:tc>
-          <w:tcPr>
-            <w:tcW w:w="0" w:type="auto"/>
-            <w:tcBorders>
-              <w:top w:val="single" w:sz="6" w:space="0" w:color="CCCCCC"/>
-              <w:left w:val="single" w:sz="6" w:space="0" w:color="CCCCCC"/>
-              <w:bottom w:val="single" w:sz="6" w:space="0" w:color="CCCCCC"/>
-              <w:right w:val="single" w:sz="6" w:space="0" w:color="CCCCCC"/>
-            </w:tcBorders>
-            <w:tcMar>
-              <w:top w:w="30" w:type="dxa"/>
-              <w:left w:w="45" w:type="dxa"/>
-              <w:bottom w:w="30" w:type="dxa"/>
-              <w:right w:w="45" w:type="dxa"/>
-            </w:tcMar>
-            <w:vAlign w:val="bottom"/>
-            <w:hideMark/>
-          </w:tcPr>
-          <w:p>
-            <w:pPr>
-              <w:spacing w:after="0" w:line="240" w:lineRule="auto"/>
-              <w:jc w:val="center"/>
-              <w:rPr>
-                <w:rFonts w:ascii="Arial" w:eastAsia="Times New Roman" w:hAnsi="Arial" w:cs="Arial"/>
-                <w:color w:val="auto"/>
-                <w:lang w:eastAsia="en-US"/>
-              </w:rPr>
-            </w:pPr>
-            <w:r>
-              <w:rPr>
-                <w:rFonts w:ascii="Arial" w:eastAsia="Times New Roman" w:hAnsi="Arial" w:cs="Arial"/>
-                <w:color w:val="auto"/>
-                <w:lang w:eastAsia="en-US"/>
-              </w:rPr>
-              <w:t>2.1</w:t>
-            </w:r>
-          </w:p>
-        </w:tc>
-      </w:tr>
-      <w:tr>
-        <w:trPr>
-          <w:trHeight w:val="315"/>
-        </w:trPr>
-        <w:tc>
-          <w:tcPr>
-            <w:tcW w:w="0" w:type="auto"/>
-            <w:tcBorders>
-              <w:top w:val="single" w:sz="6" w:space="0" w:color="CCCCCC"/>
-              <w:left w:val="single" w:sz="6" w:space="0" w:color="CCCCCC"/>
-              <w:bottom w:val="single" w:sz="6" w:space="0" w:color="CCCCCC"/>
-              <w:right w:val="single" w:sz="6" w:space="0" w:color="CCCCCC"/>
-            </w:tcBorders>
-            <w:tcMar>
-              <w:top w:w="30" w:type="dxa"/>
-              <w:left w:w="45" w:type="dxa"/>
-              <w:bottom w:w="30" w:type="dxa"/>
-              <w:right w:w="45" w:type="dxa"/>
-            </w:tcMar>
-            <w:vAlign w:val="bottom"/>
-            <w:hideMark/>
-          </w:tcPr>
-          <w:p>
-            <w:pPr>
-              <w:spacing w:after="0" w:line="240" w:lineRule="auto"/>
-              <w:jc w:val="center"/>
-              <w:rPr>
-                <w:rFonts w:ascii="Arial" w:eastAsia="Times New Roman" w:hAnsi="Arial" w:cs="Arial"/>
-                <w:color w:val="auto"/>
-                <w:lang w:eastAsia="en-US"/>
-              </w:rPr>
-            </w:pPr>
-            <w:r>
-              <w:rPr>
-                <w:rFonts w:ascii="Arial" w:eastAsia="Times New Roman" w:hAnsi="Arial" w:cs="Arial"/>
-                <w:color w:val="auto"/>
-                <w:lang w:eastAsia="en-US"/>
-              </w:rPr>
-              <w:t>3.3</w:t>
-            </w:r>
-          </w:p>
-        </w:tc>
-        <w:tc>
-          <w:tcPr>
-            <w:tcW w:w="0" w:type="auto"/>
-            <w:tcBorders>
-              <w:top w:val="single" w:sz="6" w:space="0" w:color="CCCCCC"/>
-              <w:left w:val="single" w:sz="6" w:space="0" w:color="CCCCCC"/>
-              <w:bottom w:val="single" w:sz="6" w:space="0" w:color="CCCCCC"/>
-              <w:right w:val="single" w:sz="6" w:space="0" w:color="CCCCCC"/>
-            </w:tcBorders>
-            <w:tcMar>
-              <w:top w:w="30" w:type="dxa"/>
-              <w:left w:w="45" w:type="dxa"/>
-              <w:bottom w:w="30" w:type="dxa"/>
-              <w:right w:w="45" w:type="dxa"/>
-            </w:tcMar>
-            <w:vAlign w:val="bottom"/>
-            <w:hideMark/>
-          </w:tcPr>
-          <w:p>
-            <w:pPr>
-              <w:spacing w:after="0" w:line="240" w:lineRule="auto"/>
-              <w:jc w:val="center"/>
-              <w:rPr>
-                <w:rFonts w:ascii="Arial" w:eastAsia="Times New Roman" w:hAnsi="Arial" w:cs="Arial"/>
-                <w:color w:val="auto"/>
-                <w:lang w:eastAsia="en-US"/>
-              </w:rPr>
-            </w:pPr>
-            <w:r>
-              <w:rPr>
-                <w:rFonts w:ascii="Arial" w:eastAsia="Times New Roman" w:hAnsi="Arial" w:cs="Arial"/>
-                <w:color w:val="auto"/>
-                <w:lang w:eastAsia="en-US"/>
-              </w:rPr>
-              <w:t>Certificates &amp; Activity Transcript Generation Engine</w:t>
-            </w:r>
-          </w:p>
-        </w:tc>
-        <w:tc>
-          <w:tcPr>
-            <w:tcW w:w="0" w:type="auto"/>
-            <w:tcBorders>
-              <w:top w:val="single" w:sz="6" w:space="0" w:color="CCCCCC"/>
-              <w:left w:val="single" w:sz="6" w:space="0" w:color="CCCCCC"/>
-              <w:bottom w:val="single" w:sz="6" w:space="0" w:color="CCCCCC"/>
-              <w:right w:val="single" w:sz="6" w:space="0" w:color="CCCCCC"/>
-            </w:tcBorders>
-            <w:tcMar>
-              <w:top w:w="30" w:type="dxa"/>
-              <w:left w:w="45" w:type="dxa"/>
-              <w:bottom w:w="30" w:type="dxa"/>
-              <w:right w:w="45" w:type="dxa"/>
-            </w:tcMar>
-            <w:vAlign w:val="bottom"/>
-            <w:hideMark/>
-          </w:tcPr>
-          <w:p>
-            <w:pPr>
-              <w:spacing w:after="0" w:line="240" w:lineRule="auto"/>
-              <w:jc w:val="center"/>
-              <w:rPr>
-                <w:rFonts w:ascii="Arial" w:eastAsia="Times New Roman" w:hAnsi="Arial" w:cs="Arial"/>
-                <w:color w:val="auto"/>
-                <w:lang w:eastAsia="en-US"/>
-              </w:rPr>
-            </w:pPr>
-            <w:r>
-              <w:rPr>
-                <w:rFonts w:ascii="Arial" w:eastAsia="Times New Roman" w:hAnsi="Arial" w:cs="Arial"/>
-                <w:color w:val="auto"/>
-                <w:lang w:eastAsia="en-US"/>
-              </w:rPr>
-              <w:t>09/10/2026</w:t>
-            </w:r>
-          </w:p>
-        </w:tc>
-        <w:tc>
-          <w:tcPr>
-            <w:tcW w:w="0" w:type="auto"/>
-            <w:tcBorders>
-              <w:top w:val="single" w:sz="6" w:space="0" w:color="CCCCCC"/>
-              <w:left w:val="single" w:sz="6" w:space="0" w:color="CCCCCC"/>
-              <w:bottom w:val="single" w:sz="6" w:space="0" w:color="CCCCCC"/>
-              <w:right w:val="single" w:sz="6" w:space="0" w:color="CCCCCC"/>
-            </w:tcBorders>
-            <w:tcMar>
-              <w:top w:w="30" w:type="dxa"/>
-              <w:left w:w="45" w:type="dxa"/>
-              <w:bottom w:w="30" w:type="dxa"/>
-              <w:right w:w="45" w:type="dxa"/>
-            </w:tcMar>
-            <w:vAlign w:val="bottom"/>
-            <w:hideMark/>
-          </w:tcPr>
-          <w:p>
-            <w:pPr>
-              <w:spacing w:after="0" w:line="240" w:lineRule="auto"/>
-              <w:jc w:val="center"/>
-              <w:rPr>
-                <w:rFonts w:ascii="Arial" w:eastAsia="Times New Roman" w:hAnsi="Arial" w:cs="Arial"/>
-                <w:color w:val="auto"/>
-                <w:lang w:eastAsia="en-US"/>
-              </w:rPr>
-            </w:pPr>
-            <w:r>
-              <w:rPr>
-                <w:rFonts w:ascii="Arial" w:eastAsia="Times New Roman" w:hAnsi="Arial" w:cs="Arial"/>
-                <w:color w:val="auto"/>
-                <w:lang w:eastAsia="en-US"/>
-              </w:rPr>
-              <w:t>15/10/2026</w:t>
-            </w:r>
-          </w:p>
-        </w:tc>
-        <w:tc>
-          <w:tcPr>
-            <w:tcW w:w="0" w:type="auto"/>
-            <w:tcBorders>
-              <w:top w:val="single" w:sz="6" w:space="0" w:color="CCCCCC"/>
-              <w:left w:val="single" w:sz="6" w:space="0" w:color="CCCCCC"/>
-              <w:bottom w:val="single" w:sz="6" w:space="0" w:color="CCCCCC"/>
-              <w:right w:val="single" w:sz="6" w:space="0" w:color="CCCCCC"/>
-            </w:tcBorders>
-            <w:tcMar>
-              <w:top w:w="30" w:type="dxa"/>
-              <w:left w:w="45" w:type="dxa"/>
-              <w:bottom w:w="30" w:type="dxa"/>
-              <w:right w:w="45" w:type="dxa"/>
-            </w:tcMar>
-            <w:vAlign w:val="bottom"/>
-            <w:hideMark/>
-          </w:tcPr>
-          <w:p>
-            <w:pPr>
-              <w:spacing w:after="0" w:line="240" w:lineRule="auto"/>
-              <w:jc w:val="center"/>
-              <w:rPr>
-                <w:rFonts w:ascii="Arial" w:eastAsia="Times New Roman" w:hAnsi="Arial" w:cs="Arial"/>
-                <w:color w:val="auto"/>
-                <w:lang w:eastAsia="en-US"/>
-              </w:rPr>
-            </w:pPr>
-            <w:r>
-              <w:rPr>
-                <w:rFonts w:ascii="Arial" w:eastAsia="Times New Roman" w:hAnsi="Arial" w:cs="Arial"/>
-                <w:color w:val="auto"/>
-                <w:lang w:eastAsia="en-US"/>
-              </w:rPr>
-              <w:t>2.3</w:t>
-            </w:r>
-          </w:p>
-        </w:tc>
-      </w:tr>
-      <w:tr>
-        <w:trPr>
-          <w:trHeight w:val="315"/>
-        </w:trPr>
-        <w:tc>
-          <w:tcPr>
-            <w:tcW w:w="0" w:type="auto"/>
-            <w:tcBorders>
-              <w:top w:val="single" w:sz="6" w:space="0" w:color="CCCCCC"/>
-              <w:left w:val="single" w:sz="6" w:space="0" w:color="CCCCCC"/>
-              <w:bottom w:val="single" w:sz="6" w:space="0" w:color="CCCCCC"/>
-              <w:right w:val="single" w:sz="6" w:space="0" w:color="CCCCCC"/>
-            </w:tcBorders>
-            <w:shd w:val="clear" w:color="auto" w:fill="F4CCCC"/>
-            <w:tcMar>
-              <w:top w:w="30" w:type="dxa"/>
-              <w:left w:w="45" w:type="dxa"/>
-              <w:bottom w:w="30" w:type="dxa"/>
-              <w:right w:w="45" w:type="dxa"/>
-            </w:tcMar>
-            <w:vAlign w:val="bottom"/>
-            <w:hideMark/>
-          </w:tcPr>
-          <w:p>
-            <w:pPr>
-              <w:spacing w:after="0" w:line="240" w:lineRule="auto"/>
-              <w:jc w:val="center"/>
-              <w:rPr>
-                <w:rFonts w:ascii="Arial" w:eastAsia="Times New Roman" w:hAnsi="Arial" w:cs="Arial"/>
-                <w:color w:val="auto"/>
-                <w:lang w:eastAsia="en-US"/>
-              </w:rPr>
-            </w:pPr>
-            <w:r>
-              <w:rPr>
-                <w:rFonts w:ascii="Arial" w:eastAsia="Times New Roman" w:hAnsi="Arial" w:cs="Arial"/>
-                <w:color w:val="auto"/>
-                <w:lang w:eastAsia="en-US"/>
-              </w:rPr>
-              <w:t>4.0</w:t>
-            </w:r>
-          </w:p>
-        </w:tc>
-        <w:tc>
-          <w:tcPr>
-            <w:tcW w:w="0" w:type="auto"/>
-            <w:tcBorders>
-              <w:top w:val="single" w:sz="6" w:space="0" w:color="CCCCCC"/>
-              <w:left w:val="single" w:sz="6" w:space="0" w:color="CCCCCC"/>
-              <w:bottom w:val="single" w:sz="6" w:space="0" w:color="CCCCCC"/>
-              <w:right w:val="single" w:sz="6" w:space="0" w:color="CCCCCC"/>
-            </w:tcBorders>
-            <w:shd w:val="clear" w:color="auto" w:fill="F4CCCC"/>
-            <w:tcMar>
-              <w:top w:w="30" w:type="dxa"/>
-              <w:left w:w="45" w:type="dxa"/>
-              <w:bottom w:w="30" w:type="dxa"/>
-              <w:right w:w="45" w:type="dxa"/>
-            </w:tcMar>
-            <w:vAlign w:val="bottom"/>
-            <w:hideMark/>
-          </w:tcPr>
-          <w:p>
-            <w:pPr>
-              <w:spacing w:after="0" w:line="240" w:lineRule="auto"/>
-              <w:jc w:val="center"/>
-              <w:rPr>
-                <w:rFonts w:ascii="Arial" w:eastAsia="Times New Roman" w:hAnsi="Arial" w:cs="Arial"/>
-                <w:color w:val="auto"/>
-                <w:lang w:eastAsia="en-US"/>
-              </w:rPr>
-            </w:pPr>
-            <w:r>
-              <w:rPr>
-                <w:rFonts w:ascii="Arial" w:eastAsia="Times New Roman" w:hAnsi="Arial" w:cs="Arial"/>
-                <w:color w:val="auto"/>
-                <w:lang w:eastAsia="en-US"/>
-              </w:rPr>
-              <w:t>Testing &amp; Quality Assurance</w:t>
-            </w:r>
-          </w:p>
-        </w:tc>
-        <w:tc>
-          <w:tcPr>
-            <w:tcW w:w="0" w:type="auto"/>
-            <w:tcBorders>
-              <w:top w:val="single" w:sz="6" w:space="0" w:color="CCCCCC"/>
-              <w:left w:val="single" w:sz="6" w:space="0" w:color="CCCCCC"/>
-              <w:bottom w:val="single" w:sz="6" w:space="0" w:color="CCCCCC"/>
-              <w:right w:val="single" w:sz="6" w:space="0" w:color="CCCCCC"/>
-            </w:tcBorders>
-            <w:shd w:val="clear" w:color="auto" w:fill="F4CCCC"/>
-            <w:tcMar>
-              <w:top w:w="30" w:type="dxa"/>
-              <w:left w:w="45" w:type="dxa"/>
-              <w:bottom w:w="30" w:type="dxa"/>
-              <w:right w:w="45" w:type="dxa"/>
-            </w:tcMar>
-            <w:vAlign w:val="bottom"/>
-            <w:hideMark/>
-          </w:tcPr>
-          <w:p>
-            <w:pPr>
-              <w:spacing w:after="0" w:line="240" w:lineRule="auto"/>
-              <w:jc w:val="center"/>
-              <w:rPr>
-                <w:rFonts w:ascii="Arial" w:eastAsia="Times New Roman" w:hAnsi="Arial" w:cs="Arial"/>
-                <w:color w:val="auto"/>
-                <w:lang w:eastAsia="en-US"/>
-              </w:rPr>
-            </w:pPr>
-            <w:r>
-              <w:rPr>
-                <w:rFonts w:ascii="Arial" w:eastAsia="Times New Roman" w:hAnsi="Arial" w:cs="Arial"/>
-                <w:color w:val="auto"/>
-                <w:lang w:eastAsia="en-US"/>
-              </w:rPr>
-              <w:t>16/10/2026</w:t>
-            </w:r>
-          </w:p>
-        </w:tc>
-        <w:tc>
-          <w:tcPr>
-            <w:tcW w:w="0" w:type="auto"/>
-            <w:tcBorders>
-              <w:top w:val="single" w:sz="6" w:space="0" w:color="CCCCCC"/>
-              <w:left w:val="single" w:sz="6" w:space="0" w:color="CCCCCC"/>
-              <w:bottom w:val="single" w:sz="6" w:space="0" w:color="CCCCCC"/>
-              <w:right w:val="single" w:sz="6" w:space="0" w:color="CCCCCC"/>
-            </w:tcBorders>
-            <w:shd w:val="clear" w:color="auto" w:fill="F4CCCC"/>
-            <w:tcMar>
-              <w:top w:w="30" w:type="dxa"/>
-              <w:left w:w="45" w:type="dxa"/>
-              <w:bottom w:w="30" w:type="dxa"/>
-              <w:right w:w="45" w:type="dxa"/>
-            </w:tcMar>
-            <w:vAlign w:val="bottom"/>
-            <w:hideMark/>
-          </w:tcPr>
-          <w:p>
-            <w:pPr>
-              <w:spacing w:after="0" w:line="240" w:lineRule="auto"/>
-              <w:jc w:val="center"/>
-              <w:rPr>
-                <w:rFonts w:ascii="Arial" w:eastAsia="Times New Roman" w:hAnsi="Arial" w:cs="Arial"/>
-                <w:color w:val="auto"/>
-                <w:lang w:eastAsia="en-US"/>
-              </w:rPr>
-            </w:pPr>
-            <w:r>
-              <w:rPr>
-                <w:rFonts w:ascii="Arial" w:eastAsia="Times New Roman" w:hAnsi="Arial" w:cs="Arial"/>
-                <w:color w:val="auto"/>
-                <w:lang w:eastAsia="en-US"/>
-              </w:rPr>
-              <w:t>29/10/2026</w:t>
-            </w:r>
-          </w:p>
-        </w:tc>
-        <w:tc>
-          <w:tcPr>
-            <w:tcW w:w="0" w:type="auto"/>
-            <w:tcBorders>
-              <w:top w:val="single" w:sz="6" w:space="0" w:color="CCCCCC"/>
-              <w:left w:val="single" w:sz="6" w:space="0" w:color="CCCCCC"/>
-              <w:bottom w:val="single" w:sz="6" w:space="0" w:color="CCCCCC"/>
-              <w:right w:val="single" w:sz="6" w:space="0" w:color="CCCCCC"/>
-            </w:tcBorders>
-            <w:shd w:val="clear" w:color="auto" w:fill="F4CCCC"/>
-            <w:tcMar>
-              <w:top w:w="30" w:type="dxa"/>
-              <w:left w:w="45" w:type="dxa"/>
-              <w:bottom w:w="30" w:type="dxa"/>
-              <w:right w:w="45" w:type="dxa"/>
-            </w:tcMar>
-            <w:vAlign w:val="bottom"/>
-            <w:hideMark/>
-          </w:tcPr>
-          <w:p>
-            <w:pPr>
-              <w:spacing w:after="0" w:line="240" w:lineRule="auto"/>
-              <w:jc w:val="center"/>
-              <w:rPr>
-                <w:rFonts w:ascii="Arial" w:eastAsia="Times New Roman" w:hAnsi="Arial" w:cs="Arial"/>
-                <w:color w:val="auto"/>
-                <w:lang w:eastAsia="en-US"/>
-              </w:rPr>
-            </w:pPr>
-          </w:p>
-        </w:tc>
-      </w:tr>
-      <w:tr>
-        <w:trPr>
-          <w:trHeight w:val="315"/>
-        </w:trPr>
-        <w:tc>
-          <w:tcPr>
-            <w:tcW w:w="0" w:type="auto"/>
-            <w:tcBorders>
-              <w:top w:val="single" w:sz="6" w:space="0" w:color="CCCCCC"/>
-              <w:left w:val="single" w:sz="6" w:space="0" w:color="CCCCCC"/>
-              <w:bottom w:val="single" w:sz="6" w:space="0" w:color="CCCCCC"/>
-              <w:right w:val="single" w:sz="6" w:space="0" w:color="CCCCCC"/>
-            </w:tcBorders>
-            <w:tcMar>
-              <w:top w:w="30" w:type="dxa"/>
-              <w:left w:w="45" w:type="dxa"/>
-              <w:bottom w:w="30" w:type="dxa"/>
-              <w:right w:w="45" w:type="dxa"/>
-            </w:tcMar>
-            <w:vAlign w:val="bottom"/>
-            <w:hideMark/>
-          </w:tcPr>
-          <w:p>
-            <w:pPr>
-              <w:spacing w:after="0" w:line="240" w:lineRule="auto"/>
-              <w:jc w:val="center"/>
-              <w:rPr>
-                <w:rFonts w:ascii="Arial" w:eastAsia="Times New Roman" w:hAnsi="Arial" w:cs="Arial"/>
-                <w:color w:val="auto"/>
-                <w:lang w:eastAsia="en-US"/>
-              </w:rPr>
-            </w:pPr>
-            <w:r>
-              <w:rPr>
-                <w:rFonts w:ascii="Arial" w:eastAsia="Times New Roman" w:hAnsi="Arial" w:cs="Arial"/>
-                <w:color w:val="auto"/>
-                <w:lang w:eastAsia="en-US"/>
-              </w:rPr>
-              <w:t>4.1</w:t>
-            </w:r>
-          </w:p>
-        </w:tc>
-        <w:tc>
-          <w:tcPr>
-            <w:tcW w:w="0" w:type="auto"/>
-            <w:tcBorders>
-              <w:top w:val="single" w:sz="6" w:space="0" w:color="CCCCCC"/>
-              <w:left w:val="single" w:sz="6" w:space="0" w:color="CCCCCC"/>
-              <w:bottom w:val="single" w:sz="6" w:space="0" w:color="CCCCCC"/>
-              <w:right w:val="single" w:sz="6" w:space="0" w:color="CCCCCC"/>
-            </w:tcBorders>
-            <w:tcMar>
-              <w:top w:w="30" w:type="dxa"/>
-              <w:left w:w="45" w:type="dxa"/>
-              <w:bottom w:w="30" w:type="dxa"/>
-              <w:right w:w="45" w:type="dxa"/>
-            </w:tcMar>
-            <w:vAlign w:val="bottom"/>
-            <w:hideMark/>
-          </w:tcPr>
-          <w:p>
-            <w:pPr>
-              <w:spacing w:after="0" w:line="240" w:lineRule="auto"/>
-              <w:jc w:val="center"/>
-              <w:rPr>
-                <w:rFonts w:ascii="Arial" w:eastAsia="Times New Roman" w:hAnsi="Arial" w:cs="Arial"/>
-                <w:color w:val="auto"/>
-                <w:lang w:eastAsia="en-US"/>
-              </w:rPr>
-            </w:pPr>
-            <w:r>
-              <w:rPr>
-                <w:rFonts w:ascii="Arial" w:eastAsia="Times New Roman" w:hAnsi="Arial" w:cs="Arial"/>
-                <w:color w:val="auto"/>
-                <w:lang w:eastAsia="en-US"/>
-              </w:rPr>
-              <w:t>System Integration &amp; Performance Testing</w:t>
-            </w:r>
-          </w:p>
-        </w:tc>
-        <w:tc>
-          <w:tcPr>
-            <w:tcW w:w="0" w:type="auto"/>
-            <w:tcBorders>
-              <w:top w:val="single" w:sz="6" w:space="0" w:color="CCCCCC"/>
-              <w:left w:val="single" w:sz="6" w:space="0" w:color="CCCCCC"/>
-              <w:bottom w:val="single" w:sz="6" w:space="0" w:color="CCCCCC"/>
-              <w:right w:val="single" w:sz="6" w:space="0" w:color="CCCCCC"/>
-            </w:tcBorders>
-            <w:tcMar>
-              <w:top w:w="30" w:type="dxa"/>
-              <w:left w:w="45" w:type="dxa"/>
-              <w:bottom w:w="30" w:type="dxa"/>
-              <w:right w:w="45" w:type="dxa"/>
-            </w:tcMar>
-            <w:vAlign w:val="bottom"/>
-            <w:hideMark/>
-          </w:tcPr>
-          <w:p>
-            <w:pPr>
-              <w:spacing w:after="0" w:line="240" w:lineRule="auto"/>
-              <w:jc w:val="center"/>
-              <w:rPr>
-                <w:rFonts w:ascii="Arial" w:eastAsia="Times New Roman" w:hAnsi="Arial" w:cs="Arial"/>
-                <w:color w:val="auto"/>
-                <w:lang w:eastAsia="en-US"/>
-              </w:rPr>
-            </w:pPr>
-            <w:r>
-              <w:rPr>
-                <w:rFonts w:ascii="Arial" w:eastAsia="Times New Roman" w:hAnsi="Arial" w:cs="Arial"/>
-                <w:color w:val="auto"/>
-                <w:lang w:eastAsia="en-US"/>
-              </w:rPr>
-              <w:t>16/10/2026</w:t>
-            </w:r>
-          </w:p>
-        </w:tc>
-        <w:tc>
-          <w:tcPr>
-            <w:tcW w:w="0" w:type="auto"/>
-            <w:tcBorders>
-              <w:top w:val="single" w:sz="6" w:space="0" w:color="CCCCCC"/>
-              <w:left w:val="single" w:sz="6" w:space="0" w:color="CCCCCC"/>
-              <w:bottom w:val="single" w:sz="6" w:space="0" w:color="CCCCCC"/>
-              <w:right w:val="single" w:sz="6" w:space="0" w:color="CCCCCC"/>
-            </w:tcBorders>
-            <w:tcMar>
-              <w:top w:w="30" w:type="dxa"/>
-              <w:left w:w="45" w:type="dxa"/>
-              <w:bottom w:w="30" w:type="dxa"/>
-              <w:right w:w="45" w:type="dxa"/>
-            </w:tcMar>
-            <w:vAlign w:val="bottom"/>
-            <w:hideMark/>
-          </w:tcPr>
-          <w:p>
-            <w:pPr>
-              <w:spacing w:after="0" w:line="240" w:lineRule="auto"/>
-              <w:jc w:val="center"/>
-              <w:rPr>
-                <w:rFonts w:ascii="Arial" w:eastAsia="Times New Roman" w:hAnsi="Arial" w:cs="Arial"/>
-                <w:color w:val="auto"/>
-                <w:lang w:eastAsia="en-US"/>
-              </w:rPr>
-            </w:pPr>
-            <w:r>
-              <w:rPr>
-                <w:rFonts w:ascii="Arial" w:eastAsia="Times New Roman" w:hAnsi="Arial" w:cs="Arial"/>
-                <w:color w:val="auto"/>
-                <w:lang w:eastAsia="en-US"/>
-              </w:rPr>
-              <w:t>22/10/2026</w:t>
-            </w:r>
-          </w:p>
-        </w:tc>
-        <w:tc>
-          <w:tcPr>
-            <w:tcW w:w="0" w:type="auto"/>
-            <w:tcBorders>
-              <w:top w:val="single" w:sz="6" w:space="0" w:color="CCCCCC"/>
-              <w:left w:val="single" w:sz="6" w:space="0" w:color="CCCCCC"/>
-              <w:bottom w:val="single" w:sz="6" w:space="0" w:color="CCCCCC"/>
-              <w:right w:val="single" w:sz="6" w:space="0" w:color="CCCCCC"/>
-            </w:tcBorders>
-            <w:tcMar>
-              <w:top w:w="30" w:type="dxa"/>
-              <w:left w:w="45" w:type="dxa"/>
-              <w:bottom w:w="30" w:type="dxa"/>
-              <w:right w:w="45" w:type="dxa"/>
-            </w:tcMar>
-            <w:vAlign w:val="bottom"/>
-            <w:hideMark/>
-          </w:tcPr>
-          <w:p>
-            <w:pPr>
-              <w:spacing w:after="0" w:line="240" w:lineRule="auto"/>
-              <w:jc w:val="center"/>
-              <w:rPr>
-                <w:rFonts w:ascii="Arial" w:eastAsia="Times New Roman" w:hAnsi="Arial" w:cs="Arial"/>
-                <w:color w:val="auto"/>
-                <w:lang w:eastAsia="en-US"/>
-              </w:rPr>
-            </w:pPr>
-            <w:r>
-              <w:rPr>
-                <w:rFonts w:ascii="Arial" w:eastAsia="Times New Roman" w:hAnsi="Arial" w:cs="Arial"/>
-                <w:color w:val="auto"/>
-                <w:lang w:eastAsia="en-US"/>
-              </w:rPr>
-              <w:t>3.1, 3.2, 3.3</w:t>
-            </w:r>
-          </w:p>
-        </w:tc>
-      </w:tr>
-      <w:tr>
-        <w:trPr>
-          <w:trHeight w:val="315"/>
-        </w:trPr>
-        <w:tc>
-          <w:tcPr>
-            <w:tcW w:w="0" w:type="auto"/>
-            <w:tcBorders>
-              <w:top w:val="single" w:sz="6" w:space="0" w:color="CCCCCC"/>
-              <w:left w:val="single" w:sz="6" w:space="0" w:color="CCCCCC"/>
-              <w:bottom w:val="single" w:sz="6" w:space="0" w:color="CCCCCC"/>
-              <w:right w:val="single" w:sz="6" w:space="0" w:color="CCCCCC"/>
-            </w:tcBorders>
-            <w:tcMar>
-              <w:top w:w="30" w:type="dxa"/>
-              <w:left w:w="45" w:type="dxa"/>
-              <w:bottom w:w="30" w:type="dxa"/>
-              <w:right w:w="45" w:type="dxa"/>
-            </w:tcMar>
-            <w:vAlign w:val="bottom"/>
-            <w:hideMark/>
-          </w:tcPr>
-          <w:p>
-            <w:pPr>
-              <w:spacing w:after="0" w:line="240" w:lineRule="auto"/>
-              <w:jc w:val="center"/>
-              <w:rPr>
-                <w:rFonts w:ascii="Arial" w:eastAsia="Times New Roman" w:hAnsi="Arial" w:cs="Arial"/>
-                <w:color w:val="auto"/>
-                <w:lang w:eastAsia="en-US"/>
-              </w:rPr>
-            </w:pPr>
-            <w:r>
-              <w:rPr>
-                <w:rFonts w:ascii="Arial" w:eastAsia="Times New Roman" w:hAnsi="Arial" w:cs="Arial"/>
-                <w:color w:val="auto"/>
-                <w:lang w:eastAsia="en-US"/>
-              </w:rPr>
-              <w:t>4.2</w:t>
-            </w:r>
-          </w:p>
-        </w:tc>
-        <w:tc>
-          <w:tcPr>
-            <w:tcW w:w="0" w:type="auto"/>
-            <w:tcBorders>
-              <w:top w:val="single" w:sz="6" w:space="0" w:color="CCCCCC"/>
-              <w:left w:val="single" w:sz="6" w:space="0" w:color="CCCCCC"/>
-              <w:bottom w:val="single" w:sz="6" w:space="0" w:color="CCCCCC"/>
-              <w:right w:val="single" w:sz="6" w:space="0" w:color="CCCCCC"/>
-            </w:tcBorders>
-            <w:tcMar>
-              <w:top w:w="30" w:type="dxa"/>
-              <w:left w:w="45" w:type="dxa"/>
-              <w:bottom w:w="30" w:type="dxa"/>
-              <w:right w:w="45" w:type="dxa"/>
-            </w:tcMar>
-            <w:vAlign w:val="bottom"/>
-            <w:hideMark/>
-          </w:tcPr>
-          <w:p>
-            <w:pPr>
-              <w:spacing w:after="0" w:line="240" w:lineRule="auto"/>
-              <w:jc w:val="center"/>
-              <w:rPr>
-                <w:rFonts w:ascii="Arial" w:eastAsia="Times New Roman" w:hAnsi="Arial" w:cs="Arial"/>
-                <w:color w:val="auto"/>
-                <w:lang w:eastAsia="en-US"/>
-              </w:rPr>
-            </w:pPr>
-            <w:r>
-              <w:rPr>
-                <w:rFonts w:ascii="Arial" w:eastAsia="Times New Roman" w:hAnsi="Arial" w:cs="Arial"/>
-                <w:color w:val="auto"/>
-                <w:lang w:eastAsia="en-US"/>
-              </w:rPr>
-              <w:t>User Acceptance Testing (UAT with Student Affairs)</w:t>
-            </w:r>
-          </w:p>
-        </w:tc>
-        <w:tc>
-          <w:tcPr>
-            <w:tcW w:w="0" w:type="auto"/>
-            <w:tcBorders>
-              <w:top w:val="single" w:sz="6" w:space="0" w:color="CCCCCC"/>
-              <w:left w:val="single" w:sz="6" w:space="0" w:color="CCCCCC"/>
-              <w:bottom w:val="single" w:sz="6" w:space="0" w:color="CCCCCC"/>
-              <w:right w:val="single" w:sz="6" w:space="0" w:color="CCCCCC"/>
-            </w:tcBorders>
-            <w:tcMar>
-              <w:top w:w="30" w:type="dxa"/>
-              <w:left w:w="45" w:type="dxa"/>
-              <w:bottom w:w="30" w:type="dxa"/>
-              <w:right w:w="45" w:type="dxa"/>
-            </w:tcMar>
-            <w:vAlign w:val="bottom"/>
-            <w:hideMark/>
-          </w:tcPr>
-          <w:p>
-            <w:pPr>
-              <w:spacing w:after="0" w:line="240" w:lineRule="auto"/>
-              <w:jc w:val="center"/>
-              <w:rPr>
-                <w:rFonts w:ascii="Arial" w:eastAsia="Times New Roman" w:hAnsi="Arial" w:cs="Arial"/>
-                <w:color w:val="auto"/>
-                <w:lang w:eastAsia="en-US"/>
-              </w:rPr>
-            </w:pPr>
-            <w:r>
-              <w:rPr>
-                <w:rFonts w:ascii="Arial" w:eastAsia="Times New Roman" w:hAnsi="Arial" w:cs="Arial"/>
-                <w:color w:val="auto"/>
-                <w:lang w:eastAsia="en-US"/>
-              </w:rPr>
-              <w:t>23/10/2026</w:t>
-            </w:r>
-          </w:p>
-        </w:tc>
-        <w:tc>
-          <w:tcPr>
-            <w:tcW w:w="0" w:type="auto"/>
-            <w:tcBorders>
-              <w:top w:val="single" w:sz="6" w:space="0" w:color="CCCCCC"/>
-              <w:left w:val="single" w:sz="6" w:space="0" w:color="CCCCCC"/>
-              <w:bottom w:val="single" w:sz="6" w:space="0" w:color="CCCCCC"/>
-              <w:right w:val="single" w:sz="6" w:space="0" w:color="CCCCCC"/>
-            </w:tcBorders>
-            <w:tcMar>
-              <w:top w:w="30" w:type="dxa"/>
-              <w:left w:w="45" w:type="dxa"/>
-              <w:bottom w:w="30" w:type="dxa"/>
-              <w:right w:w="45" w:type="dxa"/>
-            </w:tcMar>
-            <w:vAlign w:val="bottom"/>
-            <w:hideMark/>
-          </w:tcPr>
-          <w:p>
-            <w:pPr>
-              <w:spacing w:after="0" w:line="240" w:lineRule="auto"/>
-              <w:jc w:val="center"/>
-              <w:rPr>
-                <w:rFonts w:ascii="Arial" w:eastAsia="Times New Roman" w:hAnsi="Arial" w:cs="Arial"/>
-                <w:color w:val="auto"/>
-                <w:lang w:eastAsia="en-US"/>
-              </w:rPr>
-            </w:pPr>
-            <w:r>
-              <w:rPr>
-                <w:rFonts w:ascii="Arial" w:eastAsia="Times New Roman" w:hAnsi="Arial" w:cs="Arial"/>
-                <w:color w:val="auto"/>
-                <w:lang w:eastAsia="en-US"/>
-              </w:rPr>
-              <w:t>29/10/2026</w:t>
-            </w:r>
-          </w:p>
-        </w:tc>
-        <w:tc>
-          <w:tcPr>
-            <w:tcW w:w="0" w:type="auto"/>
-            <w:tcBorders>
-              <w:top w:val="single" w:sz="6" w:space="0" w:color="CCCCCC"/>
-              <w:left w:val="single" w:sz="6" w:space="0" w:color="CCCCCC"/>
-              <w:bottom w:val="single" w:sz="6" w:space="0" w:color="CCCCCC"/>
-              <w:right w:val="single" w:sz="6" w:space="0" w:color="CCCCCC"/>
-            </w:tcBorders>
-            <w:tcMar>
-              <w:top w:w="30" w:type="dxa"/>
-              <w:left w:w="45" w:type="dxa"/>
-              <w:bottom w:w="30" w:type="dxa"/>
-              <w:right w:w="45" w:type="dxa"/>
-            </w:tcMar>
-            <w:vAlign w:val="bottom"/>
-            <w:hideMark/>
-          </w:tcPr>
-          <w:p>
-            <w:pPr>
-              <w:spacing w:after="0" w:line="240" w:lineRule="auto"/>
-              <w:jc w:val="center"/>
-              <w:rPr>
-                <w:rFonts w:ascii="Arial" w:eastAsia="Times New Roman" w:hAnsi="Arial" w:cs="Arial"/>
-                <w:color w:val="auto"/>
-                <w:lang w:eastAsia="en-US"/>
-              </w:rPr>
-            </w:pPr>
-            <w:r>
-              <w:rPr>
-                <w:rFonts w:ascii="Arial" w:eastAsia="Times New Roman" w:hAnsi="Arial" w:cs="Arial"/>
-                <w:color w:val="auto"/>
-                <w:lang w:eastAsia="en-US"/>
-              </w:rPr>
-              <w:t>4.1</w:t>
-            </w:r>
-          </w:p>
-        </w:tc>
-      </w:tr>
-      <w:tr>
-        <w:trPr>
-          <w:trHeight w:val="315"/>
-        </w:trPr>
-        <w:tc>
-          <w:tcPr>
-            <w:tcW w:w="0" w:type="auto"/>
-            <w:tcBorders>
-              <w:top w:val="single" w:sz="6" w:space="0" w:color="CCCCCC"/>
-              <w:left w:val="single" w:sz="6" w:space="0" w:color="CCCCCC"/>
-              <w:bottom w:val="single" w:sz="6" w:space="0" w:color="CCCCCC"/>
-              <w:right w:val="single" w:sz="6" w:space="0" w:color="CCCCCC"/>
-            </w:tcBorders>
-            <w:shd w:val="clear" w:color="auto" w:fill="F4CCCC"/>
-            <w:tcMar>
-              <w:top w:w="30" w:type="dxa"/>
-              <w:left w:w="45" w:type="dxa"/>
-              <w:bottom w:w="30" w:type="dxa"/>
-              <w:right w:w="45" w:type="dxa"/>
-            </w:tcMar>
-            <w:vAlign w:val="bottom"/>
-            <w:hideMark/>
-          </w:tcPr>
-          <w:p>
-            <w:pPr>
-              <w:spacing w:after="0" w:line="240" w:lineRule="auto"/>
-              <w:jc w:val="center"/>
-              <w:rPr>
-                <w:rFonts w:ascii="Arial" w:eastAsia="Times New Roman" w:hAnsi="Arial" w:cs="Arial"/>
-                <w:color w:val="auto"/>
-                <w:lang w:eastAsia="en-US"/>
-              </w:rPr>
-            </w:pPr>
-            <w:r>
-              <w:rPr>
-                <w:rFonts w:ascii="Arial" w:eastAsia="Times New Roman" w:hAnsi="Arial" w:cs="Arial"/>
-                <w:color w:val="auto"/>
-                <w:lang w:eastAsia="en-US"/>
-              </w:rPr>
-              <w:t>5.0</w:t>
-            </w:r>
-          </w:p>
-        </w:tc>
-        <w:tc>
-          <w:tcPr>
-            <w:tcW w:w="0" w:type="auto"/>
-            <w:tcBorders>
-              <w:top w:val="single" w:sz="6" w:space="0" w:color="CCCCCC"/>
-              <w:left w:val="single" w:sz="6" w:space="0" w:color="CCCCCC"/>
-              <w:bottom w:val="single" w:sz="6" w:space="0" w:color="CCCCCC"/>
-              <w:right w:val="single" w:sz="6" w:space="0" w:color="CCCCCC"/>
-            </w:tcBorders>
-            <w:shd w:val="clear" w:color="auto" w:fill="F4CCCC"/>
-            <w:tcMar>
-              <w:top w:w="30" w:type="dxa"/>
-              <w:left w:w="45" w:type="dxa"/>
-              <w:bottom w:w="30" w:type="dxa"/>
-              <w:right w:w="45" w:type="dxa"/>
-            </w:tcMar>
-            <w:vAlign w:val="bottom"/>
-            <w:hideMark/>
-          </w:tcPr>
-          <w:p>
-            <w:pPr>
-              <w:spacing w:after="0" w:line="240" w:lineRule="auto"/>
-              <w:jc w:val="center"/>
-              <w:rPr>
-                <w:rFonts w:ascii="Arial" w:eastAsia="Times New Roman" w:hAnsi="Arial" w:cs="Arial"/>
-                <w:color w:val="auto"/>
-                <w:lang w:eastAsia="en-US"/>
-              </w:rPr>
-            </w:pPr>
-            <w:r>
-              <w:rPr>
-                <w:rFonts w:ascii="Arial" w:eastAsia="Times New Roman" w:hAnsi="Arial" w:cs="Arial"/>
-                <w:color w:val="auto"/>
-                <w:lang w:eastAsia="en-US"/>
-              </w:rPr>
-              <w:t>Deployment &amp; Training</w:t>
-            </w:r>
-          </w:p>
-        </w:tc>
-        <w:tc>
-          <w:tcPr>
-            <w:tcW w:w="0" w:type="auto"/>
-            <w:tcBorders>
-              <w:top w:val="single" w:sz="6" w:space="0" w:color="CCCCCC"/>
-              <w:left w:val="single" w:sz="6" w:space="0" w:color="CCCCCC"/>
-              <w:bottom w:val="single" w:sz="6" w:space="0" w:color="CCCCCC"/>
-              <w:right w:val="single" w:sz="6" w:space="0" w:color="CCCCCC"/>
-            </w:tcBorders>
-            <w:shd w:val="clear" w:color="auto" w:fill="F4CCCC"/>
-            <w:tcMar>
-              <w:top w:w="30" w:type="dxa"/>
-              <w:left w:w="45" w:type="dxa"/>
-              <w:bottom w:w="30" w:type="dxa"/>
-              <w:right w:w="45" w:type="dxa"/>
-            </w:tcMar>
-            <w:vAlign w:val="bottom"/>
-            <w:hideMark/>
-          </w:tcPr>
-          <w:p>
-            <w:pPr>
-              <w:spacing w:after="0" w:line="240" w:lineRule="auto"/>
-              <w:jc w:val="center"/>
-              <w:rPr>
-                <w:rFonts w:ascii="Arial" w:eastAsia="Times New Roman" w:hAnsi="Arial" w:cs="Arial"/>
-                <w:color w:val="auto"/>
-                <w:lang w:eastAsia="en-US"/>
-              </w:rPr>
-            </w:pPr>
-            <w:r>
-              <w:rPr>
-                <w:rFonts w:ascii="Arial" w:eastAsia="Times New Roman" w:hAnsi="Arial" w:cs="Arial"/>
-                <w:color w:val="auto"/>
-                <w:lang w:eastAsia="en-US"/>
-              </w:rPr>
-              <w:t>30/10/2026</w:t>
-            </w:r>
-          </w:p>
-        </w:tc>
-        <w:tc>
-          <w:tcPr>
-            <w:tcW w:w="0" w:type="auto"/>
-            <w:tcBorders>
-              <w:top w:val="single" w:sz="6" w:space="0" w:color="CCCCCC"/>
-              <w:left w:val="single" w:sz="6" w:space="0" w:color="CCCCCC"/>
-              <w:bottom w:val="single" w:sz="6" w:space="0" w:color="CCCCCC"/>
-              <w:right w:val="single" w:sz="6" w:space="0" w:color="CCCCCC"/>
-            </w:tcBorders>
-            <w:shd w:val="clear" w:color="auto" w:fill="F4CCCC"/>
-            <w:tcMar>
-              <w:top w:w="30" w:type="dxa"/>
-              <w:left w:w="45" w:type="dxa"/>
-              <w:bottom w:w="30" w:type="dxa"/>
-              <w:right w:w="45" w:type="dxa"/>
-            </w:tcMar>
-            <w:vAlign w:val="bottom"/>
-            <w:hideMark/>
-          </w:tcPr>
-          <w:p>
-            <w:pPr>
-              <w:spacing w:after="0" w:line="240" w:lineRule="auto"/>
-              <w:jc w:val="center"/>
-              <w:rPr>
-                <w:rFonts w:ascii="Arial" w:eastAsia="Times New Roman" w:hAnsi="Arial" w:cs="Arial"/>
-                <w:color w:val="auto"/>
-                <w:lang w:eastAsia="en-US"/>
-              </w:rPr>
-            </w:pPr>
-            <w:r>
-              <w:rPr>
-                <w:rFonts w:ascii="Arial" w:eastAsia="Times New Roman" w:hAnsi="Arial" w:cs="Arial"/>
-                <w:color w:val="auto"/>
-                <w:lang w:eastAsia="en-US"/>
-              </w:rPr>
-              <w:t>12/11/2026</w:t>
-            </w:r>
-          </w:p>
-        </w:tc>
-        <w:tc>
-          <w:tcPr>
-            <w:tcW w:w="0" w:type="auto"/>
-            <w:tcBorders>
-              <w:top w:val="single" w:sz="6" w:space="0" w:color="CCCCCC"/>
-              <w:left w:val="single" w:sz="6" w:space="0" w:color="CCCCCC"/>
-              <w:bottom w:val="single" w:sz="6" w:space="0" w:color="CCCCCC"/>
-              <w:right w:val="single" w:sz="6" w:space="0" w:color="CCCCCC"/>
-            </w:tcBorders>
-            <w:shd w:val="clear" w:color="auto" w:fill="F4CCCC"/>
-            <w:tcMar>
-              <w:top w:w="30" w:type="dxa"/>
-              <w:left w:w="45" w:type="dxa"/>
-              <w:bottom w:w="30" w:type="dxa"/>
-              <w:right w:w="45" w:type="dxa"/>
-            </w:tcMar>
-            <w:vAlign w:val="bottom"/>
-            <w:hideMark/>
-          </w:tcPr>
-          <w:p>
-            <w:pPr>
-              <w:spacing w:after="0" w:line="240" w:lineRule="auto"/>
-              <w:jc w:val="center"/>
-              <w:rPr>
-                <w:rFonts w:ascii="Arial" w:eastAsia="Times New Roman" w:hAnsi="Arial" w:cs="Arial"/>
-                <w:color w:val="auto"/>
-                <w:lang w:eastAsia="en-US"/>
-              </w:rPr>
-            </w:pPr>
-          </w:p>
-        </w:tc>
-      </w:tr>
-      <w:tr>
-        <w:trPr>
-          <w:trHeight w:val="315"/>
-        </w:trPr>
-        <w:tc>
-          <w:tcPr>
-            <w:tcW w:w="0" w:type="auto"/>
-            <w:tcBorders>
-              <w:top w:val="single" w:sz="6" w:space="0" w:color="CCCCCC"/>
-              <w:left w:val="single" w:sz="6" w:space="0" w:color="CCCCCC"/>
-              <w:bottom w:val="single" w:sz="6" w:space="0" w:color="CCCCCC"/>
-              <w:right w:val="single" w:sz="6" w:space="0" w:color="CCCCCC"/>
-            </w:tcBorders>
-            <w:tcMar>
-              <w:top w:w="30" w:type="dxa"/>
-              <w:left w:w="45" w:type="dxa"/>
-              <w:bottom w:w="30" w:type="dxa"/>
-              <w:right w:w="45" w:type="dxa"/>
-            </w:tcMar>
-            <w:vAlign w:val="bottom"/>
-            <w:hideMark/>
-          </w:tcPr>
-          <w:p>
-            <w:pPr>
-              <w:spacing w:after="0" w:line="240" w:lineRule="auto"/>
-              <w:jc w:val="center"/>
-              <w:rPr>
-                <w:rFonts w:ascii="Arial" w:eastAsia="Times New Roman" w:hAnsi="Arial" w:cs="Arial"/>
-                <w:color w:val="auto"/>
-                <w:lang w:eastAsia="en-US"/>
-              </w:rPr>
-            </w:pPr>
-            <w:r>
-              <w:rPr>
-                <w:rFonts w:ascii="Arial" w:eastAsia="Times New Roman" w:hAnsi="Arial" w:cs="Arial"/>
-                <w:color w:val="auto"/>
-                <w:lang w:eastAsia="en-US"/>
-              </w:rPr>
-              <w:t>5.1</w:t>
-            </w:r>
-          </w:p>
-        </w:tc>
-        <w:tc>
-          <w:tcPr>
-            <w:tcW w:w="0" w:type="auto"/>
-            <w:tcBorders>
-              <w:top w:val="single" w:sz="6" w:space="0" w:color="CCCCCC"/>
-              <w:left w:val="single" w:sz="6" w:space="0" w:color="CCCCCC"/>
-              <w:bottom w:val="single" w:sz="6" w:space="0" w:color="CCCCCC"/>
-              <w:right w:val="single" w:sz="6" w:space="0" w:color="CCCCCC"/>
-            </w:tcBorders>
-            <w:tcMar>
-              <w:top w:w="30" w:type="dxa"/>
-              <w:left w:w="45" w:type="dxa"/>
-              <w:bottom w:w="30" w:type="dxa"/>
-              <w:right w:w="45" w:type="dxa"/>
-            </w:tcMar>
-            <w:vAlign w:val="bottom"/>
-            <w:hideMark/>
-          </w:tcPr>
-          <w:p>
-            <w:pPr>
-              <w:spacing w:after="0" w:line="240" w:lineRule="auto"/>
-              <w:jc w:val="center"/>
-              <w:rPr>
-                <w:rFonts w:ascii="Arial" w:eastAsia="Times New Roman" w:hAnsi="Arial" w:cs="Arial"/>
-                <w:color w:val="auto"/>
-                <w:lang w:eastAsia="en-US"/>
-              </w:rPr>
-            </w:pPr>
-            <w:r>
-              <w:rPr>
-                <w:rFonts w:ascii="Arial" w:eastAsia="Times New Roman" w:hAnsi="Arial" w:cs="Arial"/>
-                <w:color w:val="auto"/>
-                <w:lang w:eastAsia="en-US"/>
-              </w:rPr>
-              <w:t>User Training (Organizers &amp; Admin Staff)</w:t>
-            </w:r>
-          </w:p>
-        </w:tc>
-        <w:tc>
-          <w:tcPr>
-            <w:tcW w:w="0" w:type="auto"/>
-            <w:tcBorders>
-              <w:top w:val="single" w:sz="6" w:space="0" w:color="CCCCCC"/>
-              <w:left w:val="single" w:sz="6" w:space="0" w:color="CCCCCC"/>
-              <w:bottom w:val="single" w:sz="6" w:space="0" w:color="CCCCCC"/>
-              <w:right w:val="single" w:sz="6" w:space="0" w:color="CCCCCC"/>
-            </w:tcBorders>
-            <w:tcMar>
-              <w:top w:w="30" w:type="dxa"/>
-              <w:left w:w="45" w:type="dxa"/>
-              <w:bottom w:w="30" w:type="dxa"/>
-              <w:right w:w="45" w:type="dxa"/>
-            </w:tcMar>
-            <w:vAlign w:val="bottom"/>
-            <w:hideMark/>
-          </w:tcPr>
-          <w:p>
-            <w:pPr>
-              <w:spacing w:after="0" w:line="240" w:lineRule="auto"/>
-              <w:jc w:val="center"/>
-              <w:rPr>
-                <w:rFonts w:ascii="Arial" w:eastAsia="Times New Roman" w:hAnsi="Arial" w:cs="Arial"/>
-                <w:color w:val="auto"/>
-                <w:lang w:eastAsia="en-US"/>
-              </w:rPr>
-            </w:pPr>
-            <w:r>
-              <w:rPr>
-                <w:rFonts w:ascii="Arial" w:eastAsia="Times New Roman" w:hAnsi="Arial" w:cs="Arial"/>
-                <w:color w:val="auto"/>
-                <w:lang w:eastAsia="en-US"/>
-              </w:rPr>
-              <w:t>30/10/2026</w:t>
-            </w:r>
-          </w:p>
-        </w:tc>
-        <w:tc>
-          <w:tcPr>
-            <w:tcW w:w="0" w:type="auto"/>
-            <w:tcBorders>
-              <w:top w:val="single" w:sz="6" w:space="0" w:color="CCCCCC"/>
-              <w:left w:val="single" w:sz="6" w:space="0" w:color="CCCCCC"/>
-              <w:bottom w:val="single" w:sz="6" w:space="0" w:color="CCCCCC"/>
-              <w:right w:val="single" w:sz="6" w:space="0" w:color="CCCCCC"/>
-            </w:tcBorders>
-            <w:tcMar>
-              <w:top w:w="30" w:type="dxa"/>
-              <w:left w:w="45" w:type="dxa"/>
-              <w:bottom w:w="30" w:type="dxa"/>
-              <w:right w:w="45" w:type="dxa"/>
-            </w:tcMar>
-            <w:vAlign w:val="bottom"/>
-            <w:hideMark/>
-          </w:tcPr>
-          <w:p>
-            <w:pPr>
-              <w:spacing w:after="0" w:line="240" w:lineRule="auto"/>
-              <w:jc w:val="center"/>
-              <w:rPr>
-                <w:rFonts w:ascii="Arial" w:eastAsia="Times New Roman" w:hAnsi="Arial" w:cs="Arial"/>
-                <w:color w:val="auto"/>
-                <w:lang w:eastAsia="en-US"/>
-              </w:rPr>
-            </w:pPr>
-            <w:r>
-              <w:rPr>
-                <w:rFonts w:ascii="Arial" w:eastAsia="Times New Roman" w:hAnsi="Arial" w:cs="Arial"/>
-                <w:color w:val="auto"/>
-                <w:lang w:eastAsia="en-US"/>
-              </w:rPr>
-              <w:t>05/11/2026</w:t>
-            </w:r>
-          </w:p>
-        </w:tc>
-        <w:tc>
-          <w:tcPr>
-            <w:tcW w:w="0" w:type="auto"/>
-            <w:tcBorders>
-              <w:top w:val="single" w:sz="6" w:space="0" w:color="CCCCCC"/>
-              <w:left w:val="single" w:sz="6" w:space="0" w:color="CCCCCC"/>
-              <w:bottom w:val="single" w:sz="6" w:space="0" w:color="CCCCCC"/>
-              <w:right w:val="single" w:sz="6" w:space="0" w:color="CCCCCC"/>
-            </w:tcBorders>
-            <w:tcMar>
-              <w:top w:w="30" w:type="dxa"/>
-              <w:left w:w="45" w:type="dxa"/>
-              <w:bottom w:w="30" w:type="dxa"/>
-              <w:right w:w="45" w:type="dxa"/>
-            </w:tcMar>
-            <w:vAlign w:val="bottom"/>
-            <w:hideMark/>
-          </w:tcPr>
-          <w:p>
-            <w:pPr>
-              <w:spacing w:after="0" w:line="240" w:lineRule="auto"/>
-              <w:jc w:val="center"/>
-              <w:rPr>
-                <w:rFonts w:ascii="Arial" w:eastAsia="Times New Roman" w:hAnsi="Arial" w:cs="Arial"/>
-                <w:color w:val="auto"/>
-                <w:lang w:eastAsia="en-US"/>
-              </w:rPr>
-            </w:pPr>
-            <w:r>
-              <w:rPr>
-                <w:rFonts w:ascii="Arial" w:eastAsia="Times New Roman" w:hAnsi="Arial" w:cs="Arial"/>
-                <w:color w:val="auto"/>
-                <w:lang w:eastAsia="en-US"/>
-              </w:rPr>
-              <w:t>4.2</w:t>
-            </w:r>
-          </w:p>
-        </w:tc>
-      </w:tr>
-      <w:tr>
-        <w:trPr>
-          <w:trHeight w:val="315"/>
-        </w:trPr>
-        <w:tc>
-          <w:tcPr>
-            <w:tcW w:w="0" w:type="auto"/>
-            <w:tcBorders>
-              <w:top w:val="single" w:sz="6" w:space="0" w:color="CCCCCC"/>
-              <w:left w:val="single" w:sz="6" w:space="0" w:color="CCCCCC"/>
-              <w:bottom w:val="single" w:sz="6" w:space="0" w:color="CCCCCC"/>
-              <w:right w:val="single" w:sz="6" w:space="0" w:color="CCCCCC"/>
-            </w:tcBorders>
-            <w:tcMar>
-              <w:top w:w="30" w:type="dxa"/>
-              <w:left w:w="45" w:type="dxa"/>
-              <w:bottom w:w="30" w:type="dxa"/>
-              <w:right w:w="45" w:type="dxa"/>
-            </w:tcMar>
-            <w:vAlign w:val="bottom"/>
-            <w:hideMark/>
-          </w:tcPr>
-          <w:p>
-            <w:pPr>
-              <w:spacing w:after="0" w:line="240" w:lineRule="auto"/>
-              <w:jc w:val="center"/>
-              <w:rPr>
-                <w:rFonts w:ascii="Arial" w:eastAsia="Times New Roman" w:hAnsi="Arial" w:cs="Arial"/>
-                <w:color w:val="auto"/>
-                <w:lang w:eastAsia="en-US"/>
-              </w:rPr>
-            </w:pPr>
-            <w:r>
-              <w:rPr>
-                <w:rFonts w:ascii="Arial" w:eastAsia="Times New Roman" w:hAnsi="Arial" w:cs="Arial"/>
-                <w:color w:val="auto"/>
-                <w:lang w:eastAsia="en-US"/>
-              </w:rPr>
-              <w:t>5.2</w:t>
-            </w:r>
-          </w:p>
-        </w:tc>
-        <w:tc>
-          <w:tcPr>
-            <w:tcW w:w="0" w:type="auto"/>
-            <w:tcBorders>
-              <w:top w:val="single" w:sz="6" w:space="0" w:color="CCCCCC"/>
-              <w:left w:val="single" w:sz="6" w:space="0" w:color="CCCCCC"/>
-              <w:bottom w:val="single" w:sz="6" w:space="0" w:color="CCCCCC"/>
-              <w:right w:val="single" w:sz="6" w:space="0" w:color="CCCCCC"/>
-            </w:tcBorders>
-            <w:tcMar>
-              <w:top w:w="30" w:type="dxa"/>
-              <w:left w:w="45" w:type="dxa"/>
-              <w:bottom w:w="30" w:type="dxa"/>
-              <w:right w:w="45" w:type="dxa"/>
-            </w:tcMar>
-            <w:vAlign w:val="bottom"/>
-            <w:hideMark/>
-          </w:tcPr>
-          <w:p>
-            <w:pPr>
-              <w:spacing w:after="0" w:line="240" w:lineRule="auto"/>
-              <w:jc w:val="center"/>
-              <w:rPr>
-                <w:rFonts w:ascii="Arial" w:eastAsia="Times New Roman" w:hAnsi="Arial" w:cs="Arial"/>
-                <w:color w:val="auto"/>
-                <w:lang w:eastAsia="en-US"/>
-              </w:rPr>
-            </w:pPr>
-            <w:r>
-              <w:rPr>
-                <w:rFonts w:ascii="Arial" w:eastAsia="Times New Roman" w:hAnsi="Arial" w:cs="Arial"/>
-                <w:color w:val="auto"/>
-                <w:lang w:eastAsia="en-US"/>
-              </w:rPr>
-              <w:t>Final Production Deployment &amp; Launch</w:t>
-            </w:r>
-          </w:p>
-        </w:tc>
-        <w:tc>
-          <w:tcPr>
-            <w:tcW w:w="0" w:type="auto"/>
-            <w:tcBorders>
-              <w:top w:val="single" w:sz="6" w:space="0" w:color="CCCCCC"/>
-              <w:left w:val="single" w:sz="6" w:space="0" w:color="CCCCCC"/>
-              <w:bottom w:val="single" w:sz="6" w:space="0" w:color="CCCCCC"/>
-              <w:right w:val="single" w:sz="6" w:space="0" w:color="CCCCCC"/>
-            </w:tcBorders>
-            <w:tcMar>
-              <w:top w:w="30" w:type="dxa"/>
-              <w:left w:w="45" w:type="dxa"/>
-              <w:bottom w:w="30" w:type="dxa"/>
-              <w:right w:w="45" w:type="dxa"/>
-            </w:tcMar>
-            <w:vAlign w:val="bottom"/>
-            <w:hideMark/>
-          </w:tcPr>
-          <w:p>
-            <w:pPr>
-              <w:spacing w:after="0" w:line="240" w:lineRule="auto"/>
-              <w:jc w:val="center"/>
-              <w:rPr>
-                <w:rFonts w:ascii="Arial" w:eastAsia="Times New Roman" w:hAnsi="Arial" w:cs="Arial"/>
-                <w:color w:val="auto"/>
-                <w:lang w:eastAsia="en-US"/>
-              </w:rPr>
-            </w:pPr>
-            <w:r>
-              <w:rPr>
-                <w:rFonts w:ascii="Arial" w:eastAsia="Times New Roman" w:hAnsi="Arial" w:cs="Arial"/>
-                <w:color w:val="auto"/>
-                <w:lang w:eastAsia="en-US"/>
-              </w:rPr>
-              <w:t>06/11/2026</w:t>
-            </w:r>
-          </w:p>
-        </w:tc>
-        <w:tc>
-          <w:tcPr>
-            <w:tcW w:w="0" w:type="auto"/>
-            <w:tcBorders>
-              <w:top w:val="single" w:sz="6" w:space="0" w:color="CCCCCC"/>
-              <w:left w:val="single" w:sz="6" w:space="0" w:color="CCCCCC"/>
-              <w:bottom w:val="single" w:sz="6" w:space="0" w:color="CCCCCC"/>
-              <w:right w:val="single" w:sz="6" w:space="0" w:color="CCCCCC"/>
-            </w:tcBorders>
-            <w:tcMar>
-              <w:top w:w="30" w:type="dxa"/>
-              <w:left w:w="45" w:type="dxa"/>
-              <w:bottom w:w="30" w:type="dxa"/>
-              <w:right w:w="45" w:type="dxa"/>
-            </w:tcMar>
-            <w:vAlign w:val="bottom"/>
-            <w:hideMark/>
-          </w:tcPr>
-          <w:p>
-            <w:pPr>
-              <w:spacing w:after="0" w:line="240" w:lineRule="auto"/>
-              <w:jc w:val="center"/>
-              <w:rPr>
-                <w:rFonts w:ascii="Arial" w:eastAsia="Times New Roman" w:hAnsi="Arial" w:cs="Arial"/>
-                <w:color w:val="auto"/>
-                <w:lang w:eastAsia="en-US"/>
-              </w:rPr>
-            </w:pPr>
-            <w:r>
-              <w:rPr>
-                <w:rFonts w:ascii="Arial" w:eastAsia="Times New Roman" w:hAnsi="Arial" w:cs="Arial"/>
-                <w:color w:val="auto"/>
-                <w:lang w:eastAsia="en-US"/>
-              </w:rPr>
-              <w:t>12/11/2026</w:t>
-            </w:r>
-          </w:p>
-        </w:tc>
-        <w:tc>
-          <w:tcPr>
-            <w:tcW w:w="0" w:type="auto"/>
-            <w:tcBorders>
-              <w:top w:val="single" w:sz="6" w:space="0" w:color="CCCCCC"/>
-              <w:left w:val="single" w:sz="6" w:space="0" w:color="CCCCCC"/>
-              <w:bottom w:val="single" w:sz="6" w:space="0" w:color="CCCCCC"/>
-              <w:right w:val="single" w:sz="6" w:space="0" w:color="CCCCCC"/>
-            </w:tcBorders>
-            <w:tcMar>
-              <w:top w:w="30" w:type="dxa"/>
-              <w:left w:w="45" w:type="dxa"/>
-              <w:bottom w:w="30" w:type="dxa"/>
-              <w:right w:w="45" w:type="dxa"/>
-            </w:tcMar>
-            <w:vAlign w:val="bottom"/>
-            <w:hideMark/>
-          </w:tcPr>
-          <w:p>
-            <w:pPr>
-              <w:spacing w:after="0" w:line="240" w:lineRule="auto"/>
-              <w:jc w:val="center"/>
-              <w:rPr>
-                <w:rFonts w:ascii="Arial" w:eastAsia="Times New Roman" w:hAnsi="Arial" w:cs="Arial"/>
-                <w:color w:val="auto"/>
-                <w:lang w:eastAsia="en-US"/>
-              </w:rPr>
-            </w:pPr>
-            <w:r>
-              <w:rPr>
-                <w:rFonts w:ascii="Arial" w:eastAsia="Times New Roman" w:hAnsi="Arial" w:cs="Arial"/>
-                <w:color w:val="auto"/>
-                <w:lang w:eastAsia="en-US"/>
-              </w:rPr>
-              <w:t>5.1</w:t>
+              <w:t>A8</w:t>
             </w:r>
           </w:p>
         </w:tc>
@@ -9154,7 +7384,6 @@
     <w:p>
       <w:pPr>
         <w:rPr>
-          <w:rFonts w:hint="cs"/>
           <w:sz w:val="24"/>
           <w:szCs w:val="24"/>
           <w:rtl/>
@@ -9163,7 +7392,7 @@
     </w:p>
     <w:p>
       <w:pPr>
-        <w:pStyle w:val="af6"/>
+        <w:pStyle w:val="20"/>
       </w:pPr>
       <w:r>
         <w:lastRenderedPageBreak/>
@@ -9171,9 +7400,9 @@
       </w:r>
       <w:r>
         <w:drawing>
-          <wp:inline distT="0" distB="0" distL="0" distR="0" wp14:anchorId="02B75030" wp14:editId="5A2379D0">
-            <wp:extent cx="5349240" cy="3391535"/>
-            <wp:effectExtent l="0" t="0" r="3810" b="0"/>
+          <wp:inline distT="0" distB="0" distL="0" distR="0" wp14:anchorId="6CCB1F5F" wp14:editId="297DED10">
+            <wp:extent cx="5349240" cy="1972945"/>
+            <wp:effectExtent l="0" t="0" r="3810" b="8255"/>
             <wp:docPr id="1" name="صورة 1"/>
             <wp:cNvGraphicFramePr>
               <a:graphicFrameLocks xmlns:a="http://schemas.openxmlformats.org/drawingml/2006/main" noChangeAspect="1"/>
@@ -9194,7 +7423,7 @@
                   <pic:spPr>
                     <a:xfrm>
                       <a:off x="0" y="0"/>
-                      <a:ext cx="5349240" cy="3391535"/>
+                      <a:ext cx="5349240" cy="1972945"/>
                     </a:xfrm>
                     <a:prstGeom prst="rect">
                       <a:avLst/>
@@ -9212,16 +7441,26 @@
       <w:r>
         <w:br/>
       </w:r>
-      <w:bookmarkStart w:id="0" w:name="_GoBack"/>
       <w:r>
         <w:rPr>
+          <w:rFonts w:ascii="Times New Roman" w:hAnsi="Times New Roman" w:cs="Times New Roman"/>
+          <w:color w:val="C00000"/>
+        </w:rPr>
+        <w:t>1.2 Gantt Chart</w:t>
+      </w:r>
+      <w:r>
+        <w:br/>
+      </w:r>
+      <w:r>
+        <w:rPr>
           <w:noProof/>
+          <w:lang w:eastAsia="en-US"/>
         </w:rPr>
         <w:drawing>
-          <wp:inline distT="0" distB="0" distL="0" distR="0" wp14:anchorId="50748A9C" wp14:editId="1993B97B">
-            <wp:extent cx="5596255" cy="3409950"/>
-            <wp:effectExtent l="0" t="0" r="4445" b="0"/>
-            <wp:docPr id="4" name="صورة 4"/>
+          <wp:inline distT="0" distB="0" distL="0" distR="0" wp14:anchorId="579359A6" wp14:editId="54B34301">
+            <wp:extent cx="5690681" cy="1428750"/>
+            <wp:effectExtent l="0" t="0" r="5715" b="0"/>
+            <wp:docPr id="2" name="صورة 2"/>
             <wp:cNvGraphicFramePr>
               <a:graphicFrameLocks xmlns:a="http://schemas.openxmlformats.org/drawingml/2006/main" noChangeAspect="1"/>
             </wp:cNvGraphicFramePr>
@@ -9229,7 +7468,7 @@
               <a:graphicData uri="http://schemas.openxmlformats.org/drawingml/2006/picture">
                 <pic:pic xmlns:pic="http://schemas.openxmlformats.org/drawingml/2006/picture">
                   <pic:nvPicPr>
-                    <pic:cNvPr id="4" name="Online Gantt 20260724.png"/>
+                    <pic:cNvPr id="2" name="Online Gantt 20260809.png"/>
                     <pic:cNvPicPr/>
                   </pic:nvPicPr>
                   <pic:blipFill>
@@ -9247,7 +7486,7 @@
                   <pic:spPr>
                     <a:xfrm>
                       <a:off x="0" y="0"/>
-                      <a:ext cx="5596255" cy="3409950"/>
+                      <a:ext cx="5695592" cy="1429983"/>
                     </a:xfrm>
                     <a:prstGeom prst="rect">
                       <a:avLst/>
@@ -9259,8 +7498,14 @@
           </wp:inline>
         </w:drawing>
       </w:r>
-      <w:bookmarkEnd w:id="0"/>
-    </w:p>
+    </w:p>
+    <w:p>
+      <w:pPr>
+        <w:pStyle w:val="af6"/>
+      </w:pPr>
+      <w:bookmarkStart w:id="0" w:name="_GoBack"/>
+    </w:p>
+    <w:bookmarkEnd w:id="0"/>
     <w:p>
       <w:pPr>
         <w:pStyle w:val="1"/>
@@ -10331,7 +8576,7 @@
               <wp:docPr id="1869664002" name="Text Box 9" descr="Restricted - مقيد ">
                 <a:extLst xmlns:a="http://schemas.openxmlformats.org/drawingml/2006/main">
                   <a:ext uri="{5AE41FA2-C0FF-4470-9BD4-5FADCA87CBE2}">
-                    <aclsh:classification xmlns:aclsh="http://schemas.microsoft.com/office/drawing/2020/classificationShape" xmlns:w16sdtfl="http://schemas.microsoft.com/office/word/2024/wordml/sdtformatlock" xmlns:w16sdtdh="http://schemas.microsoft.com/office/word/2020/wordml/sdtdatahash" xmlns:w16du="http://schemas.microsoft.com/office/word/2023/wordml/word16du" xmlns:w16="http://schemas.microsoft.com/office/word/2018/wordml" xmlns:w16cid="http://schemas.microsoft.com/office/word/2016/wordml/cid" xmlns:w16cex="http://schemas.microsoft.com/office/word/2018/wordml/cex" xmlns:w="http://schemas.openxmlformats.org/wordprocessingml/2006/main" xmlns:w10="urn:schemas-microsoft-com:office:word" xmlns:v="urn:schemas-microsoft-com:vml" xmlns:oel="http://schemas.microsoft.com/office/2019/extlst" xmlns:o="urn:schemas-microsoft-com:office:office" xmlns:am3d="http://schemas.microsoft.com/office/drawing/2017/model3d" xmlns:aink="http://schemas.microsoft.com/office/drawing/2016/ink" xmlns:cx8="http://schemas.microsoft.com/office/drawing/2016/5/14/chartex" xmlns:cx7="http://schemas.microsoft.com/office/drawing/2016/5/13/chartex" xmlns:cx6="http://schemas.microsoft.com/office/drawing/2016/5/12/chartex" xmlns:cx5="http://schemas.microsoft.com/office/drawing/2016/5/11/chartex" xmlns:cx4="http://schemas.microsoft.com/office/drawing/2016/5/10/chartex" xmlns:cx3="http://schemas.microsoft.com/office/drawing/2016/5/9/chartex" xmlns:cx2="http://schemas.microsoft.com/office/drawing/2015/10/21/chartex" xmlns:cx1="http://schemas.microsoft.com/office/drawing/2015/9/8/chartex" xmlns="" classificationOutcomeType="ftr"/>
+                    <aclsh:classification xmlns="" xmlns:cx1="http://schemas.microsoft.com/office/drawing/2015/9/8/chartex" xmlns:cx2="http://schemas.microsoft.com/office/drawing/2015/10/21/chartex" xmlns:cx3="http://schemas.microsoft.com/office/drawing/2016/5/9/chartex" xmlns:cx4="http://schemas.microsoft.com/office/drawing/2016/5/10/chartex" xmlns:cx5="http://schemas.microsoft.com/office/drawing/2016/5/11/chartex" xmlns:cx6="http://schemas.microsoft.com/office/drawing/2016/5/12/chartex" xmlns:cx7="http://schemas.microsoft.com/office/drawing/2016/5/13/chartex" xmlns:cx8="http://schemas.microsoft.com/office/drawing/2016/5/14/chartex" xmlns:aink="http://schemas.microsoft.com/office/drawing/2016/ink" xmlns:am3d="http://schemas.microsoft.com/office/drawing/2017/model3d" xmlns:o="urn:schemas-microsoft-com:office:office" xmlns:oel="http://schemas.microsoft.com/office/2019/extlst" xmlns:v="urn:schemas-microsoft-com:vml" xmlns:w10="urn:schemas-microsoft-com:office:word" xmlns:w="http://schemas.openxmlformats.org/wordprocessingml/2006/main" xmlns:w16cex="http://schemas.microsoft.com/office/word/2018/wordml/cex" xmlns:w16cid="http://schemas.microsoft.com/office/word/2016/wordml/cid" xmlns:w16="http://schemas.microsoft.com/office/word/2018/wordml" xmlns:w16du="http://schemas.microsoft.com/office/word/2023/wordml/word16du" xmlns:w16sdtdh="http://schemas.microsoft.com/office/word/2020/wordml/sdtdatahash" xmlns:w16sdtfl="http://schemas.microsoft.com/office/word/2024/wordml/sdtformatlock" xmlns:aclsh="http://schemas.microsoft.com/office/drawing/2020/classificationShape" classificationOutcomeType="ftr"/>
                   </a:ext>
                 </a:extLst>
               </wp:docPr>
@@ -10489,7 +8734,7 @@
               <wp:docPr id="166068931" name="Text Box 10" descr="Restricted - مقيد ">
                 <a:extLst xmlns:a="http://schemas.openxmlformats.org/drawingml/2006/main">
                   <a:ext uri="{5AE41FA2-C0FF-4470-9BD4-5FADCA87CBE2}">
-                    <aclsh:classification xmlns:aclsh="http://schemas.microsoft.com/office/drawing/2020/classificationShape" xmlns:w16sdtfl="http://schemas.microsoft.com/office/word/2024/wordml/sdtformatlock" xmlns:w16sdtdh="http://schemas.microsoft.com/office/word/2020/wordml/sdtdatahash" xmlns:w16du="http://schemas.microsoft.com/office/word/2023/wordml/word16du" xmlns:w16="http://schemas.microsoft.com/office/word/2018/wordml" xmlns:w16cid="http://schemas.microsoft.com/office/word/2016/wordml/cid" xmlns:w16cex="http://schemas.microsoft.com/office/word/2018/wordml/cex" xmlns:w="http://schemas.openxmlformats.org/wordprocessingml/2006/main" xmlns:w10="urn:schemas-microsoft-com:office:word" xmlns:v="urn:schemas-microsoft-com:vml" xmlns:oel="http://schemas.microsoft.com/office/2019/extlst" xmlns:o="urn:schemas-microsoft-com:office:office" xmlns:am3d="http://schemas.microsoft.com/office/drawing/2017/model3d" xmlns:aink="http://schemas.microsoft.com/office/drawing/2016/ink" xmlns:cx8="http://schemas.microsoft.com/office/drawing/2016/5/14/chartex" xmlns:cx7="http://schemas.microsoft.com/office/drawing/2016/5/13/chartex" xmlns:cx6="http://schemas.microsoft.com/office/drawing/2016/5/12/chartex" xmlns:cx5="http://schemas.microsoft.com/office/drawing/2016/5/11/chartex" xmlns:cx4="http://schemas.microsoft.com/office/drawing/2016/5/10/chartex" xmlns:cx3="http://schemas.microsoft.com/office/drawing/2016/5/9/chartex" xmlns:cx2="http://schemas.microsoft.com/office/drawing/2015/10/21/chartex" xmlns:cx1="http://schemas.microsoft.com/office/drawing/2015/9/8/chartex" xmlns="" classificationOutcomeType="ftr"/>
+                    <aclsh:classification xmlns="" xmlns:cx1="http://schemas.microsoft.com/office/drawing/2015/9/8/chartex" xmlns:cx2="http://schemas.microsoft.com/office/drawing/2015/10/21/chartex" xmlns:cx3="http://schemas.microsoft.com/office/drawing/2016/5/9/chartex" xmlns:cx4="http://schemas.microsoft.com/office/drawing/2016/5/10/chartex" xmlns:cx5="http://schemas.microsoft.com/office/drawing/2016/5/11/chartex" xmlns:cx6="http://schemas.microsoft.com/office/drawing/2016/5/12/chartex" xmlns:cx7="http://schemas.microsoft.com/office/drawing/2016/5/13/chartex" xmlns:cx8="http://schemas.microsoft.com/office/drawing/2016/5/14/chartex" xmlns:aink="http://schemas.microsoft.com/office/drawing/2016/ink" xmlns:am3d="http://schemas.microsoft.com/office/drawing/2017/model3d" xmlns:o="urn:schemas-microsoft-com:office:office" xmlns:oel="http://schemas.microsoft.com/office/2019/extlst" xmlns:v="urn:schemas-microsoft-com:vml" xmlns:w10="urn:schemas-microsoft-com:office:word" xmlns:w="http://schemas.openxmlformats.org/wordprocessingml/2006/main" xmlns:w16cex="http://schemas.microsoft.com/office/word/2018/wordml/cex" xmlns:w16cid="http://schemas.microsoft.com/office/word/2016/wordml/cid" xmlns:w16="http://schemas.microsoft.com/office/word/2018/wordml" xmlns:w16du="http://schemas.microsoft.com/office/word/2023/wordml/word16du" xmlns:w16sdtdh="http://schemas.microsoft.com/office/word/2020/wordml/sdtdatahash" xmlns:w16sdtfl="http://schemas.microsoft.com/office/word/2024/wordml/sdtformatlock" xmlns:aclsh="http://schemas.microsoft.com/office/drawing/2020/classificationShape" classificationOutcomeType="ftr"/>
                   </a:ext>
                 </a:extLst>
               </wp:docPr>
@@ -10647,7 +8892,7 @@
               <wp:docPr id="1403242937" name="Text Box 8" descr="Restricted - مقيد ">
                 <a:extLst xmlns:a="http://schemas.openxmlformats.org/drawingml/2006/main">
                   <a:ext uri="{5AE41FA2-C0FF-4470-9BD4-5FADCA87CBE2}">
-                    <aclsh:classification xmlns:aclsh="http://schemas.microsoft.com/office/drawing/2020/classificationShape" xmlns:w16sdtfl="http://schemas.microsoft.com/office/word/2024/wordml/sdtformatlock" xmlns:w16sdtdh="http://schemas.microsoft.com/office/word/2020/wordml/sdtdatahash" xmlns:w16du="http://schemas.microsoft.com/office/word/2023/wordml/word16du" xmlns:w16="http://schemas.microsoft.com/office/word/2018/wordml" xmlns:w16cid="http://schemas.microsoft.com/office/word/2016/wordml/cid" xmlns:w16cex="http://schemas.microsoft.com/office/word/2018/wordml/cex" xmlns:w="http://schemas.openxmlformats.org/wordprocessingml/2006/main" xmlns:w10="urn:schemas-microsoft-com:office:word" xmlns:v="urn:schemas-microsoft-com:vml" xmlns:oel="http://schemas.microsoft.com/office/2019/extlst" xmlns:o="urn:schemas-microsoft-com:office:office" xmlns:am3d="http://schemas.microsoft.com/office/drawing/2017/model3d" xmlns:aink="http://schemas.microsoft.com/office/drawing/2016/ink" xmlns:cx8="http://schemas.microsoft.com/office/drawing/2016/5/14/chartex" xmlns:cx7="http://schemas.microsoft.com/office/drawing/2016/5/13/chartex" xmlns:cx6="http://schemas.microsoft.com/office/drawing/2016/5/12/chartex" xmlns:cx5="http://schemas.microsoft.com/office/drawing/2016/5/11/chartex" xmlns:cx4="http://schemas.microsoft.com/office/drawing/2016/5/10/chartex" xmlns:cx3="http://schemas.microsoft.com/office/drawing/2016/5/9/chartex" xmlns:cx2="http://schemas.microsoft.com/office/drawing/2015/10/21/chartex" xmlns:cx1="http://schemas.microsoft.com/office/drawing/2015/9/8/chartex" xmlns="" classificationOutcomeType="ftr"/>
+                    <aclsh:classification xmlns="" xmlns:cx1="http://schemas.microsoft.com/office/drawing/2015/9/8/chartex" xmlns:cx2="http://schemas.microsoft.com/office/drawing/2015/10/21/chartex" xmlns:cx3="http://schemas.microsoft.com/office/drawing/2016/5/9/chartex" xmlns:cx4="http://schemas.microsoft.com/office/drawing/2016/5/10/chartex" xmlns:cx5="http://schemas.microsoft.com/office/drawing/2016/5/11/chartex" xmlns:cx6="http://schemas.microsoft.com/office/drawing/2016/5/12/chartex" xmlns:cx7="http://schemas.microsoft.com/office/drawing/2016/5/13/chartex" xmlns:cx8="http://schemas.microsoft.com/office/drawing/2016/5/14/chartex" xmlns:aink="http://schemas.microsoft.com/office/drawing/2016/ink" xmlns:am3d="http://schemas.microsoft.com/office/drawing/2017/model3d" xmlns:o="urn:schemas-microsoft-com:office:office" xmlns:oel="http://schemas.microsoft.com/office/2019/extlst" xmlns:v="urn:schemas-microsoft-com:vml" xmlns:w10="urn:schemas-microsoft-com:office:word" xmlns:w="http://schemas.openxmlformats.org/wordprocessingml/2006/main" xmlns:w16cex="http://schemas.microsoft.com/office/word/2018/wordml/cex" xmlns:w16cid="http://schemas.microsoft.com/office/word/2016/wordml/cid" xmlns:w16="http://schemas.microsoft.com/office/word/2018/wordml" xmlns:w16du="http://schemas.microsoft.com/office/word/2023/wordml/word16du" xmlns:w16sdtdh="http://schemas.microsoft.com/office/word/2020/wordml/sdtdatahash" xmlns:w16sdtfl="http://schemas.microsoft.com/office/word/2024/wordml/sdtformatlock" xmlns:aclsh="http://schemas.microsoft.com/office/drawing/2020/classificationShape" classificationOutcomeType="ftr"/>
                   </a:ext>
                 </a:extLst>
               </wp:docPr>
@@ -11077,7 +9322,7 @@
             </wp:anchor>
           </w:drawing>
         </mc:Choice>
-        <mc:Fallback xmlns:w16sdtfl="http://schemas.microsoft.com/office/word/2024/wordml/sdtformatlock" xmlns:w16sdtdh="http://schemas.microsoft.com/office/word/2020/wordml/sdtdatahash" xmlns:w16du="http://schemas.microsoft.com/office/word/2023/wordml/word16du" xmlns:w16="http://schemas.microsoft.com/office/word/2018/wordml" xmlns:w16cid="http://schemas.microsoft.com/office/word/2016/wordml/cid" xmlns:w16cex="http://schemas.microsoft.com/office/word/2018/wordml/cex" xmlns:oel="http://schemas.microsoft.com/office/2019/extlst" xmlns:am3d="http://schemas.microsoft.com/office/drawing/2017/model3d" xmlns:aink="http://schemas.microsoft.com/office/drawing/2016/ink" xmlns:cx8="http://schemas.microsoft.com/office/drawing/2016/5/14/chartex" xmlns:cx7="http://schemas.microsoft.com/office/drawing/2016/5/13/chartex" xmlns:cx6="http://schemas.microsoft.com/office/drawing/2016/5/12/chartex" xmlns:cx5="http://schemas.microsoft.com/office/drawing/2016/5/11/chartex" xmlns:cx4="http://schemas.microsoft.com/office/drawing/2016/5/10/chartex" xmlns:cx3="http://schemas.microsoft.com/office/drawing/2016/5/9/chartex" xmlns:cx2="http://schemas.microsoft.com/office/drawing/2015/10/21/chartex" xmlns:cx1="http://schemas.microsoft.com/office/drawing/2015/9/8/chartex">
+        <mc:Fallback xmlns:cx1="http://schemas.microsoft.com/office/drawing/2015/9/8/chartex" xmlns:cx2="http://schemas.microsoft.com/office/drawing/2015/10/21/chartex" xmlns:cx3="http://schemas.microsoft.com/office/drawing/2016/5/9/chartex" xmlns:cx4="http://schemas.microsoft.com/office/drawing/2016/5/10/chartex" xmlns:cx5="http://schemas.microsoft.com/office/drawing/2016/5/11/chartex" xmlns:cx6="http://schemas.microsoft.com/office/drawing/2016/5/12/chartex" xmlns:cx7="http://schemas.microsoft.com/office/drawing/2016/5/13/chartex" xmlns:cx8="http://schemas.microsoft.com/office/drawing/2016/5/14/chartex" xmlns:aink="http://schemas.microsoft.com/office/drawing/2016/ink" xmlns:am3d="http://schemas.microsoft.com/office/drawing/2017/model3d" xmlns:oel="http://schemas.microsoft.com/office/2019/extlst" xmlns:w16cex="http://schemas.microsoft.com/office/word/2018/wordml/cex" xmlns:w16cid="http://schemas.microsoft.com/office/word/2016/wordml/cid" xmlns:w16="http://schemas.microsoft.com/office/word/2018/wordml" xmlns:w16du="http://schemas.microsoft.com/office/word/2023/wordml/word16du" xmlns:w16sdtdh="http://schemas.microsoft.com/office/word/2020/wordml/sdtdatahash" xmlns:w16sdtfl="http://schemas.microsoft.com/office/word/2024/wordml/sdtformatlock">
           <w:pict>
             <v:line w14:anchorId="7169C831" id="Straight Connector 6" o:spid="_x0000_s1026" style="position:absolute;z-index:251660288;visibility:visible;mso-wrap-style:square;mso-width-percent:0;mso-height-percent:0;mso-wrap-distance-left:9pt;mso-wrap-distance-top:-3e-5mm;mso-wrap-distance-right:9pt;mso-wrap-distance-bottom:-3e-5mm;mso-position-horizontal:absolute;mso-position-horizontal-relative:text;mso-position-vertical:absolute;mso-position-vertical-relative:text;mso-width-percent:0;mso-height-percent:0;mso-width-relative:page;mso-height-relative:page" from="-68.95pt,-666.45pt" to="489.05pt,-666.45pt" o:gfxdata="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" strokecolor="#4f81bd" strokeweight="2pt">
               <v:shadow on="t" opacity="24903f" origin=",.5" offset="0,.55556mm"/>
@@ -11137,7 +9382,7 @@
             <w:fldChar w:fldCharType="separate"/>
           </w:r>
           <w:r>
-            <w:t>14</w:t>
+            <w:t>08</w:t>
           </w:r>
           <w:r>
             <w:fldChar w:fldCharType="end"/>
@@ -11187,6 +9432,8 @@
           <w:r>
             <w:rPr>
               <w:rFonts w:hint="cs"/>
+              <w:b w:val="0"/>
+              <w:bCs w:val="0"/>
               <w:noProof/>
               <w:rtl/>
             </w:rPr>
@@ -11195,6 +9442,8 @@
           <w:r>
             <w:rPr>
               <w:rFonts w:hint="cs"/>
+              <w:b w:val="0"/>
+              <w:bCs w:val="0"/>
               <w:noProof/>
             </w:rPr>
             <w:instrText>Heading 1</w:instrText>
@@ -11202,6 +9451,8 @@
           <w:r>
             <w:rPr>
               <w:rFonts w:hint="cs"/>
+              <w:b w:val="0"/>
+              <w:bCs w:val="0"/>
               <w:noProof/>
               <w:rtl/>
             </w:rPr>
@@ -11237,6 +9488,8 @@
           <w:r>
             <w:rPr>
               <w:rFonts w:hint="cs"/>
+              <w:b w:val="0"/>
+              <w:bCs w:val="0"/>
               <w:noProof/>
               <w:rtl/>
             </w:rPr>
@@ -11245,6 +9498,8 @@
           <w:r>
             <w:rPr>
               <w:rFonts w:hint="cs"/>
+              <w:b w:val="0"/>
+              <w:bCs w:val="0"/>
               <w:noProof/>
             </w:rPr>
             <w:instrText>Heading 1</w:instrText>
@@ -11252,6 +9507,8 @@
           <w:r>
             <w:rPr>
               <w:rFonts w:hint="cs"/>
+              <w:b w:val="0"/>
+              <w:bCs w:val="0"/>
               <w:noProof/>
               <w:rtl/>
             </w:rPr>
@@ -11272,6 +9529,8 @@
           <w:r>
             <w:rPr>
               <w:rFonts w:hint="cs"/>
+              <w:b w:val="0"/>
+              <w:bCs w:val="0"/>
               <w:noProof/>
               <w:rtl/>
             </w:rPr>
@@ -11280,6 +9539,8 @@
           <w:r>
             <w:rPr>
               <w:rFonts w:hint="cs"/>
+              <w:b w:val="0"/>
+              <w:bCs w:val="0"/>
               <w:noProof/>
             </w:rPr>
             <w:t>Heading 1</w:t>
@@ -11287,6 +9548,8 @@
           <w:r>
             <w:rPr>
               <w:rFonts w:hint="cs"/>
+              <w:b w:val="0"/>
+              <w:bCs w:val="0"/>
               <w:noProof/>
               <w:rtl/>
             </w:rPr>
@@ -14748,14 +13011,14 @@
     <w:charset w:val="00"/>
     <w:family w:val="roman"/>
     <w:pitch w:val="variable"/>
-    <w:sig w:usb0="E00006FF" w:usb1="420024FF" w:usb2="02000000" w:usb3="00000000" w:csb0="0000019F" w:csb1="00000000"/>
+    <w:sig w:usb0="A00002EF" w:usb1="4000004B" w:usb2="00000000" w:usb3="00000000" w:csb0="0000009F" w:csb1="00000000"/>
   </w:font>
   <w:font w:name="Times New Roman">
     <w:panose1 w:val="02020603050405020304"/>
     <w:charset w:val="00"/>
     <w:family w:val="roman"/>
     <w:pitch w:val="variable"/>
-    <w:sig w:usb0="E0002EFF" w:usb1="C000785B" w:usb2="00000009" w:usb3="00000000" w:csb0="000001FF" w:csb1="00000000"/>
+    <w:sig w:usb0="E0002AFF" w:usb1="C0007843" w:usb2="00000009" w:usb3="00000000" w:csb0="000001FF" w:csb1="00000000"/>
   </w:font>
   <w:font w:name="Symbol">
     <w:panose1 w:val="05050102010706020507"/>
@@ -14783,7 +13046,7 @@
     <w:charset w:val="00"/>
     <w:family w:val="swiss"/>
     <w:pitch w:val="variable"/>
-    <w:sig w:usb0="E0002EFF" w:usb1="C000785B" w:usb2="00000009" w:usb3="00000000" w:csb0="000001FF" w:csb1="00000000"/>
+    <w:sig w:usb0="E0002AFF" w:usb1="C0007843" w:usb2="00000009" w:usb3="00000000" w:csb0="000001FF" w:csb1="00000000"/>
   </w:font>
   <w:font w:name="MS PGothic">
     <w:panose1 w:val="020B0600070205080204"/>
@@ -14818,7 +13081,7 @@
     <w:charset w:val="00"/>
     <w:family w:val="swiss"/>
     <w:pitch w:val="variable"/>
-    <w:sig w:usb0="E4002EFF" w:usb1="C200247B" w:usb2="00000009" w:usb3="00000000" w:csb0="000001FF" w:csb1="00000000"/>
+    <w:sig w:usb0="E00002FF" w:usb1="4000ACFF" w:usb2="00000001" w:usb3="00000000" w:csb0="0000019F" w:csb1="00000000"/>
   </w:font>
   <w:font w:name="Yu Mincho">
     <w:charset w:val="80"/>
@@ -14838,7 +13101,7 @@
     <w:charset w:val="00"/>
     <w:family w:val="swiss"/>
     <w:pitch w:val="variable"/>
-    <w:sig w:usb0="E4002EFF" w:usb1="C200247B" w:usb2="00000009" w:usb3="00000000" w:csb0="000001FF" w:csb1="00000000"/>
+    <w:sig w:usb0="A00002EF" w:usb1="4000207B" w:usb2="00000000" w:usb3="00000000" w:csb0="0000009F" w:csb1="00000000"/>
   </w:font>
 </w:fonts>
 </file>
@@ -14905,6 +13168,7 @@
     <w:rsid w:val="0073624A"/>
     <w:rsid w:val="008A4AE7"/>
     <w:rsid w:val="00902777"/>
+    <w:rsid w:val="009516A3"/>
     <w:rsid w:val="00977680"/>
     <w:rsid w:val="009A71AB"/>
     <w:rsid w:val="00A53609"/>
@@ -15775,7 +14039,7 @@
 </file>
 
 <file path=customXml/itemProps3.xml><?xml version="1.0" encoding="utf-8"?>
-<ds:datastoreItem xmlns:ds="http://schemas.openxmlformats.org/officeDocument/2006/customXml" ds:itemID="{D364F46F-EB83-4024-8065-37BCC381D405}">
+<ds:datastoreItem xmlns:ds="http://schemas.openxmlformats.org/officeDocument/2006/customXml" ds:itemID="{DF2FE979-DFEE-4A7C-939C-35116607918D}">
   <ds:schemaRefs>
     <ds:schemaRef ds:uri="http://schemas.openxmlformats.org/officeDocument/2006/bibliography"/>
   </ds:schemaRefs>
